--- a/documentationAndRequirements/Financely_Dokumentacia.docx
+++ b/documentationAndRequirements/Financely_Dokumentacia.docx
@@ -1,217 +1,330 @@
 
 <file path=word/document.xml><?xml version="1.0" encoding="utf-8"?>
-<w:document xmlns:wpc="http://schemas.microsoft.com/office/word/2010/wordprocessingCanvas" xmlns:r="http://schemas.openxmlformats.org/officeDocument/2006/relationships" xmlns:m="http://schemas.openxmlformats.org/officeDocument/2006/math" xmlns:v="urn:schemas-microsoft-com:vml" xmlns:wp="http://schemas.openxmlformats.org/drawingml/2006/wordprocessingDrawing" xmlns:w="http://schemas.openxmlformats.org/wordprocessingml/2006/main" xmlns:w14="http://schemas.microsoft.com/office/word/2010/wordml" xmlns:w15="http://schemas.microsoft.com/office/word/2012/wordml" xmlns:mc="http://schemas.openxmlformats.org/markup-compatibility/2006" mc:Ignorable="w14 w15">
+<w:document xmlns:wpc="http://schemas.microsoft.com/office/word/2010/wordprocessingCanvas" xmlns:cx="http://schemas.microsoft.com/office/drawing/2014/chartex" xmlns:cx1="http://schemas.microsoft.com/office/drawing/2015/9/8/chartex" xmlns:cx2="http://schemas.microsoft.com/office/drawing/2015/10/21/chartex" xmlns:cx3="http://schemas.microsoft.com/office/drawing/2016/5/9/chartex" xmlns:cx4="http://schemas.microsoft.com/office/drawing/2016/5/10/chartex" xmlns:cx5="http://schemas.microsoft.com/office/drawing/2016/5/11/chartex" xmlns:cx6="http://schemas.microsoft.com/office/drawing/2016/5/12/chartex" xmlns:cx7="http://schemas.microsoft.com/office/drawing/2016/5/13/chartex" xmlns:cx8="http://schemas.microsoft.com/office/drawing/2016/5/14/chartex" xmlns:mc="http://schemas.openxmlformats.org/markup-compatibility/2006" xmlns:aink="http://schemas.microsoft.com/office/drawing/2016/ink" xmlns:am3d="http://schemas.microsoft.com/office/drawing/2017/model3d" xmlns:o="urn:schemas-microsoft-com:office:office" xmlns:oel="http://schemas.microsoft.com/office/2019/extlst" xmlns:r="http://schemas.openxmlformats.org/officeDocument/2006/relationships" xmlns:m="http://schemas.openxmlformats.org/officeDocument/2006/math" xmlns:v="urn:schemas-microsoft-com:vml" xmlns:wp14="http://schemas.microsoft.com/office/word/2010/wordprocessingDrawing" xmlns:wp="http://schemas.openxmlformats.org/drawingml/2006/wordprocessingDrawing" xmlns:w10="urn:schemas-microsoft-com:office:word" xmlns:w="http://schemas.openxmlformats.org/wordprocessingml/2006/main" xmlns:w14="http://schemas.microsoft.com/office/word/2010/wordml" xmlns:w15="http://schemas.microsoft.com/office/word/2012/wordml" xmlns:w16cex="http://schemas.microsoft.com/office/word/2018/wordml/cex" xmlns:w16cid="http://schemas.microsoft.com/office/word/2016/wordml/cid" xmlns:w16="http://schemas.microsoft.com/office/word/2018/wordml" xmlns:w16du="http://schemas.microsoft.com/office/word/2023/wordml/word16du" xmlns:w16sdtdh="http://schemas.microsoft.com/office/word/2020/wordml/sdtdatahash" xmlns:w16sdtfl="http://schemas.microsoft.com/office/word/2024/wordml/sdtformatlock" xmlns:w16se="http://schemas.microsoft.com/office/word/2015/wordml/symex" xmlns:wpg="http://schemas.microsoft.com/office/word/2010/wordprocessingGroup" xmlns:wpi="http://schemas.microsoft.com/office/word/2010/wordprocessingInk" xmlns:wne="http://schemas.microsoft.com/office/word/2006/wordml" xmlns:wps="http://schemas.microsoft.com/office/word/2010/wordprocessingShape" mc:Ignorable="w14 w15 w16se w16cid w16 w16cex w16sdtdh w16sdtfl w16du wp14">
   <w:body>
     <w:p>
       <w:pPr>
-        <w:spacing w:line="400" w:lineRule="auto"/>
+        <w:spacing w:line="360" w:lineRule="auto"/>
+        <w:ind w:right="95"/>
         <w:jc w:val="center"/>
-      </w:pPr>
-      <w:r>
         <w:rPr>
           <w:rFonts w:ascii="Times New Roman" w:hAnsi="Times New Roman" w:cs="Times New Roman"/>
           <w:b/>
           <w:bCs/>
-          <w:sz w:val="36"/>
-          <w:szCs w:val="36"/>
-        </w:rPr>
-        <w:t xml:space="preserve">Financely</w:t>
-      </w:r>
-    </w:p>
-    <w:p>
-      <w:pPr>
-        <w:spacing w:line="360" w:lineRule="auto"/>
-        <w:jc w:val="center"/>
-      </w:pPr>
-      <w:r>
-        <w:rPr>
-          <w:rFonts w:ascii="Times New Roman" w:hAnsi="Times New Roman" w:cs="Times New Roman"/>
-          <w:sz w:val="24"/>
-          <w:szCs w:val="24"/>
-        </w:rPr>
-        <w:t xml:space="preserve">интегрирана уеб платформа за автоматизиране на финансовите процеси в малки и средни организации.</w:t>
-      </w:r>
-    </w:p>
-    <w:p>
-      <w:pPr>
-        <w:spacing w:line="240" w:lineRule="auto"/>
-      </w:pPr>
-    </w:p>
-    <w:p>
-      <w:pPr>
-        <w:spacing w:line="300" w:lineRule="auto"/>
-      </w:pPr>
+          <w:sz w:val="72"/>
+          <w:szCs w:val="72"/>
+        </w:rPr>
+      </w:pPr>
+      <w:proofErr w:type="spellStart"/>
       <w:r>
         <w:rPr>
           <w:rFonts w:ascii="Times New Roman" w:hAnsi="Times New Roman" w:cs="Times New Roman"/>
           <w:b/>
           <w:bCs/>
-          <w:sz w:val="24"/>
-          <w:szCs w:val="24"/>
-        </w:rPr>
-        <w:t xml:space="preserve">Автор:</w:t>
-      </w:r>
-    </w:p>
-    <w:p>
-      <w:pPr>
-        <w:spacing w:line="300" w:lineRule="auto"/>
-      </w:pPr>
-      <w:r>
-        <w:rPr>
-          <w:rFonts w:ascii="Times New Roman" w:hAnsi="Times New Roman" w:cs="Times New Roman"/>
-          <w:sz w:val="24"/>
-          <w:szCs w:val="24"/>
-        </w:rPr>
-        <w:t xml:space="preserve">Митьо Валентинов Драганов,</w:t>
-      </w:r>
-    </w:p>
-    <w:p>
-      <w:pPr>
-        <w:spacing w:line="300" w:lineRule="auto"/>
-      </w:pPr>
-      <w:r>
-        <w:rPr>
-          <w:rFonts w:ascii="Times New Roman" w:hAnsi="Times New Roman" w:cs="Times New Roman"/>
-          <w:sz w:val="24"/>
-          <w:szCs w:val="24"/>
-        </w:rPr>
-        <w:t xml:space="preserve">Телефон: 0899072095,</w:t>
-      </w:r>
-    </w:p>
-    <w:p>
-      <w:pPr>
-        <w:spacing w:line="300" w:lineRule="auto"/>
-      </w:pPr>
-      <w:r>
-        <w:rPr>
-          <w:rFonts w:ascii="Times New Roman" w:hAnsi="Times New Roman" w:cs="Times New Roman"/>
-          <w:sz w:val="24"/>
-          <w:szCs w:val="24"/>
-        </w:rPr>
-        <w:t xml:space="preserve">Email: mityodraganow@gmail.com,</w:t>
-      </w:r>
-    </w:p>
-    <w:p>
-      <w:pPr>
-        <w:spacing w:line="300" w:lineRule="auto"/>
-      </w:pPr>
-      <w:r>
-        <w:rPr>
-          <w:rFonts w:ascii="Times New Roman" w:hAnsi="Times New Roman" w:cs="Times New Roman"/>
-          <w:sz w:val="24"/>
-          <w:szCs w:val="24"/>
-        </w:rPr>
-        <w:t xml:space="preserve">ППМГ „Добри Чинтулов" гр. Сливен,</w:t>
-      </w:r>
-    </w:p>
-    <w:p>
-      <w:pPr>
-        <w:spacing w:line="300" w:lineRule="auto"/>
-      </w:pPr>
-      <w:r>
-        <w:rPr>
-          <w:rFonts w:ascii="Times New Roman" w:hAnsi="Times New Roman" w:cs="Times New Roman"/>
-          <w:sz w:val="24"/>
-          <w:szCs w:val="24"/>
-        </w:rPr>
-        <w:t xml:space="preserve">XII клас</w:t>
-      </w:r>
-    </w:p>
-    <w:p>
-      <w:pPr>
-        <w:spacing w:line="240" w:lineRule="auto"/>
-      </w:pPr>
-    </w:p>
-    <w:p>
-      <w:pPr>
-        <w:spacing w:line="300" w:lineRule="auto"/>
-      </w:pPr>
+          <w:sz w:val="72"/>
+          <w:szCs w:val="72"/>
+        </w:rPr>
+        <w:t>Financely</w:t>
+      </w:r>
+      <w:proofErr w:type="spellEnd"/>
       <w:r>
         <w:rPr>
           <w:rFonts w:ascii="Times New Roman" w:hAnsi="Times New Roman" w:cs="Times New Roman"/>
           <w:b/>
           <w:bCs/>
-          <w:sz w:val="24"/>
-          <w:szCs w:val="24"/>
-        </w:rPr>
-        <w:t xml:space="preserve">Научен ръководител:</w:t>
-      </w:r>
-    </w:p>
-    <w:p>
-      <w:pPr>
-        <w:spacing w:line="300" w:lineRule="auto"/>
-      </w:pPr>
-      <w:r>
-        <w:rPr>
-          <w:rFonts w:ascii="Times New Roman" w:hAnsi="Times New Roman" w:cs="Times New Roman"/>
-          <w:sz w:val="24"/>
-          <w:szCs w:val="24"/>
-        </w:rPr>
-        <w:t xml:space="preserve">Стефка Петкова</w:t>
-      </w:r>
-    </w:p>
-    <w:p>
-      <w:pPr>
-        <w:spacing w:line="300" w:lineRule="auto"/>
-      </w:pPr>
-      <w:r>
-        <w:rPr>
-          <w:rFonts w:ascii="Times New Roman" w:hAnsi="Times New Roman" w:cs="Times New Roman"/>
-          <w:sz w:val="24"/>
-          <w:szCs w:val="24"/>
-        </w:rPr>
-        <w:t xml:space="preserve">Старши учител по информатика и ИТ</w:t>
-      </w:r>
-    </w:p>
-    <w:p>
-      <w:pPr>
-        <w:spacing w:line="300" w:lineRule="auto"/>
-      </w:pPr>
-      <w:r>
-        <w:rPr>
-          <w:rFonts w:ascii="Times New Roman" w:hAnsi="Times New Roman" w:cs="Times New Roman"/>
-          <w:sz w:val="24"/>
-          <w:szCs w:val="24"/>
-        </w:rPr>
-        <w:t xml:space="preserve">в ППМГ „Добри Чинтулов", гр. Сливен</w:t>
-      </w:r>
-    </w:p>
-    <w:p>
-      <w:pPr>
-        <w:spacing w:line="300" w:lineRule="auto"/>
-      </w:pPr>
-      <w:r>
-        <w:rPr>
-          <w:rFonts w:ascii="Times New Roman" w:hAnsi="Times New Roman" w:cs="Times New Roman"/>
-          <w:sz w:val="24"/>
-          <w:szCs w:val="24"/>
-        </w:rPr>
-        <w:t xml:space="preserve">Email: techi_and@abv.bg</w:t>
-      </w:r>
-    </w:p>
-    <w:p>
-      <w:pPr>
-        <w:spacing w:line="300" w:lineRule="auto"/>
-      </w:pPr>
-      <w:r>
-        <w:rPr>
-          <w:rFonts w:ascii="Times New Roman" w:hAnsi="Times New Roman" w:cs="Times New Roman"/>
-          <w:sz w:val="24"/>
-          <w:szCs w:val="24"/>
-        </w:rPr>
-        <w:t xml:space="preserve">Телефон: +359899123447</w:t>
-      </w:r>
-    </w:p>
-    <w:p>
-      <w:pPr>
-        <w:spacing w:line="240" w:lineRule="auto"/>
-      </w:pPr>
+          <w:sz w:val="72"/>
+          <w:szCs w:val="72"/>
+        </w:rPr>
+        <w:t xml:space="preserve"> </w:t>
+      </w:r>
     </w:p>
     <w:p>
       <w:pPr>
         <w:spacing w:line="360" w:lineRule="auto"/>
+        <w:ind w:right="95"/>
         <w:jc w:val="center"/>
-      </w:pPr>
+        <w:rPr>
+          <w:rFonts w:ascii="Times New Roman" w:hAnsi="Times New Roman" w:cs="Times New Roman"/>
+          <w:sz w:val="52"/>
+          <w:szCs w:val="52"/>
+        </w:rPr>
+      </w:pPr>
+      <w:r>
+        <w:rPr>
+          <w:rFonts w:ascii="Times New Roman" w:hAnsi="Times New Roman" w:cs="Times New Roman"/>
+          <w:b/>
+          <w:bCs/>
+          <w:sz w:val="52"/>
+          <w:szCs w:val="52"/>
+        </w:rPr>
+        <w:t xml:space="preserve"> </w:t>
+      </w:r>
+      <w:proofErr w:type="spellStart"/>
+      <w:r>
+        <w:rPr>
+          <w:rFonts w:ascii="Times New Roman" w:hAnsi="Times New Roman" w:cs="Times New Roman"/>
+          <w:sz w:val="52"/>
+          <w:szCs w:val="52"/>
+        </w:rPr>
+        <w:t>интегрирана</w:t>
+      </w:r>
+      <w:proofErr w:type="spellEnd"/>
+      <w:r>
+        <w:rPr>
+          <w:rFonts w:ascii="Times New Roman" w:hAnsi="Times New Roman" w:cs="Times New Roman"/>
+          <w:sz w:val="52"/>
+          <w:szCs w:val="52"/>
+        </w:rPr>
+        <w:t xml:space="preserve"> </w:t>
+      </w:r>
+      <w:proofErr w:type="spellStart"/>
+      <w:r>
+        <w:rPr>
+          <w:rFonts w:ascii="Times New Roman" w:hAnsi="Times New Roman" w:cs="Times New Roman"/>
+          <w:sz w:val="52"/>
+          <w:szCs w:val="52"/>
+        </w:rPr>
+        <w:t>уеб</w:t>
+      </w:r>
+      <w:proofErr w:type="spellEnd"/>
+      <w:r>
+        <w:rPr>
+          <w:rFonts w:ascii="Times New Roman" w:hAnsi="Times New Roman" w:cs="Times New Roman"/>
+          <w:sz w:val="52"/>
+          <w:szCs w:val="52"/>
+        </w:rPr>
+        <w:t xml:space="preserve"> </w:t>
+      </w:r>
+      <w:proofErr w:type="spellStart"/>
+      <w:r>
+        <w:rPr>
+          <w:rFonts w:ascii="Times New Roman" w:hAnsi="Times New Roman" w:cs="Times New Roman"/>
+          <w:sz w:val="52"/>
+          <w:szCs w:val="52"/>
+        </w:rPr>
+        <w:t>платформа</w:t>
+      </w:r>
+      <w:proofErr w:type="spellEnd"/>
+      <w:r>
+        <w:rPr>
+          <w:rFonts w:ascii="Times New Roman" w:hAnsi="Times New Roman" w:cs="Times New Roman"/>
+          <w:sz w:val="52"/>
+          <w:szCs w:val="52"/>
+        </w:rPr>
+        <w:t xml:space="preserve"> </w:t>
+      </w:r>
+      <w:proofErr w:type="spellStart"/>
+      <w:r>
+        <w:rPr>
+          <w:rFonts w:ascii="Times New Roman" w:hAnsi="Times New Roman" w:cs="Times New Roman"/>
+          <w:sz w:val="52"/>
+          <w:szCs w:val="52"/>
+        </w:rPr>
+        <w:t>за</w:t>
+      </w:r>
+      <w:proofErr w:type="spellEnd"/>
+      <w:r>
+        <w:rPr>
+          <w:rFonts w:ascii="Times New Roman" w:hAnsi="Times New Roman" w:cs="Times New Roman"/>
+          <w:sz w:val="52"/>
+          <w:szCs w:val="52"/>
+        </w:rPr>
+        <w:t xml:space="preserve"> </w:t>
+      </w:r>
+      <w:proofErr w:type="spellStart"/>
+      <w:r>
+        <w:rPr>
+          <w:rFonts w:ascii="Times New Roman" w:hAnsi="Times New Roman" w:cs="Times New Roman"/>
+          <w:sz w:val="52"/>
+          <w:szCs w:val="52"/>
+        </w:rPr>
+        <w:t>автоматизиране</w:t>
+      </w:r>
+      <w:proofErr w:type="spellEnd"/>
+      <w:r>
+        <w:rPr>
+          <w:rFonts w:ascii="Times New Roman" w:hAnsi="Times New Roman" w:cs="Times New Roman"/>
+          <w:sz w:val="52"/>
+          <w:szCs w:val="52"/>
+        </w:rPr>
+        <w:t xml:space="preserve"> </w:t>
+      </w:r>
+      <w:proofErr w:type="spellStart"/>
+      <w:r>
+        <w:rPr>
+          <w:rFonts w:ascii="Times New Roman" w:hAnsi="Times New Roman" w:cs="Times New Roman"/>
+          <w:sz w:val="52"/>
+          <w:szCs w:val="52"/>
+        </w:rPr>
+        <w:t>на</w:t>
+      </w:r>
+      <w:proofErr w:type="spellEnd"/>
+      <w:r>
+        <w:rPr>
+          <w:rFonts w:ascii="Times New Roman" w:hAnsi="Times New Roman" w:cs="Times New Roman"/>
+          <w:sz w:val="52"/>
+          <w:szCs w:val="52"/>
+        </w:rPr>
+        <w:t xml:space="preserve"> </w:t>
+      </w:r>
+      <w:proofErr w:type="spellStart"/>
+      <w:r>
+        <w:rPr>
+          <w:rFonts w:ascii="Times New Roman" w:hAnsi="Times New Roman" w:cs="Times New Roman"/>
+          <w:sz w:val="52"/>
+          <w:szCs w:val="52"/>
+        </w:rPr>
+        <w:t>финансовите</w:t>
+      </w:r>
+      <w:proofErr w:type="spellEnd"/>
+      <w:r>
+        <w:rPr>
+          <w:rFonts w:ascii="Times New Roman" w:hAnsi="Times New Roman" w:cs="Times New Roman"/>
+          <w:sz w:val="52"/>
+          <w:szCs w:val="52"/>
+        </w:rPr>
+        <w:t xml:space="preserve"> </w:t>
+      </w:r>
+      <w:proofErr w:type="spellStart"/>
+      <w:r>
+        <w:rPr>
+          <w:rFonts w:ascii="Times New Roman" w:hAnsi="Times New Roman" w:cs="Times New Roman"/>
+          <w:sz w:val="52"/>
+          <w:szCs w:val="52"/>
+        </w:rPr>
+        <w:t>процеси</w:t>
+      </w:r>
+      <w:proofErr w:type="spellEnd"/>
+      <w:r>
+        <w:rPr>
+          <w:rFonts w:ascii="Times New Roman" w:hAnsi="Times New Roman" w:cs="Times New Roman"/>
+          <w:sz w:val="52"/>
+          <w:szCs w:val="52"/>
+        </w:rPr>
+        <w:t xml:space="preserve"> в </w:t>
+      </w:r>
+      <w:proofErr w:type="spellStart"/>
+      <w:r>
+        <w:rPr>
+          <w:rFonts w:ascii="Times New Roman" w:hAnsi="Times New Roman" w:cs="Times New Roman"/>
+          <w:sz w:val="52"/>
+          <w:szCs w:val="52"/>
+        </w:rPr>
+        <w:t>малки</w:t>
+      </w:r>
+      <w:proofErr w:type="spellEnd"/>
+      <w:r>
+        <w:rPr>
+          <w:rFonts w:ascii="Times New Roman" w:hAnsi="Times New Roman" w:cs="Times New Roman"/>
+          <w:sz w:val="52"/>
+          <w:szCs w:val="52"/>
+        </w:rPr>
+        <w:t xml:space="preserve"> и </w:t>
+      </w:r>
+      <w:proofErr w:type="spellStart"/>
+      <w:r>
+        <w:rPr>
+          <w:rFonts w:ascii="Times New Roman" w:hAnsi="Times New Roman" w:cs="Times New Roman"/>
+          <w:sz w:val="52"/>
+          <w:szCs w:val="52"/>
+        </w:rPr>
+        <w:t>средни</w:t>
+      </w:r>
+      <w:proofErr w:type="spellEnd"/>
+      <w:r>
+        <w:rPr>
+          <w:rFonts w:ascii="Times New Roman" w:hAnsi="Times New Roman" w:cs="Times New Roman"/>
+          <w:sz w:val="52"/>
+          <w:szCs w:val="52"/>
+        </w:rPr>
+        <w:t xml:space="preserve"> </w:t>
+      </w:r>
+      <w:proofErr w:type="spellStart"/>
+      <w:r>
+        <w:rPr>
+          <w:rFonts w:ascii="Times New Roman" w:hAnsi="Times New Roman" w:cs="Times New Roman"/>
+          <w:sz w:val="52"/>
+          <w:szCs w:val="52"/>
+        </w:rPr>
+        <w:t>организации</w:t>
+      </w:r>
+      <w:proofErr w:type="spellEnd"/>
+      <w:r>
+        <w:rPr>
+          <w:rFonts w:ascii="Times New Roman" w:hAnsi="Times New Roman" w:cs="Times New Roman"/>
+          <w:sz w:val="52"/>
+          <w:szCs w:val="52"/>
+        </w:rPr>
+        <w:t>.</w:t>
+      </w:r>
+    </w:p>
+    <w:p>
+      <w:pPr>
+        <w:spacing w:line="360" w:lineRule="auto"/>
+        <w:ind w:right="95"/>
+        <w:jc w:val="center"/>
+        <w:rPr>
+          <w:rFonts w:ascii="Times New Roman" w:hAnsi="Times New Roman" w:cs="Times New Roman"/>
+          <w:b/>
+          <w:bCs/>
+        </w:rPr>
+      </w:pPr>
+    </w:p>
+    <w:p>
+      <w:pPr>
+        <w:spacing w:line="360" w:lineRule="auto"/>
+        <w:ind w:right="96"/>
+        <w:jc w:val="center"/>
+        <w:rPr>
+          <w:rFonts w:ascii="Times New Roman" w:hAnsi="Times New Roman" w:cs="Times New Roman"/>
+          <w:sz w:val="28"/>
+          <w:szCs w:val="28"/>
+        </w:rPr>
+      </w:pPr>
+      <w:hyperlink r:id="rId5" w:history="1">
+        <w:proofErr w:type="spellStart"/>
+        <w:r>
+          <w:rPr>
+            <w:rStyle w:val="Hyperlink"/>
+            <w:rFonts w:ascii="Times New Roman" w:hAnsi="Times New Roman" w:cs="Times New Roman"/>
+            <w:sz w:val="28"/>
+            <w:szCs w:val="28"/>
+          </w:rPr>
+          <w:t>fina</w:t>
+        </w:r>
+        <w:r>
+          <w:rPr>
+            <w:rStyle w:val="Hyperlink"/>
+            <w:rFonts w:ascii="Times New Roman" w:hAnsi="Times New Roman" w:cs="Times New Roman"/>
+            <w:sz w:val="28"/>
+            <w:szCs w:val="28"/>
+          </w:rPr>
+          <w:t>n</w:t>
+        </w:r>
+        <w:r>
+          <w:rPr>
+            <w:rStyle w:val="Hyperlink"/>
+            <w:rFonts w:ascii="Times New Roman" w:hAnsi="Times New Roman" w:cs="Times New Roman"/>
+            <w:sz w:val="28"/>
+            <w:szCs w:val="28"/>
+          </w:rPr>
+          <w:t>cely.app</w:t>
+        </w:r>
+        <w:proofErr w:type="spellEnd"/>
+      </w:hyperlink>
+    </w:p>
+    <w:p>
+      <w:pPr>
+        <w:spacing w:line="360" w:lineRule="auto"/>
+        <w:ind w:right="96"/>
+        <w:jc w:val="center"/>
+        <w:rPr>
+          <w:rFonts w:ascii="Times New Roman" w:hAnsi="Times New Roman" w:cs="Times New Roman"/>
+          <w:sz w:val="28"/>
+          <w:szCs w:val="28"/>
+        </w:rPr>
+      </w:pPr>
+      <w:proofErr w:type="spellStart"/>
       <w:r>
         <w:rPr>
           <w:rFonts w:ascii="Times New Roman" w:hAnsi="Times New Roman" w:cs="Times New Roman"/>
@@ -220,7 +333,636 @@
           <w:sz w:val="28"/>
           <w:szCs w:val="28"/>
         </w:rPr>
-        <w:t xml:space="preserve">РЕЗЮМЕ</w:t>
+        <w:t>Автор</w:t>
+      </w:r>
+      <w:proofErr w:type="spellEnd"/>
+      <w:r>
+        <w:rPr>
+          <w:rFonts w:ascii="Times New Roman" w:hAnsi="Times New Roman" w:cs="Times New Roman"/>
+          <w:sz w:val="28"/>
+          <w:szCs w:val="28"/>
+        </w:rPr>
+        <w:t>:</w:t>
+      </w:r>
+    </w:p>
+    <w:p>
+      <w:pPr>
+        <w:spacing w:line="360" w:lineRule="auto"/>
+        <w:ind w:right="96"/>
+        <w:jc w:val="center"/>
+        <w:rPr>
+          <w:rFonts w:ascii="Times New Roman" w:hAnsi="Times New Roman" w:cs="Times New Roman"/>
+          <w:b/>
+          <w:bCs/>
+          <w:sz w:val="28"/>
+          <w:szCs w:val="28"/>
+        </w:rPr>
+      </w:pPr>
+      <w:r>
+        <w:rPr>
+          <w:rFonts w:ascii="Times New Roman" w:hAnsi="Times New Roman" w:cs="Times New Roman"/>
+          <w:b/>
+          <w:bCs/>
+          <w:sz w:val="28"/>
+          <w:szCs w:val="28"/>
+          <w:lang w:val="bg-BG"/>
+        </w:rPr>
+        <w:t>Митьо Валентинов Драганов</w:t>
+      </w:r>
+      <w:r>
+        <w:rPr>
+          <w:rFonts w:ascii="Times New Roman" w:hAnsi="Times New Roman" w:cs="Times New Roman"/>
+          <w:b/>
+          <w:bCs/>
+          <w:sz w:val="28"/>
+          <w:szCs w:val="28"/>
+        </w:rPr>
+        <w:t xml:space="preserve"> ,</w:t>
+      </w:r>
+    </w:p>
+    <w:p>
+      <w:pPr>
+        <w:spacing w:line="360" w:lineRule="auto"/>
+        <w:ind w:right="96"/>
+        <w:jc w:val="center"/>
+        <w:rPr>
+          <w:rFonts w:ascii="Times New Roman" w:hAnsi="Times New Roman" w:cs="Times New Roman"/>
+          <w:sz w:val="28"/>
+          <w:szCs w:val="28"/>
+        </w:rPr>
+      </w:pPr>
+      <w:proofErr w:type="spellStart"/>
+      <w:r>
+        <w:rPr>
+          <w:rFonts w:ascii="Times New Roman" w:hAnsi="Times New Roman" w:cs="Times New Roman"/>
+          <w:sz w:val="28"/>
+          <w:szCs w:val="28"/>
+        </w:rPr>
+        <w:t>Телефон</w:t>
+      </w:r>
+      <w:proofErr w:type="spellEnd"/>
+      <w:r>
+        <w:rPr>
+          <w:rFonts w:ascii="Times New Roman" w:hAnsi="Times New Roman" w:cs="Times New Roman"/>
+          <w:sz w:val="28"/>
+          <w:szCs w:val="28"/>
+        </w:rPr>
+        <w:t>:</w:t>
+      </w:r>
+      <w:r>
+        <w:rPr>
+          <w:rFonts w:ascii="Times New Roman" w:hAnsi="Times New Roman" w:cs="Times New Roman"/>
+          <w:sz w:val="28"/>
+          <w:szCs w:val="28"/>
+          <w:lang w:val="bg-BG"/>
+        </w:rPr>
+        <w:t xml:space="preserve"> 0899072095</w:t>
+      </w:r>
+      <w:r>
+        <w:rPr>
+          <w:rFonts w:ascii="Times New Roman" w:hAnsi="Times New Roman" w:cs="Times New Roman"/>
+          <w:sz w:val="28"/>
+          <w:szCs w:val="28"/>
+        </w:rPr>
+        <w:t xml:space="preserve">, </w:t>
+      </w:r>
+    </w:p>
+    <w:p>
+      <w:pPr>
+        <w:spacing w:line="360" w:lineRule="auto"/>
+        <w:ind w:right="96"/>
+        <w:jc w:val="center"/>
+        <w:rPr>
+          <w:rFonts w:ascii="Times New Roman" w:hAnsi="Times New Roman" w:cs="Times New Roman"/>
+          <w:sz w:val="28"/>
+          <w:szCs w:val="28"/>
+        </w:rPr>
+      </w:pPr>
+      <w:r>
+        <w:rPr>
+          <w:rFonts w:ascii="Times New Roman" w:hAnsi="Times New Roman" w:cs="Times New Roman"/>
+          <w:sz w:val="28"/>
+          <w:szCs w:val="28"/>
+        </w:rPr>
+        <w:t>Email</w:t>
+      </w:r>
+      <w:r>
+        <w:rPr>
+          <w:rFonts w:ascii="Times New Roman" w:hAnsi="Times New Roman" w:cs="Times New Roman"/>
+          <w:sz w:val="28"/>
+          <w:szCs w:val="28"/>
+          <w:lang w:val="ru-RU"/>
+        </w:rPr>
+        <w:t>:</w:t>
+      </w:r>
+      <w:r>
+        <w:rPr>
+          <w:rFonts w:ascii="Times New Roman" w:hAnsi="Times New Roman" w:cs="Times New Roman"/>
+          <w:sz w:val="28"/>
+          <w:szCs w:val="28"/>
+        </w:rPr>
+        <w:t xml:space="preserve"> </w:t>
+      </w:r>
+      <w:hyperlink r:id="rId6" w:history="1">
+        <w:r>
+          <w:rPr>
+            <w:rStyle w:val="Hyperlink"/>
+            <w:rFonts w:ascii="Times New Roman" w:hAnsi="Times New Roman" w:cs="Times New Roman"/>
+            <w:sz w:val="28"/>
+            <w:szCs w:val="28"/>
+          </w:rPr>
+          <w:t>mityodraganow@gmail.com</w:t>
+        </w:r>
+      </w:hyperlink>
+      <w:r>
+        <w:rPr>
+          <w:rFonts w:ascii="Times New Roman" w:hAnsi="Times New Roman" w:cs="Times New Roman"/>
+          <w:sz w:val="28"/>
+          <w:szCs w:val="28"/>
+        </w:rPr>
+        <w:t xml:space="preserve">, </w:t>
+      </w:r>
+    </w:p>
+    <w:p>
+      <w:pPr>
+        <w:spacing w:line="360" w:lineRule="auto"/>
+        <w:ind w:right="96"/>
+        <w:jc w:val="center"/>
+        <w:rPr>
+          <w:rFonts w:ascii="Times New Roman" w:hAnsi="Times New Roman" w:cs="Times New Roman"/>
+          <w:sz w:val="28"/>
+          <w:szCs w:val="28"/>
+        </w:rPr>
+      </w:pPr>
+      <w:r>
+        <w:rPr>
+          <w:rFonts w:ascii="Times New Roman" w:hAnsi="Times New Roman" w:cs="Times New Roman"/>
+          <w:sz w:val="28"/>
+          <w:szCs w:val="28"/>
+          <w:lang w:val="bg-BG"/>
+        </w:rPr>
+        <w:t>ППМГ „Добри Чинтулов“ гр. Сливен</w:t>
+      </w:r>
+      <w:r>
+        <w:rPr>
+          <w:rFonts w:ascii="Times New Roman" w:hAnsi="Times New Roman" w:cs="Times New Roman"/>
+          <w:sz w:val="28"/>
+          <w:szCs w:val="28"/>
+        </w:rPr>
+        <w:t xml:space="preserve">, </w:t>
+      </w:r>
+    </w:p>
+    <w:p>
+      <w:pPr>
+        <w:spacing w:line="360" w:lineRule="auto"/>
+        <w:ind w:right="96"/>
+        <w:jc w:val="center"/>
+        <w:rPr>
+          <w:rFonts w:ascii="Times New Roman" w:hAnsi="Times New Roman" w:cs="Times New Roman"/>
+          <w:sz w:val="28"/>
+          <w:szCs w:val="28"/>
+        </w:rPr>
+      </w:pPr>
+      <w:r>
+        <w:rPr>
+          <w:rFonts w:ascii="Times New Roman" w:hAnsi="Times New Roman" w:cs="Times New Roman"/>
+          <w:sz w:val="28"/>
+          <w:szCs w:val="28"/>
+        </w:rPr>
+        <w:t>XII</w:t>
+      </w:r>
+      <w:r>
+        <w:rPr>
+          <w:rFonts w:ascii="Times New Roman" w:hAnsi="Times New Roman" w:cs="Times New Roman"/>
+          <w:sz w:val="28"/>
+          <w:szCs w:val="28"/>
+          <w:lang w:val="bg-BG"/>
+        </w:rPr>
+        <w:t xml:space="preserve"> клас</w:t>
+      </w:r>
+    </w:p>
+    <w:p>
+      <w:pPr>
+        <w:pStyle w:val="NormalWeb"/>
+        <w:spacing w:before="0" w:beforeAutospacing="0" w:after="0" w:afterAutospacing="0" w:line="360" w:lineRule="auto"/>
+        <w:ind w:right="96"/>
+        <w:rPr>
+          <w:i/>
+          <w:iCs/>
+        </w:rPr>
+      </w:pPr>
+    </w:p>
+    <w:p>
+      <w:pPr>
+        <w:pStyle w:val="NormalWeb"/>
+        <w:spacing w:before="0" w:beforeAutospacing="0" w:after="0" w:afterAutospacing="0" w:line="360" w:lineRule="auto"/>
+        <w:ind w:right="95"/>
+        <w:jc w:val="center"/>
+        <w:rPr>
+          <w:b/>
+          <w:bCs/>
+          <w:sz w:val="28"/>
+          <w:szCs w:val="28"/>
+        </w:rPr>
+      </w:pPr>
+      <w:r>
+        <w:rPr>
+          <w:b/>
+          <w:bCs/>
+          <w:sz w:val="28"/>
+          <w:szCs w:val="28"/>
+        </w:rPr>
+        <w:t>Научен ръководител:</w:t>
+      </w:r>
+    </w:p>
+    <w:p>
+      <w:pPr>
+        <w:pStyle w:val="NormalWeb"/>
+        <w:spacing w:before="0" w:beforeAutospacing="0" w:after="0" w:afterAutospacing="0" w:line="360" w:lineRule="auto"/>
+        <w:ind w:right="95"/>
+        <w:jc w:val="center"/>
+        <w:rPr>
+          <w:sz w:val="28"/>
+          <w:szCs w:val="28"/>
+        </w:rPr>
+      </w:pPr>
+      <w:r>
+        <w:rPr>
+          <w:sz w:val="28"/>
+          <w:szCs w:val="28"/>
+        </w:rPr>
+        <w:t>Стефка Петкова</w:t>
+      </w:r>
+    </w:p>
+    <w:p>
+      <w:pPr>
+        <w:pStyle w:val="NormalWeb"/>
+        <w:spacing w:before="0" w:beforeAutospacing="0" w:after="0" w:afterAutospacing="0" w:line="360" w:lineRule="auto"/>
+        <w:ind w:right="95"/>
+        <w:jc w:val="center"/>
+        <w:rPr>
+          <w:sz w:val="28"/>
+          <w:szCs w:val="28"/>
+        </w:rPr>
+      </w:pPr>
+      <w:r>
+        <w:rPr>
+          <w:sz w:val="28"/>
+          <w:szCs w:val="28"/>
+        </w:rPr>
+        <w:t xml:space="preserve">Старши учител по информатика и ИТ </w:t>
+      </w:r>
+    </w:p>
+    <w:p>
+      <w:pPr>
+        <w:pStyle w:val="NormalWeb"/>
+        <w:spacing w:before="0" w:beforeAutospacing="0" w:after="0" w:afterAutospacing="0" w:line="360" w:lineRule="auto"/>
+        <w:ind w:right="95"/>
+        <w:jc w:val="center"/>
+        <w:rPr>
+          <w:sz w:val="28"/>
+          <w:szCs w:val="28"/>
+        </w:rPr>
+      </w:pPr>
+      <w:r>
+        <w:rPr>
+          <w:sz w:val="28"/>
+          <w:szCs w:val="28"/>
+        </w:rPr>
+        <w:t>в ППМГ „Добри Чинтулов“, гр. Сливен</w:t>
+      </w:r>
+      <w:r>
+        <w:rPr>
+          <w:sz w:val="28"/>
+          <w:szCs w:val="28"/>
+        </w:rPr>
+        <w:br/>
+      </w:r>
+      <w:proofErr w:type="spellStart"/>
+      <w:r>
+        <w:rPr>
+          <w:sz w:val="28"/>
+          <w:szCs w:val="28"/>
+        </w:rPr>
+        <w:t>Email</w:t>
+      </w:r>
+      <w:proofErr w:type="spellEnd"/>
+      <w:r>
+        <w:rPr>
+          <w:sz w:val="28"/>
+          <w:szCs w:val="28"/>
+        </w:rPr>
+        <w:t>: techi_and@abv.bg</w:t>
+      </w:r>
+      <w:r>
+        <w:rPr>
+          <w:sz w:val="28"/>
+          <w:szCs w:val="28"/>
+        </w:rPr>
+        <w:br/>
+        <w:t>Телефон: +359899123447</w:t>
+      </w:r>
+    </w:p>
+    <w:p>
+      <w:pPr>
+        <w:spacing w:line="240" w:lineRule="auto"/>
+      </w:pPr>
+    </w:p>
+    <w:p>
+      <w:pPr>
+        <w:spacing w:line="360" w:lineRule="auto"/>
+        <w:jc w:val="center"/>
+        <w:rPr>
+          <w:rFonts w:ascii="Times New Roman" w:hAnsi="Times New Roman" w:cs="Times New Roman"/>
+          <w:b/>
+          <w:bCs/>
+          <w:sz w:val="28"/>
+          <w:szCs w:val="28"/>
+          <w:lang w:val="bg-BG"/>
+        </w:rPr>
+      </w:pPr>
+      <w:r>
+        <w:rPr>
+          <w:rFonts w:ascii="Times New Roman" w:hAnsi="Times New Roman" w:cs="Times New Roman"/>
+          <w:b/>
+          <w:bCs/>
+          <w:sz w:val="28"/>
+          <w:szCs w:val="28"/>
+          <w:lang w:val="bg-BG"/>
+        </w:rPr>
+        <w:lastRenderedPageBreak/>
+        <w:t>Тестови профили</w:t>
+      </w:r>
+    </w:p>
+    <w:p>
+      <w:pPr>
+        <w:autoSpaceDE w:val="0"/>
+        <w:autoSpaceDN w:val="0"/>
+        <w:adjustRightInd w:val="0"/>
+        <w:spacing w:after="0" w:line="240" w:lineRule="auto"/>
+        <w:rPr>
+          <w:rFonts w:ascii="AppleSystemUIFont" w:hAnsi="AppleSystemUIFont" w:cs="AppleSystemUIFont"/>
+          <w:kern w:val="0"/>
+          <w:sz w:val="26"/>
+          <w:szCs w:val="26"/>
+        </w:rPr>
+      </w:pPr>
+      <w:r>
+        <w:rPr>
+          <w:rFonts w:ascii="AppleSystemUIFont" w:hAnsi="AppleSystemUIFont"/>
+          <w:kern w:val="0"/>
+          <w:lang w:val="bg-BG"/>
+        </w:rPr>
+        <w:t xml:space="preserve">имейл: </w:t>
+      </w:r>
+      <w:r>
+        <w:rPr>
+          <w:rFonts w:ascii="AppleSystemUIFont" w:hAnsi="AppleSystemUIFont" w:cs="AppleSystemUIFont"/>
+          <w:kern w:val="0"/>
+          <w:sz w:val="26"/>
+          <w:szCs w:val="26"/>
+        </w:rPr>
+        <w:t>m</w:t>
+      </w:r>
+      <w:r>
+        <w:rPr>
+          <w:rFonts w:ascii="AppleSystemUIFont" w:hAnsi="AppleSystemUIFont" w:cs="AppleSystemUIFont"/>
+          <w:kern w:val="0"/>
+          <w:sz w:val="26"/>
+          <w:szCs w:val="26"/>
+        </w:rPr>
+        <w:t>i</w:t>
+      </w:r>
+      <w:r>
+        <w:rPr>
+          <w:rFonts w:ascii="AppleSystemUIFont" w:hAnsi="AppleSystemUIFont" w:cs="AppleSystemUIFont"/>
+          <w:kern w:val="0"/>
+          <w:sz w:val="26"/>
+          <w:szCs w:val="26"/>
+        </w:rPr>
+        <w:t>tyodraganow+member@gmail.com</w:t>
+      </w:r>
+    </w:p>
+    <w:p>
+      <w:pPr>
+        <w:autoSpaceDE w:val="0"/>
+        <w:autoSpaceDN w:val="0"/>
+        <w:adjustRightInd w:val="0"/>
+        <w:spacing w:after="0" w:line="240" w:lineRule="auto"/>
+        <w:rPr>
+          <w:rFonts w:ascii="AppleSystemUIFont" w:hAnsi="AppleSystemUIFont" w:cs="AppleSystemUIFont"/>
+          <w:kern w:val="0"/>
+          <w:sz w:val="26"/>
+          <w:szCs w:val="26"/>
+        </w:rPr>
+      </w:pPr>
+      <w:r>
+        <w:rPr>
+          <w:rFonts w:ascii="AppleSystemUIFont" w:hAnsi="AppleSystemUIFont" w:cs="AppleSystemUIFont"/>
+          <w:kern w:val="0"/>
+          <w:sz w:val="26"/>
+          <w:szCs w:val="26"/>
+          <w:lang w:val="bg-BG"/>
+        </w:rPr>
+        <w:t xml:space="preserve">парола: </w:t>
+      </w:r>
+      <w:r>
+        <w:rPr>
+          <w:rFonts w:ascii="AppleSystemUIFont" w:hAnsi="AppleSystemUIFont" w:cs="AppleSystemUIFont"/>
+          <w:kern w:val="0"/>
+          <w:sz w:val="26"/>
+          <w:szCs w:val="26"/>
+        </w:rPr>
+        <w:t>mityodraganow+member@gmail.com</w:t>
+      </w:r>
+    </w:p>
+    <w:p>
+      <w:pPr>
+        <w:autoSpaceDE w:val="0"/>
+        <w:autoSpaceDN w:val="0"/>
+        <w:adjustRightInd w:val="0"/>
+        <w:spacing w:after="0" w:line="240" w:lineRule="auto"/>
+        <w:rPr>
+          <w:rFonts w:ascii="AppleSystemUIFont" w:hAnsi="AppleSystemUIFont" w:cs="AppleSystemUIFont"/>
+          <w:kern w:val="0"/>
+          <w:sz w:val="26"/>
+          <w:szCs w:val="26"/>
+        </w:rPr>
+      </w:pPr>
+    </w:p>
+    <w:p>
+      <w:pPr>
+        <w:autoSpaceDE w:val="0"/>
+        <w:autoSpaceDN w:val="0"/>
+        <w:adjustRightInd w:val="0"/>
+        <w:spacing w:after="0" w:line="240" w:lineRule="auto"/>
+        <w:rPr>
+          <w:rFonts w:ascii="AppleSystemUIFont" w:hAnsi="AppleSystemUIFont" w:cs="AppleSystemUIFont"/>
+          <w:kern w:val="0"/>
+          <w:sz w:val="26"/>
+          <w:szCs w:val="26"/>
+        </w:rPr>
+      </w:pPr>
+      <w:r>
+        <w:rPr>
+          <w:rFonts w:ascii="AppleSystemUIFont" w:hAnsi="AppleSystemUIFont"/>
+          <w:kern w:val="0"/>
+          <w:lang w:val="bg-BG"/>
+        </w:rPr>
+        <w:t xml:space="preserve">имейл: </w:t>
+      </w:r>
+      <w:hyperlink r:id="rId7" w:history="1">
+        <w:r>
+          <w:rPr>
+            <w:rFonts w:ascii="AppleSystemUIFont" w:hAnsi="AppleSystemUIFont" w:cs="AppleSystemUIFont"/>
+            <w:kern w:val="0"/>
+            <w:sz w:val="26"/>
+            <w:szCs w:val="26"/>
+          </w:rPr>
+          <w:t>m</w:t>
+        </w:r>
+        <w:r>
+          <w:rPr>
+            <w:rFonts w:ascii="AppleSystemUIFont" w:hAnsi="AppleSystemUIFont" w:cs="AppleSystemUIFont"/>
+            <w:kern w:val="0"/>
+            <w:sz w:val="26"/>
+            <w:szCs w:val="26"/>
+          </w:rPr>
+          <w:t>i</w:t>
+        </w:r>
+        <w:r>
+          <w:rPr>
+            <w:rFonts w:ascii="AppleSystemUIFont" w:hAnsi="AppleSystemUIFont" w:cs="AppleSystemUIFont"/>
+            <w:kern w:val="0"/>
+            <w:sz w:val="26"/>
+            <w:szCs w:val="26"/>
+          </w:rPr>
+          <w:t>tyodraganow+owner@gmail.com</w:t>
+        </w:r>
+      </w:hyperlink>
+    </w:p>
+    <w:p>
+      <w:pPr>
+        <w:spacing w:line="360" w:lineRule="auto"/>
+        <w:rPr>
+          <w:rFonts w:ascii="AppleSystemUIFont" w:hAnsi="AppleSystemUIFont" w:cs="AppleSystemUIFont"/>
+          <w:kern w:val="0"/>
+          <w:sz w:val="26"/>
+          <w:szCs w:val="26"/>
+          <w:lang w:val="bg-BG"/>
+        </w:rPr>
+      </w:pPr>
+      <w:r>
+        <w:rPr>
+          <w:rFonts w:ascii="AppleSystemUIFont" w:hAnsi="AppleSystemUIFont" w:cs="AppleSystemUIFont"/>
+          <w:kern w:val="0"/>
+          <w:sz w:val="26"/>
+          <w:szCs w:val="26"/>
+          <w:lang w:val="bg-BG"/>
+        </w:rPr>
+        <w:t>парола</w:t>
+      </w:r>
+      <w:r>
+        <w:rPr>
+          <w:rFonts w:ascii="AppleSystemUIFont" w:hAnsi="AppleSystemUIFont"/>
+          <w:kern w:val="0"/>
+          <w:lang w:val="bg-BG"/>
+        </w:rPr>
+        <w:t xml:space="preserve">: </w:t>
+      </w:r>
+      <w:r>
+        <w:rPr>
+          <w:rFonts w:ascii="AppleSystemUIFont" w:hAnsi="AppleSystemUIFont" w:cs="AppleSystemUIFont"/>
+          <w:kern w:val="0"/>
+          <w:sz w:val="26"/>
+          <w:szCs w:val="26"/>
+        </w:rPr>
+        <w:t>mityodraganow+owner@gmail.com</w:t>
+      </w:r>
+    </w:p>
+    <w:p>
+      <w:pPr>
+        <w:spacing w:line="360" w:lineRule="auto"/>
+        <w:rPr>
+          <w:rFonts w:ascii="AppleSystemUIFont" w:hAnsi="AppleSystemUIFont" w:cs="AppleSystemUIFont"/>
+          <w:kern w:val="0"/>
+          <w:sz w:val="26"/>
+          <w:szCs w:val="26"/>
+        </w:rPr>
+      </w:pPr>
+      <w:r>
+        <w:rPr>
+          <w:rFonts w:ascii="AppleSystemUIFont" w:hAnsi="AppleSystemUIFont" w:cs="AppleSystemUIFont"/>
+          <w:kern w:val="0"/>
+          <w:sz w:val="26"/>
+          <w:szCs w:val="26"/>
+          <w:lang w:val="bg-BG"/>
+        </w:rPr>
+        <w:t xml:space="preserve">домейн: </w:t>
+      </w:r>
+      <w:hyperlink r:id="rId8" w:history="1">
+        <w:proofErr w:type="spellStart"/>
+        <w:r>
+          <w:rPr>
+            <w:rStyle w:val="Hyperlink"/>
+            <w:rFonts w:ascii="AppleSystemUIFont" w:hAnsi="AppleSystemUIFont" w:cs="AppleSystemUIFont"/>
+            <w:kern w:val="0"/>
+            <w:sz w:val="26"/>
+            <w:szCs w:val="26"/>
+          </w:rPr>
+          <w:t>financely.app</w:t>
+        </w:r>
+        <w:proofErr w:type="spellEnd"/>
+      </w:hyperlink>
+    </w:p>
+    <w:p>
+      <w:pPr>
+        <w:spacing w:line="360" w:lineRule="auto"/>
+        <w:rPr>
+          <w:rFonts w:ascii="Times New Roman" w:hAnsi="Times New Roman" w:cs="Times New Roman"/>
+          <w:b/>
+          <w:bCs/>
+          <w:sz w:val="28"/>
+          <w:szCs w:val="28"/>
+          <w:lang w:val="bg-BG"/>
+        </w:rPr>
+      </w:pPr>
+      <w:r>
+        <w:rPr>
+          <w:rFonts w:ascii="AppleSystemUIFont" w:hAnsi="AppleSystemUIFont" w:cs="AppleSystemUIFont"/>
+          <w:kern w:val="0"/>
+          <w:sz w:val="26"/>
+          <w:szCs w:val="26"/>
+        </w:rPr>
+        <w:t xml:space="preserve">source code: </w:t>
+      </w:r>
+      <w:hyperlink r:id="rId9" w:history="1">
+        <w:r>
+          <w:rPr>
+            <w:rStyle w:val="Hyperlink"/>
+            <w:rFonts w:ascii="AppleSystemUIFont" w:hAnsi="AppleSystemUIFont" w:cs="AppleSystemUIFont"/>
+            <w:kern w:val="0"/>
+            <w:sz w:val="26"/>
+            <w:szCs w:val="26"/>
+          </w:rPr>
+          <w:t>https://github.com/MityoDraganov/Financely</w:t>
+        </w:r>
+      </w:hyperlink>
+    </w:p>
+    <w:p>
+      <w:pPr>
+        <w:spacing w:line="360" w:lineRule="auto"/>
+        <w:jc w:val="center"/>
+      </w:pPr>
+      <w:r>
+        <w:rPr>
+          <w:rFonts w:ascii="Times New Roman" w:hAnsi="Times New Roman" w:cs="Times New Roman"/>
+          <w:b/>
+          <w:bCs/>
+          <w:sz w:val="28"/>
+          <w:szCs w:val="28"/>
+        </w:rPr>
+        <w:t>РЕЗЮМЕ</w:t>
       </w:r>
     </w:p>
     <w:p>
@@ -240,7 +982,7 @@
           <w:sz w:val="26"/>
           <w:szCs w:val="26"/>
         </w:rPr>
-        <w:t xml:space="preserve">4.1. Цели</w:t>
+        <w:t>4.1. Цели</w:t>
       </w:r>
     </w:p>
     <w:p>
@@ -250,10 +992,36 @@
       <w:r>
         <w:rPr>
           <w:rFonts w:ascii="Times New Roman" w:hAnsi="Times New Roman" w:cs="Times New Roman"/>
-          <w:sz w:val="24"/>
-          <w:szCs w:val="24"/>
-        </w:rPr>
-        <w:t xml:space="preserve">Financely е уеб базирана платформа, целяща автоматизация на целия финансов и оперативен цикъл в организациите – от първи контакт с клиент (lead) до фактура и анализ на резултатите (Потенциален клиент → Оферта → Фактура → Анализ). Проектът адресира нуждите на малки и средни бизнеси, които често използват разпокъсани инструменти.</w:t>
+        </w:rPr>
+        <w:t xml:space="preserve">Financely е уеб базирана платформа, целяща автоматизация на целия финансов и оперативен цикъл в организациите – от първи контакт с клиент (lead) до фактура и анализ на резултатите (Потенциален клиент → </w:t>
+      </w:r>
+      <w:proofErr w:type="spellStart"/>
+      <w:r>
+        <w:rPr>
+          <w:rFonts w:ascii="Times New Roman" w:hAnsi="Times New Roman" w:cs="Times New Roman"/>
+        </w:rPr>
+        <w:t>Оферта</w:t>
+      </w:r>
+      <w:proofErr w:type="spellEnd"/>
+      <w:r>
+        <w:rPr>
+          <w:rFonts w:ascii="Times New Roman" w:hAnsi="Times New Roman" w:cs="Times New Roman"/>
+        </w:rPr>
+        <w:t xml:space="preserve"> → </w:t>
+      </w:r>
+      <w:proofErr w:type="spellStart"/>
+      <w:r>
+        <w:rPr>
+          <w:rFonts w:ascii="Times New Roman" w:hAnsi="Times New Roman" w:cs="Times New Roman"/>
+        </w:rPr>
+        <w:t>Фактура</w:t>
+      </w:r>
+      <w:proofErr w:type="spellEnd"/>
+      <w:r>
+        <w:rPr>
+          <w:rFonts w:ascii="Times New Roman" w:hAnsi="Times New Roman" w:cs="Times New Roman"/>
+        </w:rPr>
+        <w:t>). Проектът адресира нуждите на малки и средни бизнеси, които често използват разпокъсани инструменти.</w:t>
       </w:r>
     </w:p>
     <w:p>
@@ -270,108 +1038,140 @@
           <w:rFonts w:ascii="Times New Roman" w:hAnsi="Times New Roman" w:cs="Times New Roman"/>
           <w:b/>
           <w:bCs/>
-          <w:sz w:val="24"/>
-          <w:szCs w:val="24"/>
-        </w:rPr>
-        <w:t xml:space="preserve">Основни цели:</w:t>
-      </w:r>
-    </w:p>
-    <w:p>
-      <w:pPr>
-        <w:spacing w:line="240" w:lineRule="auto"/>
-        <w:ind w:right="96"/>
-      </w:pPr>
-      <w:r>
-        <w:rPr>
-          <w:rFonts w:ascii="Times New Roman" w:hAnsi="Times New Roman" w:cs="Times New Roman"/>
-          <w:sz w:val="24"/>
-          <w:szCs w:val="24"/>
-        </w:rPr>
-        <w:t xml:space="preserve">• намаляване на времето и усилията за изготвяне на оферти, фактури и последващото им администриране;</w:t>
-      </w:r>
-    </w:p>
-    <w:p>
-      <w:pPr>
-        <w:spacing w:line="240" w:lineRule="auto"/>
-        <w:ind w:right="96"/>
-      </w:pPr>
-      <w:r>
-        <w:rPr>
-          <w:rFonts w:ascii="Times New Roman" w:hAnsi="Times New Roman" w:cs="Times New Roman"/>
-          <w:sz w:val="24"/>
-          <w:szCs w:val="24"/>
-        </w:rPr>
-        <w:t xml:space="preserve">• унифициране и дигитализиране на процесите във фирмите, които често използват разнородни и несъвместими инструменти;</w:t>
-      </w:r>
-    </w:p>
-    <w:p>
-      <w:pPr>
-        <w:spacing w:line="240" w:lineRule="auto"/>
-        <w:ind w:right="96"/>
-      </w:pPr>
-      <w:r>
-        <w:rPr>
-          <w:rFonts w:ascii="Times New Roman" w:hAnsi="Times New Roman" w:cs="Times New Roman"/>
-          <w:sz w:val="24"/>
-          <w:szCs w:val="24"/>
-        </w:rPr>
-        <w:t xml:space="preserve">• предоставяне на автоматизации (работни процеси), които минимизират човешки грешки;</w:t>
-      </w:r>
-    </w:p>
-    <w:p>
-      <w:pPr>
-        <w:spacing w:line="240" w:lineRule="auto"/>
-        <w:ind w:right="96"/>
-      </w:pPr>
-      <w:r>
-        <w:rPr>
-          <w:rFonts w:ascii="Times New Roman" w:hAnsi="Times New Roman" w:cs="Times New Roman"/>
-          <w:sz w:val="24"/>
-          <w:szCs w:val="24"/>
-        </w:rPr>
-        <w:t xml:space="preserve">• създаване на бранд-съобразен сайт и интегрируеми widgets (вградени модули) без нужда от програмиране;</w:t>
-      </w:r>
-    </w:p>
-    <w:p>
-      <w:pPr>
-        <w:spacing w:line="240" w:lineRule="auto"/>
-        <w:ind w:right="96"/>
-      </w:pPr>
-      <w:r>
-        <w:rPr>
-          <w:rFonts w:ascii="Times New Roman" w:hAnsi="Times New Roman" w:cs="Times New Roman"/>
-          <w:sz w:val="24"/>
-          <w:szCs w:val="24"/>
-        </w:rPr>
-        <w:t xml:space="preserve">• събиране и квалифициране на потенциални клиенти (leads) директно от вградени форми;</w:t>
-      </w:r>
-    </w:p>
-    <w:p>
-      <w:pPr>
-        <w:spacing w:line="240" w:lineRule="auto"/>
-        <w:ind w:right="96"/>
-      </w:pPr>
-      <w:r>
-        <w:rPr>
-          <w:rFonts w:ascii="Times New Roman" w:hAnsi="Times New Roman" w:cs="Times New Roman"/>
-          <w:sz w:val="24"/>
-          <w:szCs w:val="24"/>
-        </w:rPr>
-        <w:t xml:space="preserve">• управление на потребителски данни и персонализирани полета (metafields/metaobjects);</w:t>
-      </w:r>
-    </w:p>
-    <w:p>
-      <w:pPr>
-        <w:spacing w:line="240" w:lineRule="auto"/>
-        <w:ind w:right="96"/>
-      </w:pPr>
-      <w:r>
-        <w:rPr>
-          <w:rFonts w:ascii="Times New Roman" w:hAnsi="Times New Roman" w:cs="Times New Roman"/>
-          <w:sz w:val="24"/>
-          <w:szCs w:val="24"/>
-        </w:rPr>
-        <w:t xml:space="preserve">• осигуряване на съответствие с регулации, стандарти за фактуриране и GDPR чрез валидирани модели и структурирани данни.</w:t>
+        </w:rPr>
+        <w:t>Основни цели:</w:t>
+      </w:r>
+    </w:p>
+    <w:p>
+      <w:pPr>
+        <w:spacing w:line="240" w:lineRule="auto"/>
+        <w:ind w:right="96"/>
+      </w:pPr>
+      <w:r>
+        <w:rPr>
+          <w:rFonts w:ascii="Times New Roman" w:hAnsi="Times New Roman" w:cs="Times New Roman"/>
+        </w:rPr>
+        <w:t xml:space="preserve">• намаляване на времето и усилията за изготвяне на оферти, фактури и последващото им </w:t>
+      </w:r>
+      <w:proofErr w:type="gramStart"/>
+      <w:r>
+        <w:rPr>
+          <w:rFonts w:ascii="Times New Roman" w:hAnsi="Times New Roman" w:cs="Times New Roman"/>
+        </w:rPr>
+        <w:t>администриране;</w:t>
+      </w:r>
+      <w:proofErr w:type="gramEnd"/>
+    </w:p>
+    <w:p>
+      <w:pPr>
+        <w:spacing w:line="240" w:lineRule="auto"/>
+        <w:ind w:right="96"/>
+      </w:pPr>
+      <w:r>
+        <w:rPr>
+          <w:rFonts w:ascii="Times New Roman" w:hAnsi="Times New Roman" w:cs="Times New Roman"/>
+        </w:rPr>
+        <w:t xml:space="preserve">• унифициране и дигитализиране на процесите във фирмите, които често използват разнородни и несъвместими </w:t>
+      </w:r>
+      <w:proofErr w:type="gramStart"/>
+      <w:r>
+        <w:rPr>
+          <w:rFonts w:ascii="Times New Roman" w:hAnsi="Times New Roman" w:cs="Times New Roman"/>
+        </w:rPr>
+        <w:t>инструменти;</w:t>
+      </w:r>
+      <w:proofErr w:type="gramEnd"/>
+    </w:p>
+    <w:p>
+      <w:pPr>
+        <w:spacing w:line="240" w:lineRule="auto"/>
+        <w:ind w:right="96"/>
+      </w:pPr>
+      <w:r>
+        <w:rPr>
+          <w:rFonts w:ascii="Times New Roman" w:hAnsi="Times New Roman" w:cs="Times New Roman"/>
+        </w:rPr>
+        <w:t xml:space="preserve">• предоставяне на автоматизации (работни процеси), които минимизират човешки </w:t>
+      </w:r>
+      <w:proofErr w:type="gramStart"/>
+      <w:r>
+        <w:rPr>
+          <w:rFonts w:ascii="Times New Roman" w:hAnsi="Times New Roman" w:cs="Times New Roman"/>
+        </w:rPr>
+        <w:t>грешки;</w:t>
+      </w:r>
+      <w:proofErr w:type="gramEnd"/>
+    </w:p>
+    <w:p>
+      <w:pPr>
+        <w:spacing w:line="240" w:lineRule="auto"/>
+        <w:ind w:right="96"/>
+      </w:pPr>
+      <w:r>
+        <w:rPr>
+          <w:rFonts w:ascii="Times New Roman" w:hAnsi="Times New Roman" w:cs="Times New Roman"/>
+        </w:rPr>
+        <w:t xml:space="preserve">• създаване на бранд-съобразен сайт и интегрируеми widgets (вградени модули) без нужда от </w:t>
+      </w:r>
+      <w:proofErr w:type="gramStart"/>
+      <w:r>
+        <w:rPr>
+          <w:rFonts w:ascii="Times New Roman" w:hAnsi="Times New Roman" w:cs="Times New Roman"/>
+        </w:rPr>
+        <w:t>програмиране;</w:t>
+      </w:r>
+      <w:proofErr w:type="gramEnd"/>
+    </w:p>
+    <w:p>
+      <w:pPr>
+        <w:spacing w:line="240" w:lineRule="auto"/>
+        <w:ind w:right="96"/>
+      </w:pPr>
+      <w:r>
+        <w:rPr>
+          <w:rFonts w:ascii="Times New Roman" w:hAnsi="Times New Roman" w:cs="Times New Roman"/>
+        </w:rPr>
+        <w:t xml:space="preserve">• събиране и квалифициране на потенциални клиенти (leads) директно от вградени </w:t>
+      </w:r>
+      <w:proofErr w:type="gramStart"/>
+      <w:r>
+        <w:rPr>
+          <w:rFonts w:ascii="Times New Roman" w:hAnsi="Times New Roman" w:cs="Times New Roman"/>
+        </w:rPr>
+        <w:t>форми;</w:t>
+      </w:r>
+      <w:proofErr w:type="gramEnd"/>
+    </w:p>
+    <w:p>
+      <w:pPr>
+        <w:spacing w:line="240" w:lineRule="auto"/>
+        <w:ind w:right="96"/>
+      </w:pPr>
+      <w:r>
+        <w:rPr>
+          <w:rFonts w:ascii="Times New Roman" w:hAnsi="Times New Roman" w:cs="Times New Roman"/>
+        </w:rPr>
+        <w:t>• управление на потребителски данни и персонализирани полета (metafields/metaobjects</w:t>
+      </w:r>
+      <w:proofErr w:type="gramStart"/>
+      <w:r>
+        <w:rPr>
+          <w:rFonts w:ascii="Times New Roman" w:hAnsi="Times New Roman" w:cs="Times New Roman"/>
+        </w:rPr>
+        <w:t>);</w:t>
+      </w:r>
+      <w:proofErr w:type="gramEnd"/>
+    </w:p>
+    <w:p>
+      <w:pPr>
+        <w:spacing w:line="240" w:lineRule="auto"/>
+        <w:ind w:right="96"/>
+      </w:pPr>
+      <w:r>
+        <w:rPr>
+          <w:rFonts w:ascii="Times New Roman" w:hAnsi="Times New Roman" w:cs="Times New Roman"/>
+        </w:rPr>
+        <w:t>• осигуряване на съответствие с регулации, стандарти за фактуриране и GDPR чрез валидирани модели и структурирани данни.</w:t>
       </w:r>
     </w:p>
     <w:p>
@@ -391,133 +1191,171 @@
           <w:sz w:val="26"/>
           <w:szCs w:val="26"/>
         </w:rPr>
-        <w:t xml:space="preserve">4.2. Основни етапи в реализирането на проекта</w:t>
-      </w:r>
-    </w:p>
-    <w:p>
-      <w:pPr>
-        <w:spacing w:line="240" w:lineRule="auto"/>
-        <w:ind w:right="96"/>
-      </w:pPr>
-      <w:r>
-        <w:rPr>
-          <w:rFonts w:ascii="Times New Roman" w:hAnsi="Times New Roman" w:cs="Times New Roman"/>
-          <w:sz w:val="24"/>
-          <w:szCs w:val="24"/>
-        </w:rPr>
-        <w:t xml:space="preserve">• Анализ на домейна и моделиране на данни – дефиниране на основните ентитети (организации, потребители, клиенти, продукти, оферти, фактури, workflows, сайтове, вградени модули, метаполета).</w:t>
-      </w:r>
-    </w:p>
-    <w:p>
-      <w:pPr>
-        <w:spacing w:line="240" w:lineRule="auto"/>
-        <w:ind w:right="96"/>
-      </w:pPr>
-      <w:r>
-        <w:rPr>
-          <w:rFonts w:ascii="Times New Roman" w:hAnsi="Times New Roman" w:cs="Times New Roman"/>
-          <w:sz w:val="24"/>
-          <w:szCs w:val="24"/>
-        </w:rPr>
-        <w:t xml:space="preserve">• Проектиране на многослойна архитектура – core типове, repositories (достъп до бази и услуги), services (бизнес логика и AI), hooks (React Query), UI компоненти, страници.</w:t>
-      </w:r>
-    </w:p>
-    <w:p>
-      <w:pPr>
-        <w:spacing w:line="240" w:lineRule="auto"/>
-        <w:ind w:right="96"/>
-      </w:pPr>
-      <w:r>
-        <w:rPr>
-          <w:rFonts w:ascii="Times New Roman" w:hAnsi="Times New Roman" w:cs="Times New Roman"/>
-          <w:sz w:val="24"/>
-          <w:szCs w:val="24"/>
-        </w:rPr>
-        <w:t xml:space="preserve">• Изграждане на фронтенд SPA – React + TypeScript с модули за Dashboard, Фактури, Оферти, Потенциални клиенти, Контакти, Продукти, Работни процеси, Widget Builder, Marketplace, Настройки и Content.</w:t>
-      </w:r>
-    </w:p>
-    <w:p>
-      <w:pPr>
-        <w:spacing w:line="240" w:lineRule="auto"/>
-        <w:ind w:right="96"/>
-      </w:pPr>
-      <w:r>
-        <w:rPr>
-          <w:rFonts w:ascii="Times New Roman" w:hAnsi="Times New Roman" w:cs="Times New Roman"/>
-          <w:sz w:val="24"/>
-          <w:szCs w:val="24"/>
-        </w:rPr>
-        <w:t xml:space="preserve">• Реализация на бекенд логиката – Firebase Cloud Functions и бази за фактури, workflows, имейли, сайтове и AI операции.</w:t>
-      </w:r>
-    </w:p>
-    <w:p>
-      <w:pPr>
-        <w:spacing w:line="240" w:lineRule="auto"/>
-        <w:ind w:right="96"/>
-      </w:pPr>
-      <w:r>
-        <w:rPr>
-          <w:rFonts w:ascii="Times New Roman" w:hAnsi="Times New Roman" w:cs="Times New Roman"/>
-          <w:sz w:val="24"/>
-          <w:szCs w:val="24"/>
-        </w:rPr>
-        <w:t xml:space="preserve">• Интеграция на AI модели – автоматично генериране на оферти, конвертиране към фактури, създаване на сайт съдържание, AI предложения.</w:t>
-      </w:r>
-    </w:p>
-    <w:p>
-      <w:pPr>
-        <w:spacing w:line="240" w:lineRule="auto"/>
-        <w:ind w:right="96"/>
-      </w:pPr>
-      <w:r>
-        <w:rPr>
-          <w:rFonts w:ascii="Times New Roman" w:hAnsi="Times New Roman" w:cs="Times New Roman"/>
-          <w:sz w:val="24"/>
-          <w:szCs w:val="24"/>
-        </w:rPr>
-        <w:t xml:space="preserve">• Разработване на Widget Builder – блоков редактор за многостранни формуляри с поддръжка на версии, публикуване и вграждане.</w:t>
-      </w:r>
-    </w:p>
-    <w:p>
-      <w:pPr>
-        <w:spacing w:line="240" w:lineRule="auto"/>
-        <w:ind w:right="96"/>
-      </w:pPr>
-      <w:r>
-        <w:rPr>
-          <w:rFonts w:ascii="Times New Roman" w:hAnsi="Times New Roman" w:cs="Times New Roman"/>
-          <w:sz w:val="24"/>
-          <w:szCs w:val="24"/>
-        </w:rPr>
-        <w:t xml:space="preserve">• Разработване на Template Designer и Site Builder – визуални инструменти за шаблони и сайтове.</w:t>
-      </w:r>
-    </w:p>
-    <w:p>
-      <w:pPr>
-        <w:spacing w:line="240" w:lineRule="auto"/>
-        <w:ind w:right="96"/>
-      </w:pPr>
-      <w:r>
-        <w:rPr>
-          <w:rFonts w:ascii="Times New Roman" w:hAnsi="Times New Roman" w:cs="Times New Roman"/>
-          <w:sz w:val="24"/>
-          <w:szCs w:val="24"/>
-        </w:rPr>
-        <w:t xml:space="preserve">• Внедряване на система за метаполета – 55+ типа полета за разширяване на обекти (контакти, продукти, metaobjects).</w:t>
-      </w:r>
-    </w:p>
-    <w:p>
-      <w:pPr>
-        <w:spacing w:line="240" w:lineRule="auto"/>
-        <w:ind w:right="96"/>
-      </w:pPr>
-      <w:r>
-        <w:rPr>
-          <w:rFonts w:ascii="Times New Roman" w:hAnsi="Times New Roman" w:cs="Times New Roman"/>
-          <w:sz w:val="24"/>
-          <w:szCs w:val="24"/>
-        </w:rPr>
-        <w:t xml:space="preserve">• Тестване, оптимизация и документация – емулаторни тестове, логове, преглед на сигурността, вътрешна документация.</w:t>
+        <w:t>4.2. Основни етапи в реализирането на проекта</w:t>
+      </w:r>
+    </w:p>
+    <w:p>
+      <w:pPr>
+        <w:spacing w:line="240" w:lineRule="auto"/>
+        <w:ind w:right="96"/>
+      </w:pPr>
+      <w:r>
+        <w:rPr>
+          <w:rFonts w:ascii="Times New Roman" w:hAnsi="Times New Roman" w:cs="Times New Roman"/>
+        </w:rPr>
+        <w:t>• Анализ на домейна и моделиране на данни – дефиниране на основните ентитети (организации, потребители, клиенти, продукти, оферти, фактури, workflows, сайтове, вградени модули, метаполета).</w:t>
+      </w:r>
+    </w:p>
+    <w:p>
+      <w:pPr>
+        <w:spacing w:line="240" w:lineRule="auto"/>
+        <w:ind w:right="96"/>
+      </w:pPr>
+      <w:r>
+        <w:rPr>
+          <w:rFonts w:ascii="Times New Roman" w:hAnsi="Times New Roman" w:cs="Times New Roman"/>
+        </w:rPr>
+        <w:t>• Проектиране на многослойна архитектура – core типове, repositories (достъп до бази и услуги), services (бизнес логика и AI), hooks (React Query), UI компоненти, страници.</w:t>
+      </w:r>
+    </w:p>
+    <w:p>
+      <w:pPr>
+        <w:spacing w:line="240" w:lineRule="auto"/>
+        <w:ind w:right="96"/>
+      </w:pPr>
+      <w:r>
+        <w:rPr>
+          <w:rFonts w:ascii="Times New Roman" w:hAnsi="Times New Roman" w:cs="Times New Roman"/>
+        </w:rPr>
+        <w:t>• Изграждане на фронтенд SPA – React + TypeScript с модули за Dashboard, Фактури, Оферти, Потенциални клиенти, Контакти, Продукти, Работни процеси, Widget Builder, Marketplace, Настройки и Content.</w:t>
+      </w:r>
+    </w:p>
+    <w:p>
+      <w:pPr>
+        <w:spacing w:line="240" w:lineRule="auto"/>
+        <w:ind w:right="96"/>
+      </w:pPr>
+      <w:r>
+        <w:rPr>
+          <w:rFonts w:ascii="Times New Roman" w:hAnsi="Times New Roman" w:cs="Times New Roman"/>
+        </w:rPr>
+        <w:t>• Реализация на бекенд логиката – Firebase Cloud Functions и бази за фактури, workflows, имейли, сайтове и AI операции.</w:t>
+      </w:r>
+    </w:p>
+    <w:p>
+      <w:pPr>
+        <w:spacing w:line="240" w:lineRule="auto"/>
+        <w:ind w:right="96"/>
+      </w:pPr>
+      <w:r>
+        <w:rPr>
+          <w:rFonts w:ascii="Times New Roman" w:hAnsi="Times New Roman" w:cs="Times New Roman"/>
+        </w:rPr>
+        <w:t>• Интеграция на AI модели – автоматично генериране на оферти, конвертиране към фактури, създаване на сайт съдържание, AI предложения.</w:t>
+      </w:r>
+    </w:p>
+    <w:p>
+      <w:pPr>
+        <w:spacing w:line="240" w:lineRule="auto"/>
+        <w:ind w:right="96"/>
+      </w:pPr>
+      <w:r>
+        <w:rPr>
+          <w:rFonts w:ascii="Times New Roman" w:hAnsi="Times New Roman" w:cs="Times New Roman"/>
+        </w:rPr>
+        <w:t>• Разработване на Widget Builder – блоков редактор за многостранни формуляри с поддръжка на версии, публикуване и вграждане.</w:t>
+      </w:r>
+    </w:p>
+    <w:p>
+      <w:pPr>
+        <w:spacing w:line="240" w:lineRule="auto"/>
+        <w:ind w:right="96"/>
+      </w:pPr>
+      <w:r>
+        <w:rPr>
+          <w:rFonts w:ascii="Times New Roman" w:hAnsi="Times New Roman" w:cs="Times New Roman"/>
+        </w:rPr>
+        <w:t xml:space="preserve">• Разработване на Template Designer – </w:t>
+      </w:r>
+      <w:proofErr w:type="spellStart"/>
+      <w:r>
+        <w:rPr>
+          <w:rFonts w:ascii="Times New Roman" w:hAnsi="Times New Roman" w:cs="Times New Roman"/>
+        </w:rPr>
+        <w:t>визуални</w:t>
+      </w:r>
+      <w:proofErr w:type="spellEnd"/>
+      <w:r>
+        <w:rPr>
+          <w:rFonts w:ascii="Times New Roman" w:hAnsi="Times New Roman" w:cs="Times New Roman"/>
+        </w:rPr>
+        <w:t xml:space="preserve"> </w:t>
+      </w:r>
+      <w:proofErr w:type="spellStart"/>
+      <w:r>
+        <w:rPr>
+          <w:rFonts w:ascii="Times New Roman" w:hAnsi="Times New Roman" w:cs="Times New Roman"/>
+        </w:rPr>
+        <w:t>инструменти</w:t>
+      </w:r>
+      <w:proofErr w:type="spellEnd"/>
+      <w:r>
+        <w:rPr>
+          <w:rFonts w:ascii="Times New Roman" w:hAnsi="Times New Roman" w:cs="Times New Roman"/>
+        </w:rPr>
+        <w:t xml:space="preserve"> </w:t>
+      </w:r>
+      <w:proofErr w:type="spellStart"/>
+      <w:r>
+        <w:rPr>
+          <w:rFonts w:ascii="Times New Roman" w:hAnsi="Times New Roman" w:cs="Times New Roman"/>
+        </w:rPr>
+        <w:t>за</w:t>
+      </w:r>
+      <w:proofErr w:type="spellEnd"/>
+      <w:r>
+        <w:rPr>
+          <w:rFonts w:ascii="Times New Roman" w:hAnsi="Times New Roman" w:cs="Times New Roman"/>
+        </w:rPr>
+        <w:t xml:space="preserve"> </w:t>
+      </w:r>
+      <w:proofErr w:type="spellStart"/>
+      <w:r>
+        <w:rPr>
+          <w:rFonts w:ascii="Times New Roman" w:hAnsi="Times New Roman" w:cs="Times New Roman"/>
+        </w:rPr>
+        <w:t>шаблони</w:t>
+      </w:r>
+      <w:proofErr w:type="spellEnd"/>
+      <w:r>
+        <w:rPr>
+          <w:rFonts w:ascii="Times New Roman" w:hAnsi="Times New Roman" w:cs="Times New Roman"/>
+        </w:rPr>
+        <w:t>.</w:t>
+      </w:r>
+    </w:p>
+    <w:p>
+      <w:pPr>
+        <w:spacing w:line="240" w:lineRule="auto"/>
+        <w:ind w:right="96"/>
+      </w:pPr>
+      <w:r>
+        <w:rPr>
+          <w:rFonts w:ascii="Times New Roman" w:hAnsi="Times New Roman" w:cs="Times New Roman"/>
+        </w:rPr>
+        <w:t>• Внедряване на система за метаполета – 55+ типа полета за разширяване на обекти (контакти, продукти, metaobjects).</w:t>
+      </w:r>
+    </w:p>
+    <w:p>
+      <w:pPr>
+        <w:spacing w:line="240" w:lineRule="auto"/>
+        <w:ind w:right="96"/>
+      </w:pPr>
+      <w:r>
+        <w:rPr>
+          <w:rFonts w:ascii="Times New Roman" w:hAnsi="Times New Roman" w:cs="Times New Roman"/>
+        </w:rPr>
+        <w:t>• Тестване, оптимизация и документация – емулаторни тестове, логове, преглед на сигурността, вътрешна документация.</w:t>
       </w:r>
     </w:p>
     <w:p>
@@ -537,7 +1375,7 @@
           <w:sz w:val="26"/>
           <w:szCs w:val="26"/>
         </w:rPr>
-        <w:t xml:space="preserve">4.3. Ниво на сложност / основни проблеми</w:t>
+        <w:t>4.3. Ниво на сложност / основни проблеми</w:t>
       </w:r>
     </w:p>
     <w:p>
@@ -547,108 +1385,133 @@
       <w:r>
         <w:rPr>
           <w:rFonts w:ascii="Times New Roman" w:hAnsi="Times New Roman" w:cs="Times New Roman"/>
-          <w:sz w:val="24"/>
-          <w:szCs w:val="24"/>
-        </w:rPr>
-        <w:t xml:space="preserve">Проектът е със значително ниво на сложност поради:</w:t>
-      </w:r>
-    </w:p>
-    <w:p>
-      <w:pPr>
-        <w:spacing w:line="240" w:lineRule="auto"/>
-        <w:ind w:right="96"/>
-      </w:pPr>
-      <w:r>
-        <w:rPr>
-          <w:rFonts w:ascii="Times New Roman" w:hAnsi="Times New Roman" w:cs="Times New Roman"/>
-          <w:sz w:val="24"/>
-          <w:szCs w:val="24"/>
-        </w:rPr>
-        <w:t xml:space="preserve">• работа в мултитенантна среда – всяка организация има свои данни, роли и ограничения;</w:t>
-      </w:r>
-    </w:p>
-    <w:p>
-      <w:pPr>
-        <w:spacing w:line="240" w:lineRule="auto"/>
-        <w:ind w:right="96"/>
-      </w:pPr>
-      <w:r>
-        <w:rPr>
-          <w:rFonts w:ascii="Times New Roman" w:hAnsi="Times New Roman" w:cs="Times New Roman"/>
-          <w:sz w:val="24"/>
-          <w:szCs w:val="24"/>
-        </w:rPr>
-        <w:t xml:space="preserve">• множество домейни и взаимовръзки (фактуриране, оферти, продукти, клиенти, workflows, AI, сайтове, widgets);</w:t>
-      </w:r>
-    </w:p>
-    <w:p>
-      <w:pPr>
-        <w:spacing w:line="240" w:lineRule="auto"/>
-        <w:ind w:right="96"/>
-      </w:pPr>
-      <w:r>
-        <w:rPr>
-          <w:rFonts w:ascii="Times New Roman" w:hAnsi="Times New Roman" w:cs="Times New Roman"/>
-          <w:sz w:val="24"/>
-          <w:szCs w:val="24"/>
-        </w:rPr>
-        <w:t xml:space="preserve">• динамични шаблони и визуални редактори;</w:t>
-      </w:r>
-    </w:p>
-    <w:p>
-      <w:pPr>
-        <w:spacing w:line="240" w:lineRule="auto"/>
-        <w:ind w:right="96"/>
-      </w:pPr>
-      <w:r>
-        <w:rPr>
-          <w:rFonts w:ascii="Times New Roman" w:hAnsi="Times New Roman" w:cs="Times New Roman"/>
-          <w:sz w:val="24"/>
-          <w:szCs w:val="24"/>
-        </w:rPr>
-        <w:t xml:space="preserve">• блоков widget builder с поддръжка на версии, многостепенни форми и вграждане в трети страни;</w:t>
-      </w:r>
-    </w:p>
-    <w:p>
-      <w:pPr>
-        <w:spacing w:line="240" w:lineRule="auto"/>
-        <w:ind w:right="96"/>
-      </w:pPr>
-      <w:r>
-        <w:rPr>
-          <w:rFonts w:ascii="Times New Roman" w:hAnsi="Times New Roman" w:cs="Times New Roman"/>
-          <w:sz w:val="24"/>
-          <w:szCs w:val="24"/>
-        </w:rPr>
-        <w:t xml:space="preserve">• система от метаполета и metaobjects с 55+ типа данни;</w:t>
-      </w:r>
-    </w:p>
-    <w:p>
-      <w:pPr>
-        <w:spacing w:line="240" w:lineRule="auto"/>
-        <w:ind w:right="96"/>
-      </w:pPr>
-      <w:r>
-        <w:rPr>
-          <w:rFonts w:ascii="Times New Roman" w:hAnsi="Times New Roman" w:cs="Times New Roman"/>
-          <w:sz w:val="24"/>
-          <w:szCs w:val="24"/>
-        </w:rPr>
-        <w:t xml:space="preserve">• интеграция на AI, която изисква строг контрол върху контекста, сигурността и форматирането;</w:t>
-      </w:r>
-    </w:p>
-    <w:p>
-      <w:pPr>
-        <w:spacing w:line="240" w:lineRule="auto"/>
-        <w:ind w:right="96"/>
-      </w:pPr>
-      <w:r>
-        <w:rPr>
-          <w:rFonts w:ascii="Times New Roman" w:hAnsi="Times New Roman" w:cs="Times New Roman"/>
-          <w:sz w:val="24"/>
-          <w:szCs w:val="24"/>
-        </w:rPr>
-        <w:t xml:space="preserve">• необходимост от покриване на регулаторни изисквания (GDPR, данъчни стандарти, валидирани модели).</w:t>
+        </w:rPr>
+        <w:t>Проектът е със значително ниво на сложност поради:</w:t>
+      </w:r>
+    </w:p>
+    <w:p>
+      <w:pPr>
+        <w:spacing w:line="240" w:lineRule="auto"/>
+        <w:ind w:right="96"/>
+      </w:pPr>
+      <w:r>
+        <w:rPr>
+          <w:rFonts w:ascii="Times New Roman" w:hAnsi="Times New Roman" w:cs="Times New Roman"/>
+        </w:rPr>
+        <w:t xml:space="preserve">• работа в мултитенантна среда – всяка организация има свои данни, роли и </w:t>
+      </w:r>
+      <w:proofErr w:type="gramStart"/>
+      <w:r>
+        <w:rPr>
+          <w:rFonts w:ascii="Times New Roman" w:hAnsi="Times New Roman" w:cs="Times New Roman"/>
+        </w:rPr>
+        <w:t>ограничения;</w:t>
+      </w:r>
+      <w:proofErr w:type="gramEnd"/>
+    </w:p>
+    <w:p>
+      <w:pPr>
+        <w:spacing w:line="240" w:lineRule="auto"/>
+        <w:ind w:right="96"/>
+      </w:pPr>
+      <w:r>
+        <w:rPr>
+          <w:rFonts w:ascii="Times New Roman" w:hAnsi="Times New Roman" w:cs="Times New Roman"/>
+        </w:rPr>
+        <w:t>• множество домейни и взаимовръзки (фактуриране, оферти, продукти, клиенти, workflows, AI, widgets);</w:t>
+      </w:r>
+    </w:p>
+    <w:p>
+      <w:pPr>
+        <w:spacing w:line="240" w:lineRule="auto"/>
+        <w:ind w:right="96"/>
+      </w:pPr>
+      <w:r>
+        <w:rPr>
+          <w:rFonts w:ascii="Times New Roman" w:hAnsi="Times New Roman" w:cs="Times New Roman"/>
+        </w:rPr>
+        <w:t xml:space="preserve">• динамични шаблони и визуални </w:t>
+      </w:r>
+      <w:proofErr w:type="gramStart"/>
+      <w:r>
+        <w:rPr>
+          <w:rFonts w:ascii="Times New Roman" w:hAnsi="Times New Roman" w:cs="Times New Roman"/>
+        </w:rPr>
+        <w:t>редактори;</w:t>
+      </w:r>
+      <w:proofErr w:type="gramEnd"/>
+    </w:p>
+    <w:p>
+      <w:pPr>
+        <w:spacing w:line="240" w:lineRule="auto"/>
+        <w:ind w:right="96"/>
+      </w:pPr>
+      <w:r>
+        <w:rPr>
+          <w:rFonts w:ascii="Times New Roman" w:hAnsi="Times New Roman" w:cs="Times New Roman"/>
+        </w:rPr>
+        <w:t xml:space="preserve">• блоков widget builder с поддръжка на версии, многостепенни форми и вграждане в трети </w:t>
+      </w:r>
+      <w:proofErr w:type="gramStart"/>
+      <w:r>
+        <w:rPr>
+          <w:rFonts w:ascii="Times New Roman" w:hAnsi="Times New Roman" w:cs="Times New Roman"/>
+        </w:rPr>
+        <w:t>страни;</w:t>
+      </w:r>
+      <w:proofErr w:type="gramEnd"/>
+    </w:p>
+    <w:p>
+      <w:pPr>
+        <w:spacing w:line="240" w:lineRule="auto"/>
+        <w:ind w:right="96"/>
+      </w:pPr>
+      <w:r>
+        <w:rPr>
+          <w:rFonts w:ascii="Times New Roman" w:hAnsi="Times New Roman" w:cs="Times New Roman"/>
+        </w:rPr>
+        <w:t xml:space="preserve">• система от метаполета и metaobjects с 55+ типа </w:t>
+      </w:r>
+      <w:proofErr w:type="gramStart"/>
+      <w:r>
+        <w:rPr>
+          <w:rFonts w:ascii="Times New Roman" w:hAnsi="Times New Roman" w:cs="Times New Roman"/>
+        </w:rPr>
+        <w:t>данни;</w:t>
+      </w:r>
+      <w:proofErr w:type="gramEnd"/>
+    </w:p>
+    <w:p>
+      <w:pPr>
+        <w:spacing w:line="240" w:lineRule="auto"/>
+        <w:ind w:right="96"/>
+      </w:pPr>
+      <w:r>
+        <w:rPr>
+          <w:rFonts w:ascii="Times New Roman" w:hAnsi="Times New Roman" w:cs="Times New Roman"/>
+        </w:rPr>
+        <w:t xml:space="preserve">• интеграция на AI, която изисква строг контрол върху контекста, сигурността и </w:t>
+      </w:r>
+      <w:proofErr w:type="gramStart"/>
+      <w:r>
+        <w:rPr>
+          <w:rFonts w:ascii="Times New Roman" w:hAnsi="Times New Roman" w:cs="Times New Roman"/>
+        </w:rPr>
+        <w:t>форматирането;</w:t>
+      </w:r>
+      <w:proofErr w:type="gramEnd"/>
+    </w:p>
+    <w:p>
+      <w:pPr>
+        <w:spacing w:line="240" w:lineRule="auto"/>
+        <w:ind w:right="96"/>
+      </w:pPr>
+      <w:r>
+        <w:rPr>
+          <w:rFonts w:ascii="Times New Roman" w:hAnsi="Times New Roman" w:cs="Times New Roman"/>
+        </w:rPr>
+        <w:lastRenderedPageBreak/>
+        <w:t>• необходимост от покриване на регулаторни изисквания (GDPR, данъчни стандарти, валидирани модели).</w:t>
       </w:r>
     </w:p>
     <w:p>
@@ -668,7 +1531,7 @@
           <w:sz w:val="26"/>
           <w:szCs w:val="26"/>
         </w:rPr>
-        <w:t xml:space="preserve">4.4. Логическо и функционално описание</w:t>
+        <w:t>4.4. Логическо и функционално описание</w:t>
       </w:r>
     </w:p>
     <w:p>
@@ -678,10 +1541,8 @@
       <w:r>
         <w:rPr>
           <w:rFonts w:ascii="Times New Roman" w:hAnsi="Times New Roman" w:cs="Times New Roman"/>
-          <w:sz w:val="24"/>
-          <w:szCs w:val="24"/>
-        </w:rPr>
-        <w:t xml:space="preserve">Financely представлява многослойна архитектура:</w:t>
+        </w:rPr>
+        <w:t>Financely представлява многослойна архитектура:</w:t>
       </w:r>
     </w:p>
     <w:p>
@@ -698,10 +1559,8 @@
           <w:rFonts w:ascii="Times New Roman" w:hAnsi="Times New Roman" w:cs="Times New Roman"/>
           <w:b/>
           <w:bCs/>
-          <w:sz w:val="24"/>
-          <w:szCs w:val="24"/>
-        </w:rPr>
-        <w:t xml:space="preserve">• Core слой</w:t>
+        </w:rPr>
+        <w:t>• Core слой</w:t>
       </w:r>
     </w:p>
     <w:p>
@@ -711,108 +1570,140 @@
       <w:r>
         <w:rPr>
           <w:rFonts w:ascii="Times New Roman" w:hAnsi="Times New Roman" w:cs="Times New Roman"/>
-          <w:sz w:val="24"/>
-          <w:szCs w:val="24"/>
-        </w:rPr>
-        <w:t xml:space="preserve">Съдържа всички типове (TypeScript) и Zod схеми за валидиране на:</w:t>
-      </w:r>
-    </w:p>
-    <w:p>
-      <w:pPr>
-        <w:spacing w:line="240" w:lineRule="auto"/>
-        <w:ind w:right="96"/>
-      </w:pPr>
-      <w:r>
-        <w:rPr>
-          <w:rFonts w:ascii="Times New Roman" w:hAnsi="Times New Roman" w:cs="Times New Roman"/>
-          <w:sz w:val="24"/>
-          <w:szCs w:val="24"/>
-        </w:rPr>
-        <w:t xml:space="preserve">• организации, потребители, роли;</w:t>
-      </w:r>
-    </w:p>
-    <w:p>
-      <w:pPr>
-        <w:spacing w:line="240" w:lineRule="auto"/>
-        <w:ind w:right="96"/>
-      </w:pPr>
-      <w:r>
-        <w:rPr>
-          <w:rFonts w:ascii="Times New Roman" w:hAnsi="Times New Roman" w:cs="Times New Roman"/>
-          <w:sz w:val="24"/>
-          <w:szCs w:val="24"/>
-        </w:rPr>
-        <w:t xml:space="preserve">• клиенти, leads (с бюджетно квалифициране);</w:t>
-      </w:r>
-    </w:p>
-    <w:p>
-      <w:pPr>
-        <w:spacing w:line="240" w:lineRule="auto"/>
-        <w:ind w:right="96"/>
-      </w:pPr>
-      <w:r>
-        <w:rPr>
-          <w:rFonts w:ascii="Times New Roman" w:hAnsi="Times New Roman" w:cs="Times New Roman"/>
-          <w:sz w:val="24"/>
-          <w:szCs w:val="24"/>
-        </w:rPr>
-        <w:t xml:space="preserve">• продукти, оферти, фактури;</w:t>
-      </w:r>
-    </w:p>
-    <w:p>
-      <w:pPr>
-        <w:spacing w:line="240" w:lineRule="auto"/>
-        <w:ind w:right="96"/>
-      </w:pPr>
-      <w:r>
-        <w:rPr>
-          <w:rFonts w:ascii="Times New Roman" w:hAnsi="Times New Roman" w:cs="Times New Roman"/>
-          <w:sz w:val="24"/>
-          <w:szCs w:val="24"/>
-        </w:rPr>
-        <w:t xml:space="preserve">• workflows;</w:t>
-      </w:r>
-    </w:p>
-    <w:p>
-      <w:pPr>
-        <w:spacing w:line="240" w:lineRule="auto"/>
-        <w:ind w:right="96"/>
-      </w:pPr>
-      <w:r>
-        <w:rPr>
-          <w:rFonts w:ascii="Times New Roman" w:hAnsi="Times New Roman" w:cs="Times New Roman"/>
-          <w:sz w:val="24"/>
-          <w:szCs w:val="24"/>
-        </w:rPr>
-        <w:t xml:space="preserve">• сайтове и widgets (блокова схема с версиониране);</w:t>
-      </w:r>
-    </w:p>
-    <w:p>
-      <w:pPr>
-        <w:spacing w:line="240" w:lineRule="auto"/>
-        <w:ind w:right="96"/>
-      </w:pPr>
-      <w:r>
-        <w:rPr>
-          <w:rFonts w:ascii="Times New Roman" w:hAnsi="Times New Roman" w:cs="Times New Roman"/>
-          <w:sz w:val="24"/>
-          <w:szCs w:val="24"/>
-        </w:rPr>
-        <w:t xml:space="preserve">• metafields и metaobjects;</w:t>
-      </w:r>
-    </w:p>
-    <w:p>
-      <w:pPr>
-        <w:spacing w:line="240" w:lineRule="auto"/>
-        <w:ind w:right="96"/>
-      </w:pPr>
-      <w:r>
-        <w:rPr>
-          <w:rFonts w:ascii="Times New Roman" w:hAnsi="Times New Roman" w:cs="Times New Roman"/>
-          <w:sz w:val="24"/>
-          <w:szCs w:val="24"/>
-        </w:rPr>
-        <w:t xml:space="preserve">• аналитични събития.</w:t>
+        </w:rPr>
+        <w:t>Съдържа всички типове (TypeScript) и Zod схеми за валидиране на:</w:t>
+      </w:r>
+    </w:p>
+    <w:p>
+      <w:pPr>
+        <w:spacing w:line="240" w:lineRule="auto"/>
+        <w:ind w:right="96"/>
+      </w:pPr>
+      <w:r>
+        <w:rPr>
+          <w:rFonts w:ascii="Times New Roman" w:hAnsi="Times New Roman" w:cs="Times New Roman"/>
+        </w:rPr>
+        <w:t xml:space="preserve">• организации, потребители, </w:t>
+      </w:r>
+      <w:proofErr w:type="gramStart"/>
+      <w:r>
+        <w:rPr>
+          <w:rFonts w:ascii="Times New Roman" w:hAnsi="Times New Roman" w:cs="Times New Roman"/>
+        </w:rPr>
+        <w:t>роли;</w:t>
+      </w:r>
+      <w:proofErr w:type="gramEnd"/>
+    </w:p>
+    <w:p>
+      <w:pPr>
+        <w:spacing w:line="240" w:lineRule="auto"/>
+        <w:ind w:right="96"/>
+      </w:pPr>
+      <w:r>
+        <w:rPr>
+          <w:rFonts w:ascii="Times New Roman" w:hAnsi="Times New Roman" w:cs="Times New Roman"/>
+        </w:rPr>
+        <w:t>• клиенти, leads (с бюджетно квалифициране</w:t>
+      </w:r>
+      <w:proofErr w:type="gramStart"/>
+      <w:r>
+        <w:rPr>
+          <w:rFonts w:ascii="Times New Roman" w:hAnsi="Times New Roman" w:cs="Times New Roman"/>
+        </w:rPr>
+        <w:t>);</w:t>
+      </w:r>
+      <w:proofErr w:type="gramEnd"/>
+    </w:p>
+    <w:p>
+      <w:pPr>
+        <w:spacing w:line="240" w:lineRule="auto"/>
+        <w:ind w:right="96"/>
+      </w:pPr>
+      <w:r>
+        <w:rPr>
+          <w:rFonts w:ascii="Times New Roman" w:hAnsi="Times New Roman" w:cs="Times New Roman"/>
+        </w:rPr>
+        <w:t xml:space="preserve">• продукти, оферти, </w:t>
+      </w:r>
+      <w:proofErr w:type="gramStart"/>
+      <w:r>
+        <w:rPr>
+          <w:rFonts w:ascii="Times New Roman" w:hAnsi="Times New Roman" w:cs="Times New Roman"/>
+        </w:rPr>
+        <w:t>фактури;</w:t>
+      </w:r>
+      <w:proofErr w:type="gramEnd"/>
+    </w:p>
+    <w:p>
+      <w:pPr>
+        <w:spacing w:line="240" w:lineRule="auto"/>
+        <w:ind w:right="96"/>
+      </w:pPr>
+      <w:r>
+        <w:rPr>
+          <w:rFonts w:ascii="Times New Roman" w:hAnsi="Times New Roman" w:cs="Times New Roman"/>
+        </w:rPr>
+        <w:t xml:space="preserve">• </w:t>
+      </w:r>
+      <w:proofErr w:type="gramStart"/>
+      <w:r>
+        <w:rPr>
+          <w:rFonts w:ascii="Times New Roman" w:hAnsi="Times New Roman" w:cs="Times New Roman"/>
+        </w:rPr>
+        <w:t>workflows;</w:t>
+      </w:r>
+      <w:proofErr w:type="gramEnd"/>
+    </w:p>
+    <w:p>
+      <w:pPr>
+        <w:spacing w:line="240" w:lineRule="auto"/>
+        <w:ind w:right="96"/>
+      </w:pPr>
+      <w:r>
+        <w:rPr>
+          <w:rFonts w:ascii="Times New Roman" w:hAnsi="Times New Roman" w:cs="Times New Roman"/>
+        </w:rPr>
+        <w:t>• сайтове и widgets (блокова схема с версиониране</w:t>
+      </w:r>
+      <w:proofErr w:type="gramStart"/>
+      <w:r>
+        <w:rPr>
+          <w:rFonts w:ascii="Times New Roman" w:hAnsi="Times New Roman" w:cs="Times New Roman"/>
+        </w:rPr>
+        <w:t>);</w:t>
+      </w:r>
+      <w:proofErr w:type="gramEnd"/>
+    </w:p>
+    <w:p>
+      <w:pPr>
+        <w:spacing w:line="240" w:lineRule="auto"/>
+        <w:ind w:right="96"/>
+      </w:pPr>
+      <w:r>
+        <w:rPr>
+          <w:rFonts w:ascii="Times New Roman" w:hAnsi="Times New Roman" w:cs="Times New Roman"/>
+        </w:rPr>
+        <w:t xml:space="preserve">• metafields и </w:t>
+      </w:r>
+      <w:proofErr w:type="gramStart"/>
+      <w:r>
+        <w:rPr>
+          <w:rFonts w:ascii="Times New Roman" w:hAnsi="Times New Roman" w:cs="Times New Roman"/>
+        </w:rPr>
+        <w:t>metaobjects;</w:t>
+      </w:r>
+      <w:proofErr w:type="gramEnd"/>
+    </w:p>
+    <w:p>
+      <w:pPr>
+        <w:spacing w:line="240" w:lineRule="auto"/>
+        <w:ind w:right="96"/>
+      </w:pPr>
+      <w:r>
+        <w:rPr>
+          <w:rFonts w:ascii="Times New Roman" w:hAnsi="Times New Roman" w:cs="Times New Roman"/>
+        </w:rPr>
+        <w:t>• аналитични събития.</w:t>
       </w:r>
     </w:p>
     <w:p>
@@ -829,10 +1720,8 @@
           <w:rFonts w:ascii="Times New Roman" w:hAnsi="Times New Roman" w:cs="Times New Roman"/>
           <w:b/>
           <w:bCs/>
-          <w:sz w:val="24"/>
-          <w:szCs w:val="24"/>
-        </w:rPr>
-        <w:t xml:space="preserve">• Repository слой</w:t>
+        </w:rPr>
+        <w:t>• Repository слой</w:t>
       </w:r>
     </w:p>
     <w:p>
@@ -842,66 +1731,56 @@
       <w:r>
         <w:rPr>
           <w:rFonts w:ascii="Times New Roman" w:hAnsi="Times New Roman" w:cs="Times New Roman"/>
-          <w:sz w:val="24"/>
-          <w:szCs w:val="24"/>
-        </w:rPr>
-        <w:t xml:space="preserve">Осигурява достъпа до:</w:t>
-      </w:r>
-    </w:p>
-    <w:p>
-      <w:pPr>
-        <w:spacing w:line="240" w:lineRule="auto"/>
-        <w:ind w:right="96"/>
-      </w:pPr>
-      <w:r>
-        <w:rPr>
-          <w:rFonts w:ascii="Times New Roman" w:hAnsi="Times New Roman" w:cs="Times New Roman"/>
-          <w:sz w:val="24"/>
-          <w:szCs w:val="24"/>
-        </w:rPr>
-        <w:t xml:space="preserve">• Firestore</w:t>
-      </w:r>
-    </w:p>
-    <w:p>
-      <w:pPr>
-        <w:spacing w:line="240" w:lineRule="auto"/>
-        <w:ind w:right="96"/>
-      </w:pPr>
-      <w:r>
-        <w:rPr>
-          <w:rFonts w:ascii="Times New Roman" w:hAnsi="Times New Roman" w:cs="Times New Roman"/>
-          <w:sz w:val="24"/>
-          <w:szCs w:val="24"/>
-        </w:rPr>
-        <w:t xml:space="preserve">• Realtime Database</w:t>
-      </w:r>
-    </w:p>
-    <w:p>
-      <w:pPr>
-        <w:spacing w:line="240" w:lineRule="auto"/>
-        <w:ind w:right="96"/>
-      </w:pPr>
-      <w:r>
-        <w:rPr>
-          <w:rFonts w:ascii="Times New Roman" w:hAnsi="Times New Roman" w:cs="Times New Roman"/>
-          <w:sz w:val="24"/>
-          <w:szCs w:val="24"/>
-        </w:rPr>
-        <w:t xml:space="preserve">• Storage</w:t>
-      </w:r>
-    </w:p>
-    <w:p>
-      <w:pPr>
-        <w:spacing w:line="240" w:lineRule="auto"/>
-        <w:ind w:right="96"/>
-      </w:pPr>
-      <w:r>
-        <w:rPr>
-          <w:rFonts w:ascii="Times New Roman" w:hAnsi="Times New Roman" w:cs="Times New Roman"/>
-          <w:sz w:val="24"/>
-          <w:szCs w:val="24"/>
-        </w:rPr>
-        <w:t xml:space="preserve">• външни услуги (Resend за имейли, DNS API за домейни)</w:t>
+        </w:rPr>
+        <w:t>Осигурява достъпа до:</w:t>
+      </w:r>
+    </w:p>
+    <w:p>
+      <w:pPr>
+        <w:spacing w:line="240" w:lineRule="auto"/>
+        <w:ind w:right="96"/>
+      </w:pPr>
+      <w:r>
+        <w:rPr>
+          <w:rFonts w:ascii="Times New Roman" w:hAnsi="Times New Roman" w:cs="Times New Roman"/>
+        </w:rPr>
+        <w:t>• Firestore</w:t>
+      </w:r>
+    </w:p>
+    <w:p>
+      <w:pPr>
+        <w:spacing w:line="240" w:lineRule="auto"/>
+        <w:ind w:right="96"/>
+      </w:pPr>
+      <w:r>
+        <w:rPr>
+          <w:rFonts w:ascii="Times New Roman" w:hAnsi="Times New Roman" w:cs="Times New Roman"/>
+        </w:rPr>
+        <w:t>• Realtime Database</w:t>
+      </w:r>
+    </w:p>
+    <w:p>
+      <w:pPr>
+        <w:spacing w:line="240" w:lineRule="auto"/>
+        <w:ind w:right="96"/>
+      </w:pPr>
+      <w:r>
+        <w:rPr>
+          <w:rFonts w:ascii="Times New Roman" w:hAnsi="Times New Roman" w:cs="Times New Roman"/>
+        </w:rPr>
+        <w:t>• Storage</w:t>
+      </w:r>
+    </w:p>
+    <w:p>
+      <w:pPr>
+        <w:spacing w:line="240" w:lineRule="auto"/>
+        <w:ind w:right="96"/>
+      </w:pPr>
+      <w:r>
+        <w:rPr>
+          <w:rFonts w:ascii="Times New Roman" w:hAnsi="Times New Roman" w:cs="Times New Roman"/>
+        </w:rPr>
+        <w:t>• външни услуги (Resend за имейли, DNS API за домейни)</w:t>
       </w:r>
     </w:p>
     <w:p>
@@ -918,10 +1797,8 @@
           <w:rFonts w:ascii="Times New Roman" w:hAnsi="Times New Roman" w:cs="Times New Roman"/>
           <w:b/>
           <w:bCs/>
-          <w:sz w:val="24"/>
-          <w:szCs w:val="24"/>
-        </w:rPr>
-        <w:t xml:space="preserve">• Service слой</w:t>
+        </w:rPr>
+        <w:t>• Service слой</w:t>
       </w:r>
     </w:p>
     <w:p>
@@ -931,94 +1808,121 @@
       <w:r>
         <w:rPr>
           <w:rFonts w:ascii="Times New Roman" w:hAnsi="Times New Roman" w:cs="Times New Roman"/>
-          <w:sz w:val="24"/>
-          <w:szCs w:val="24"/>
-        </w:rPr>
-        <w:t xml:space="preserve">Изпълнява бизнес логика:</w:t>
-      </w:r>
-    </w:p>
-    <w:p>
-      <w:pPr>
-        <w:spacing w:line="240" w:lineRule="auto"/>
-        <w:ind w:right="96"/>
-      </w:pPr>
-      <w:r>
-        <w:rPr>
-          <w:rFonts w:ascii="Times New Roman" w:hAnsi="Times New Roman" w:cs="Times New Roman"/>
-          <w:sz w:val="24"/>
-          <w:szCs w:val="24"/>
-        </w:rPr>
-        <w:t xml:space="preserve">• генериране на фактури;</w:t>
-      </w:r>
-    </w:p>
-    <w:p>
-      <w:pPr>
-        <w:spacing w:line="240" w:lineRule="auto"/>
-        <w:ind w:right="96"/>
-      </w:pPr>
-      <w:r>
-        <w:rPr>
-          <w:rFonts w:ascii="Times New Roman" w:hAnsi="Times New Roman" w:cs="Times New Roman"/>
-          <w:sz w:val="24"/>
-          <w:szCs w:val="24"/>
-        </w:rPr>
-        <w:t xml:space="preserve">• AI оферти и текстове;</w:t>
-      </w:r>
-    </w:p>
-    <w:p>
-      <w:pPr>
-        <w:spacing w:line="240" w:lineRule="auto"/>
-        <w:ind w:right="96"/>
-      </w:pPr>
-      <w:r>
-        <w:rPr>
-          <w:rFonts w:ascii="Times New Roman" w:hAnsi="Times New Roman" w:cs="Times New Roman"/>
-          <w:sz w:val="24"/>
-          <w:szCs w:val="24"/>
-        </w:rPr>
-        <w:t xml:space="preserve">• PDF рендъринг;</w:t>
-      </w:r>
-    </w:p>
-    <w:p>
-      <w:pPr>
-        <w:spacing w:line="240" w:lineRule="auto"/>
-        <w:ind w:right="96"/>
-      </w:pPr>
-      <w:r>
-        <w:rPr>
-          <w:rFonts w:ascii="Times New Roman" w:hAnsi="Times New Roman" w:cs="Times New Roman"/>
-          <w:sz w:val="24"/>
-          <w:szCs w:val="24"/>
-        </w:rPr>
-        <w:t xml:space="preserve">• автоматизации (workflows);</w:t>
-      </w:r>
-    </w:p>
-    <w:p>
-      <w:pPr>
-        <w:spacing w:line="240" w:lineRule="auto"/>
-        <w:ind w:right="96"/>
-      </w:pPr>
-      <w:r>
-        <w:rPr>
-          <w:rFonts w:ascii="Times New Roman" w:hAnsi="Times New Roman" w:cs="Times New Roman"/>
-          <w:sz w:val="24"/>
-          <w:szCs w:val="24"/>
-        </w:rPr>
-        <w:t xml:space="preserve">• управление на сайтовете и widgets;</w:t>
-      </w:r>
-    </w:p>
-    <w:p>
-      <w:pPr>
-        <w:spacing w:line="240" w:lineRule="auto"/>
-        <w:ind w:right="96"/>
-      </w:pPr>
-      <w:r>
-        <w:rPr>
-          <w:rFonts w:ascii="Times New Roman" w:hAnsi="Times New Roman" w:cs="Times New Roman"/>
-          <w:sz w:val="24"/>
-          <w:szCs w:val="24"/>
-        </w:rPr>
-        <w:t xml:space="preserve">• анализ и агрегиране на данни.</w:t>
+        </w:rPr>
+        <w:t>Изпълнява бизнес логика:</w:t>
+      </w:r>
+    </w:p>
+    <w:p>
+      <w:pPr>
+        <w:spacing w:line="240" w:lineRule="auto"/>
+        <w:ind w:right="96"/>
+      </w:pPr>
+      <w:r>
+        <w:rPr>
+          <w:rFonts w:ascii="Times New Roman" w:hAnsi="Times New Roman" w:cs="Times New Roman"/>
+        </w:rPr>
+        <w:t xml:space="preserve">• генериране на </w:t>
+      </w:r>
+      <w:proofErr w:type="gramStart"/>
+      <w:r>
+        <w:rPr>
+          <w:rFonts w:ascii="Times New Roman" w:hAnsi="Times New Roman" w:cs="Times New Roman"/>
+        </w:rPr>
+        <w:t>фактури;</w:t>
+      </w:r>
+      <w:proofErr w:type="gramEnd"/>
+    </w:p>
+    <w:p>
+      <w:pPr>
+        <w:spacing w:line="240" w:lineRule="auto"/>
+        <w:ind w:right="96"/>
+      </w:pPr>
+      <w:r>
+        <w:rPr>
+          <w:rFonts w:ascii="Times New Roman" w:hAnsi="Times New Roman" w:cs="Times New Roman"/>
+        </w:rPr>
+        <w:t xml:space="preserve">• AI оферти и </w:t>
+      </w:r>
+      <w:proofErr w:type="gramStart"/>
+      <w:r>
+        <w:rPr>
+          <w:rFonts w:ascii="Times New Roman" w:hAnsi="Times New Roman" w:cs="Times New Roman"/>
+        </w:rPr>
+        <w:t>текстове;</w:t>
+      </w:r>
+      <w:proofErr w:type="gramEnd"/>
+    </w:p>
+    <w:p>
+      <w:pPr>
+        <w:spacing w:line="240" w:lineRule="auto"/>
+        <w:ind w:right="96"/>
+      </w:pPr>
+      <w:r>
+        <w:rPr>
+          <w:rFonts w:ascii="Times New Roman" w:hAnsi="Times New Roman" w:cs="Times New Roman"/>
+        </w:rPr>
+        <w:lastRenderedPageBreak/>
+        <w:t xml:space="preserve">• PDF </w:t>
+      </w:r>
+      <w:proofErr w:type="gramStart"/>
+      <w:r>
+        <w:rPr>
+          <w:rFonts w:ascii="Times New Roman" w:hAnsi="Times New Roman" w:cs="Times New Roman"/>
+        </w:rPr>
+        <w:t>рендъринг;</w:t>
+      </w:r>
+      <w:proofErr w:type="gramEnd"/>
+    </w:p>
+    <w:p>
+      <w:pPr>
+        <w:spacing w:line="240" w:lineRule="auto"/>
+        <w:ind w:right="96"/>
+      </w:pPr>
+      <w:r>
+        <w:rPr>
+          <w:rFonts w:ascii="Times New Roman" w:hAnsi="Times New Roman" w:cs="Times New Roman"/>
+        </w:rPr>
+        <w:t>• автоматизации (workflows</w:t>
+      </w:r>
+      <w:proofErr w:type="gramStart"/>
+      <w:r>
+        <w:rPr>
+          <w:rFonts w:ascii="Times New Roman" w:hAnsi="Times New Roman" w:cs="Times New Roman"/>
+        </w:rPr>
+        <w:t>);</w:t>
+      </w:r>
+      <w:proofErr w:type="gramEnd"/>
+    </w:p>
+    <w:p>
+      <w:pPr>
+        <w:spacing w:line="240" w:lineRule="auto"/>
+        <w:ind w:right="96"/>
+      </w:pPr>
+      <w:r>
+        <w:rPr>
+          <w:rFonts w:ascii="Times New Roman" w:hAnsi="Times New Roman" w:cs="Times New Roman"/>
+        </w:rPr>
+        <w:t xml:space="preserve">• управление на сайтовете и </w:t>
+      </w:r>
+      <w:proofErr w:type="gramStart"/>
+      <w:r>
+        <w:rPr>
+          <w:rFonts w:ascii="Times New Roman" w:hAnsi="Times New Roman" w:cs="Times New Roman"/>
+        </w:rPr>
+        <w:t>widgets;</w:t>
+      </w:r>
+      <w:proofErr w:type="gramEnd"/>
+    </w:p>
+    <w:p>
+      <w:pPr>
+        <w:spacing w:line="240" w:lineRule="auto"/>
+        <w:ind w:right="96"/>
+      </w:pPr>
+      <w:r>
+        <w:rPr>
+          <w:rFonts w:ascii="Times New Roman" w:hAnsi="Times New Roman" w:cs="Times New Roman"/>
+        </w:rPr>
+        <w:t>• анализ и агрегиране на данни.</w:t>
       </w:r>
     </w:p>
     <w:p>
@@ -1035,52 +1939,44 @@
           <w:rFonts w:ascii="Times New Roman" w:hAnsi="Times New Roman" w:cs="Times New Roman"/>
           <w:b/>
           <w:bCs/>
-          <w:sz w:val="24"/>
-          <w:szCs w:val="24"/>
-        </w:rPr>
-        <w:t xml:space="preserve">• Frontend слой (hooks + UI)</w:t>
-      </w:r>
-    </w:p>
-    <w:p>
-      <w:pPr>
-        <w:spacing w:line="240" w:lineRule="auto"/>
-        <w:ind w:right="96"/>
-      </w:pPr>
-      <w:r>
-        <w:rPr>
-          <w:rFonts w:ascii="Times New Roman" w:hAnsi="Times New Roman" w:cs="Times New Roman"/>
-          <w:sz w:val="24"/>
-          <w:szCs w:val="24"/>
-        </w:rPr>
-        <w:t xml:space="preserve">• React Query hooks за данни и кеширане</w:t>
-      </w:r>
-    </w:p>
-    <w:p>
-      <w:pPr>
-        <w:spacing w:line="240" w:lineRule="auto"/>
-        <w:ind w:right="96"/>
-      </w:pPr>
-      <w:r>
-        <w:rPr>
-          <w:rFonts w:ascii="Times New Roman" w:hAnsi="Times New Roman" w:cs="Times New Roman"/>
-          <w:sz w:val="24"/>
-          <w:szCs w:val="24"/>
-        </w:rPr>
-        <w:t xml:space="preserve">• Модулни UI компоненти (forms, tables, editors, block renderers)</w:t>
-      </w:r>
-    </w:p>
-    <w:p>
-      <w:pPr>
-        <w:spacing w:line="240" w:lineRule="auto"/>
-        <w:ind w:right="96"/>
-      </w:pPr>
-      <w:r>
-        <w:rPr>
-          <w:rFonts w:ascii="Times New Roman" w:hAnsi="Times New Roman" w:cs="Times New Roman"/>
-          <w:sz w:val="24"/>
-          <w:szCs w:val="24"/>
-        </w:rPr>
-        <w:t xml:space="preserve">• Страници: Dashboard, Invoices, Proposals, Product Management, Contacts, Leads, Workflows, Widget Builder, Marketplace, Content, Settings</w:t>
+        </w:rPr>
+        <w:t>• Frontend слой (hooks + UI)</w:t>
+      </w:r>
+    </w:p>
+    <w:p>
+      <w:pPr>
+        <w:spacing w:line="240" w:lineRule="auto"/>
+        <w:ind w:right="96"/>
+      </w:pPr>
+      <w:r>
+        <w:rPr>
+          <w:rFonts w:ascii="Times New Roman" w:hAnsi="Times New Roman" w:cs="Times New Roman"/>
+        </w:rPr>
+        <w:t>• React Query hooks за данни и кеширане</w:t>
+      </w:r>
+    </w:p>
+    <w:p>
+      <w:pPr>
+        <w:spacing w:line="240" w:lineRule="auto"/>
+        <w:ind w:right="96"/>
+      </w:pPr>
+      <w:r>
+        <w:rPr>
+          <w:rFonts w:ascii="Times New Roman" w:hAnsi="Times New Roman" w:cs="Times New Roman"/>
+        </w:rPr>
+        <w:t>• Модулни UI компоненти (forms, tables, editors, block renderers)</w:t>
+      </w:r>
+    </w:p>
+    <w:p>
+      <w:pPr>
+        <w:spacing w:line="240" w:lineRule="auto"/>
+        <w:ind w:right="96"/>
+      </w:pPr>
+      <w:r>
+        <w:rPr>
+          <w:rFonts w:ascii="Times New Roman" w:hAnsi="Times New Roman" w:cs="Times New Roman"/>
+        </w:rPr>
+        <w:t>• Страници: Dashboard, Invoices, Proposals, Product Management, Contacts, Leads, Workflows, Widget Builder, Marketplace, Content, Settings</w:t>
       </w:r>
     </w:p>
     <w:p>
@@ -1097,178 +1993,152 @@
           <w:rFonts w:ascii="Times New Roman" w:hAnsi="Times New Roman" w:cs="Times New Roman"/>
           <w:b/>
           <w:bCs/>
-          <w:sz w:val="24"/>
-          <w:szCs w:val="24"/>
-        </w:rPr>
-        <w:t xml:space="preserve">• Основни модули</w:t>
-      </w:r>
-    </w:p>
-    <w:p>
-      <w:pPr>
-        <w:spacing w:line="240" w:lineRule="auto"/>
-        <w:ind w:right="96"/>
-      </w:pPr>
-      <w:r>
-        <w:rPr>
-          <w:rFonts w:ascii="Times New Roman" w:hAnsi="Times New Roman" w:cs="Times New Roman"/>
-          <w:sz w:val="24"/>
-          <w:szCs w:val="24"/>
-        </w:rPr>
-        <w:t xml:space="preserve">• Dashboard – обобщен изглед на дейността на организацията</w:t>
-      </w:r>
-    </w:p>
-    <w:p>
-      <w:pPr>
-        <w:spacing w:line="240" w:lineRule="auto"/>
-        <w:ind w:right="96"/>
-      </w:pPr>
-      <w:r>
-        <w:rPr>
-          <w:rFonts w:ascii="Times New Roman" w:hAnsi="Times New Roman" w:cs="Times New Roman"/>
-          <w:sz w:val="24"/>
-          <w:szCs w:val="24"/>
-        </w:rPr>
-        <w:t xml:space="preserve">• Products – управление на услуги и цени с поддръжка на персонализирани полета (metafields)</w:t>
-      </w:r>
-    </w:p>
-    <w:p>
-      <w:pPr>
-        <w:spacing w:line="240" w:lineRule="auto"/>
-        <w:ind w:right="96"/>
-      </w:pPr>
-      <w:r>
-        <w:rPr>
-          <w:rFonts w:ascii="Times New Roman" w:hAnsi="Times New Roman" w:cs="Times New Roman"/>
-          <w:sz w:val="24"/>
-          <w:szCs w:val="24"/>
-        </w:rPr>
-        <w:t xml:space="preserve">• Templates – шаблони за имейли и оферти с визуален редактор</w:t>
-      </w:r>
-    </w:p>
-    <w:p>
-      <w:pPr>
-        <w:spacing w:line="240" w:lineRule="auto"/>
-        <w:ind w:right="96"/>
-      </w:pPr>
-      <w:r>
-        <w:rPr>
-          <w:rFonts w:ascii="Times New Roman" w:hAnsi="Times New Roman" w:cs="Times New Roman"/>
-          <w:sz w:val="24"/>
-          <w:szCs w:val="24"/>
-        </w:rPr>
-        <w:t xml:space="preserve">• Invoices – генериране, изпращане и управление на фактури</w:t>
-      </w:r>
-    </w:p>
-    <w:p>
-      <w:pPr>
-        <w:spacing w:line="240" w:lineRule="auto"/>
-        <w:ind w:right="96"/>
-      </w:pPr>
-      <w:r>
-        <w:rPr>
-          <w:rFonts w:ascii="Times New Roman" w:hAnsi="Times New Roman" w:cs="Times New Roman"/>
-          <w:sz w:val="24"/>
-          <w:szCs w:val="24"/>
-        </w:rPr>
-        <w:t xml:space="preserve">• Contacts – CRM модул за управление на клиенти с бюджетно проследяване и персонализирани полета</w:t>
-      </w:r>
-    </w:p>
-    <w:p>
-      <w:pPr>
-        <w:spacing w:line="240" w:lineRule="auto"/>
-        <w:ind w:right="96"/>
-      </w:pPr>
-      <w:r>
-        <w:rPr>
-          <w:rFonts w:ascii="Times New Roman" w:hAnsi="Times New Roman" w:cs="Times New Roman"/>
-          <w:sz w:val="24"/>
-          <w:szCs w:val="24"/>
-        </w:rPr>
-        <w:t xml:space="preserve">• Leads – потенциални клиенти от widget форми и ръчно добавяне, с бюджетна квалификация</w:t>
-      </w:r>
-    </w:p>
-    <w:p>
-      <w:pPr>
-        <w:spacing w:line="240" w:lineRule="auto"/>
-        <w:ind w:right="96"/>
-      </w:pPr>
-      <w:r>
-        <w:rPr>
-          <w:rFonts w:ascii="Times New Roman" w:hAnsi="Times New Roman" w:cs="Times New Roman"/>
-          <w:sz w:val="24"/>
-          <w:szCs w:val="24"/>
-        </w:rPr>
-        <w:t xml:space="preserve">• Proposals – създаване на оферти с AI</w:t>
-      </w:r>
-    </w:p>
-    <w:p>
-      <w:pPr>
-        <w:spacing w:line="240" w:lineRule="auto"/>
-        <w:ind w:right="96"/>
-      </w:pPr>
-      <w:r>
-        <w:rPr>
-          <w:rFonts w:ascii="Times New Roman" w:hAnsi="Times New Roman" w:cs="Times New Roman"/>
-          <w:sz w:val="24"/>
-          <w:szCs w:val="24"/>
-        </w:rPr>
-        <w:t xml:space="preserve">• Marketplace – пазар за шаблони с принос от потребители</w:t>
-      </w:r>
-    </w:p>
-    <w:p>
-      <w:pPr>
-        <w:spacing w:line="240" w:lineRule="auto"/>
-        <w:ind w:right="96"/>
-      </w:pPr>
-      <w:r>
-        <w:rPr>
-          <w:rFonts w:ascii="Times New Roman" w:hAnsi="Times New Roman" w:cs="Times New Roman"/>
-          <w:sz w:val="24"/>
-          <w:szCs w:val="24"/>
-        </w:rPr>
-        <w:t xml:space="preserve">• Workflows – автоматизации по събития</w:t>
-      </w:r>
-    </w:p>
-    <w:p>
-      <w:pPr>
-        <w:spacing w:line="240" w:lineRule="auto"/>
-        <w:ind w:right="96"/>
-      </w:pPr>
-      <w:r>
-        <w:rPr>
-          <w:rFonts w:ascii="Times New Roman" w:hAnsi="Times New Roman" w:cs="Times New Roman"/>
-          <w:sz w:val="24"/>
-          <w:szCs w:val="24"/>
-        </w:rPr>
-        <w:t xml:space="preserve">• Integrations (Widget Builder) – блоков конструктор за форми, вграждани в трети сайтове, с версиониране и публикуване</w:t>
-      </w:r>
-    </w:p>
-    <w:p>
-      <w:pPr>
-        <w:spacing w:line="240" w:lineRule="auto"/>
-        <w:ind w:right="96"/>
-      </w:pPr>
-      <w:r>
-        <w:rPr>
-          <w:rFonts w:ascii="Times New Roman" w:hAnsi="Times New Roman" w:cs="Times New Roman"/>
-          <w:sz w:val="24"/>
-          <w:szCs w:val="24"/>
-        </w:rPr>
-        <w:t xml:space="preserve">• Content – управление на metaobjects и файлове</w:t>
-      </w:r>
-    </w:p>
-    <w:p>
-      <w:pPr>
-        <w:spacing w:line="240" w:lineRule="auto"/>
-        <w:ind w:right="96"/>
-      </w:pPr>
-      <w:r>
-        <w:rPr>
-          <w:rFonts w:ascii="Times New Roman" w:hAnsi="Times New Roman" w:cs="Times New Roman"/>
-          <w:sz w:val="24"/>
-          <w:szCs w:val="24"/>
-        </w:rPr>
-        <w:t xml:space="preserve">• Settings – организационни настройки, потребители, брандинг, AI, сигурност и одит</w:t>
+        </w:rPr>
+        <w:t>• Основни модули</w:t>
+      </w:r>
+    </w:p>
+    <w:p>
+      <w:pPr>
+        <w:spacing w:line="240" w:lineRule="auto"/>
+        <w:ind w:right="96"/>
+      </w:pPr>
+      <w:r>
+        <w:rPr>
+          <w:rFonts w:ascii="Times New Roman" w:hAnsi="Times New Roman" w:cs="Times New Roman"/>
+        </w:rPr>
+        <w:t>• Dashboard – обобщен изглед на дейността на организацията</w:t>
+      </w:r>
+    </w:p>
+    <w:p>
+      <w:pPr>
+        <w:spacing w:line="240" w:lineRule="auto"/>
+        <w:ind w:right="96"/>
+      </w:pPr>
+      <w:r>
+        <w:rPr>
+          <w:rFonts w:ascii="Times New Roman" w:hAnsi="Times New Roman" w:cs="Times New Roman"/>
+        </w:rPr>
+        <w:t>• Products – управление на услуги и цени с поддръжка на персонализирани полета (metafields)</w:t>
+      </w:r>
+    </w:p>
+    <w:p>
+      <w:pPr>
+        <w:spacing w:line="240" w:lineRule="auto"/>
+        <w:ind w:right="96"/>
+      </w:pPr>
+      <w:r>
+        <w:rPr>
+          <w:rFonts w:ascii="Times New Roman" w:hAnsi="Times New Roman" w:cs="Times New Roman"/>
+        </w:rPr>
+        <w:t>• Templates – шаблони за имейли и оферти с визуален редактор</w:t>
+      </w:r>
+    </w:p>
+    <w:p>
+      <w:pPr>
+        <w:spacing w:line="240" w:lineRule="auto"/>
+        <w:ind w:right="96"/>
+      </w:pPr>
+      <w:r>
+        <w:rPr>
+          <w:rFonts w:ascii="Times New Roman" w:hAnsi="Times New Roman" w:cs="Times New Roman"/>
+        </w:rPr>
+        <w:t>• Invoices – генериране, изпращане и управление на фактури</w:t>
+      </w:r>
+    </w:p>
+    <w:p>
+      <w:pPr>
+        <w:spacing w:line="240" w:lineRule="auto"/>
+        <w:ind w:right="96"/>
+      </w:pPr>
+      <w:r>
+        <w:rPr>
+          <w:rFonts w:ascii="Times New Roman" w:hAnsi="Times New Roman" w:cs="Times New Roman"/>
+        </w:rPr>
+        <w:t>• Contacts – CRM модул за управление на клиенти с бюджетно проследяване и персонализирани полета</w:t>
+      </w:r>
+    </w:p>
+    <w:p>
+      <w:pPr>
+        <w:spacing w:line="240" w:lineRule="auto"/>
+        <w:ind w:right="96"/>
+      </w:pPr>
+      <w:r>
+        <w:rPr>
+          <w:rFonts w:ascii="Times New Roman" w:hAnsi="Times New Roman" w:cs="Times New Roman"/>
+        </w:rPr>
+        <w:t>• Leads – потенциални клиенти от widget форми и ръчно добавяне, с бюджетна квалификация</w:t>
+      </w:r>
+    </w:p>
+    <w:p>
+      <w:pPr>
+        <w:spacing w:line="240" w:lineRule="auto"/>
+        <w:ind w:right="96"/>
+      </w:pPr>
+      <w:r>
+        <w:rPr>
+          <w:rFonts w:ascii="Times New Roman" w:hAnsi="Times New Roman" w:cs="Times New Roman"/>
+        </w:rPr>
+        <w:t>• Proposals – създаване на оферти с AI</w:t>
+      </w:r>
+    </w:p>
+    <w:p>
+      <w:pPr>
+        <w:spacing w:line="240" w:lineRule="auto"/>
+        <w:ind w:right="96"/>
+      </w:pPr>
+      <w:r>
+        <w:rPr>
+          <w:rFonts w:ascii="Times New Roman" w:hAnsi="Times New Roman" w:cs="Times New Roman"/>
+        </w:rPr>
+        <w:t>• Marketplace – пазар за шаблони с принос от потребители</w:t>
+      </w:r>
+    </w:p>
+    <w:p>
+      <w:pPr>
+        <w:spacing w:line="240" w:lineRule="auto"/>
+        <w:ind w:right="96"/>
+      </w:pPr>
+      <w:r>
+        <w:rPr>
+          <w:rFonts w:ascii="Times New Roman" w:hAnsi="Times New Roman" w:cs="Times New Roman"/>
+        </w:rPr>
+        <w:t>• Workflows – автоматизации по събития</w:t>
+      </w:r>
+    </w:p>
+    <w:p>
+      <w:pPr>
+        <w:spacing w:line="240" w:lineRule="auto"/>
+        <w:ind w:right="96"/>
+      </w:pPr>
+      <w:r>
+        <w:rPr>
+          <w:rFonts w:ascii="Times New Roman" w:hAnsi="Times New Roman" w:cs="Times New Roman"/>
+        </w:rPr>
+        <w:t>• Integrations (Widget Builder) – блоков конструктор за форми, вграждани в трети сайтове, с версиониране и публикуване</w:t>
+      </w:r>
+    </w:p>
+    <w:p>
+      <w:pPr>
+        <w:spacing w:line="240" w:lineRule="auto"/>
+        <w:ind w:right="96"/>
+      </w:pPr>
+      <w:r>
+        <w:rPr>
+          <w:rFonts w:ascii="Times New Roman" w:hAnsi="Times New Roman" w:cs="Times New Roman"/>
+        </w:rPr>
+        <w:t>• Content – управление на metaobjects и файлове</w:t>
+      </w:r>
+    </w:p>
+    <w:p>
+      <w:pPr>
+        <w:spacing w:line="240" w:lineRule="auto"/>
+        <w:ind w:right="96"/>
+      </w:pPr>
+      <w:r>
+        <w:rPr>
+          <w:rFonts w:ascii="Times New Roman" w:hAnsi="Times New Roman" w:cs="Times New Roman"/>
+        </w:rPr>
+        <w:t>• Settings – организационни настройки, потребители, брандинг, AI, сигурност и одит</w:t>
       </w:r>
     </w:p>
     <w:p>
@@ -1288,7 +2158,7 @@
           <w:sz w:val="26"/>
           <w:szCs w:val="26"/>
         </w:rPr>
-        <w:t xml:space="preserve">4.5. Реализация – технологии и средства</w:t>
+        <w:t>4.5. Реализация – технологии и средства</w:t>
       </w:r>
     </w:p>
     <w:p>
@@ -1298,10 +2168,9 @@
       <w:r>
         <w:rPr>
           <w:rFonts w:ascii="Times New Roman" w:hAnsi="Times New Roman" w:cs="Times New Roman"/>
-          <w:sz w:val="24"/>
-          <w:szCs w:val="24"/>
-        </w:rPr>
-        <w:t xml:space="preserve">Проектът се основава на модерни технологични стекове и принципи:</w:t>
+        </w:rPr>
+        <w:lastRenderedPageBreak/>
+        <w:t>Проектът се основава на модерни технологични стекове и принципи:</w:t>
       </w:r>
     </w:p>
     <w:p>
@@ -1311,21 +2180,22 @@
     </w:p>
     <w:tbl>
       <w:tblPr>
-        <w:tblStyle w:val="a3"/>
         <w:tblW w:w="9000" w:type="dxa"/>
         <w:tblBorders>
           <w:insideH w:val="single" w:sz="4" w:space="0" w:color="AAAAAA"/>
           <w:insideV w:val="single" w:sz="4" w:space="0" w:color="AAAAAA"/>
         </w:tblBorders>
+        <w:tblLook w:val="04A0" w:firstRow="1" w:lastRow="0" w:firstColumn="1" w:lastColumn="0" w:noHBand="0" w:noVBand="1"/>
       </w:tblPr>
       <w:tblGrid>
-        <w:gridCol w:w="3000"/>
-        <w:gridCol w:w="3000"/>
-        <w:gridCol w:w="3000"/>
+        <w:gridCol w:w="1241"/>
+        <w:gridCol w:w="2377"/>
+        <w:gridCol w:w="5382"/>
       </w:tblGrid>
       <w:tr>
         <w:tc>
           <w:tcPr>
+            <w:tcW w:w="0" w:type="auto"/>
             <w:tcBorders>
               <w:top w:val="single" w:sz="4" w:space="0" w:color="AAAAAA"/>
               <w:left w:val="single" w:sz="4" w:space="0" w:color="AAAAAA"/>
@@ -1351,12 +2221,13 @@
                 <w:sz w:val="20"/>
                 <w:szCs w:val="20"/>
               </w:rPr>
-              <w:t xml:space="preserve">Компонент</w:t>
+              <w:t>Компонент</w:t>
             </w:r>
           </w:p>
         </w:tc>
         <w:tc>
           <w:tcPr>
+            <w:tcW w:w="0" w:type="auto"/>
             <w:tcBorders>
               <w:top w:val="single" w:sz="4" w:space="0" w:color="AAAAAA"/>
               <w:left w:val="single" w:sz="4" w:space="0" w:color="AAAAAA"/>
@@ -1382,12 +2253,13 @@
                 <w:sz w:val="20"/>
                 <w:szCs w:val="20"/>
               </w:rPr>
-              <w:t xml:space="preserve">Технологии</w:t>
+              <w:t>Технологии</w:t>
             </w:r>
           </w:p>
         </w:tc>
         <w:tc>
           <w:tcPr>
+            <w:tcW w:w="0" w:type="auto"/>
             <w:tcBorders>
               <w:top w:val="single" w:sz="4" w:space="0" w:color="AAAAAA"/>
               <w:left w:val="single" w:sz="4" w:space="0" w:color="AAAAAA"/>
@@ -1413,7 +2285,7 @@
                 <w:sz w:val="20"/>
                 <w:szCs w:val="20"/>
               </w:rPr>
-              <w:t xml:space="preserve">Описание</w:t>
+              <w:t>Описание</w:t>
             </w:r>
           </w:p>
         </w:tc>
@@ -1421,6 +2293,7 @@
       <w:tr>
         <w:tc>
           <w:tcPr>
+            <w:tcW w:w="0" w:type="auto"/>
             <w:tcBorders>
               <w:top w:val="single" w:sz="4" w:space="0" w:color="AAAAAA"/>
               <w:left w:val="single" w:sz="4" w:space="0" w:color="AAAAAA"/>
@@ -1444,12 +2317,13 @@
                 <w:sz w:val="20"/>
                 <w:szCs w:val="20"/>
               </w:rPr>
-              <w:t xml:space="preserve">Фронтенд</w:t>
+              <w:t>Фронтенд</w:t>
             </w:r>
           </w:p>
         </w:tc>
         <w:tc>
           <w:tcPr>
+            <w:tcW w:w="0" w:type="auto"/>
             <w:tcBorders>
               <w:top w:val="single" w:sz="4" w:space="0" w:color="AAAAAA"/>
               <w:left w:val="single" w:sz="4" w:space="0" w:color="AAAAAA"/>
@@ -1473,12 +2347,13 @@
                 <w:sz w:val="20"/>
                 <w:szCs w:val="20"/>
               </w:rPr>
-              <w:t xml:space="preserve">React, TypeScript, Vite</w:t>
+              <w:t>React, TypeScript, Vite</w:t>
             </w:r>
           </w:p>
         </w:tc>
         <w:tc>
           <w:tcPr>
+            <w:tcW w:w="0" w:type="auto"/>
             <w:tcBorders>
               <w:top w:val="single" w:sz="4" w:space="0" w:color="AAAAAA"/>
               <w:left w:val="single" w:sz="4" w:space="0" w:color="AAAAAA"/>
@@ -1502,7 +2377,7 @@
                 <w:sz w:val="20"/>
                 <w:szCs w:val="20"/>
               </w:rPr>
-              <w:t xml:space="preserve">SPA (Single Page Application) за бързо и надеждно потребителско преживяване.</w:t>
+              <w:t>SPA (Single Page Application) за бързо и надеждно потребителско преживяване.</w:t>
             </w:r>
           </w:p>
         </w:tc>
@@ -1510,6 +2385,29 @@
       <w:tr>
         <w:tc>
           <w:tcPr>
+            <w:tcW w:w="0" w:type="auto"/>
+            <w:tcBorders>
+              <w:top w:val="single" w:sz="4" w:space="0" w:color="AAAAAA"/>
+              <w:left w:val="single" w:sz="4" w:space="0" w:color="AAAAAA"/>
+              <w:bottom w:val="single" w:sz="4" w:space="0" w:color="AAAAAA"/>
+              <w:right w:val="single" w:sz="4" w:space="0" w:color="AAAAAA"/>
+            </w:tcBorders>
+            <w:tcMar>
+              <w:top w:w="80" w:type="dxa"/>
+              <w:left w:w="120" w:type="dxa"/>
+              <w:bottom w:w="80" w:type="dxa"/>
+              <w:right w:w="120" w:type="dxa"/>
+            </w:tcMar>
+          </w:tcPr>
+          <w:p>
+            <w:pPr>
+              <w:spacing w:line="240" w:lineRule="auto"/>
+            </w:pPr>
+          </w:p>
+        </w:tc>
+        <w:tc>
+          <w:tcPr>
+            <w:tcW w:w="0" w:type="auto"/>
             <w:tcBorders>
               <w:top w:val="single" w:sz="4" w:space="0" w:color="AAAAAA"/>
               <w:left w:val="single" w:sz="4" w:space="0" w:color="AAAAAA"/>
@@ -1533,12 +2431,13 @@
                 <w:sz w:val="20"/>
                 <w:szCs w:val="20"/>
               </w:rPr>
-              <w:t xml:space="preserve"/>
+              <w:t>React Router, TanStack Query</w:t>
             </w:r>
           </w:p>
         </w:tc>
         <w:tc>
           <w:tcPr>
+            <w:tcW w:w="0" w:type="auto"/>
             <w:tcBorders>
               <w:top w:val="single" w:sz="4" w:space="0" w:color="AAAAAA"/>
               <w:left w:val="single" w:sz="4" w:space="0" w:color="AAAAAA"/>
@@ -1562,12 +2461,37 @@
                 <w:sz w:val="20"/>
                 <w:szCs w:val="20"/>
               </w:rPr>
-              <w:t xml:space="preserve">React Router, TanStack Query</w:t>
+              <w:t>За рутиране, управление на състоянието и кеширане на данни.</w:t>
             </w:r>
+          </w:p>
+        </w:tc>
+      </w:tr>
+      <w:tr>
+        <w:tc>
+          <w:tcPr>
+            <w:tcW w:w="0" w:type="auto"/>
+            <w:tcBorders>
+              <w:top w:val="single" w:sz="4" w:space="0" w:color="AAAAAA"/>
+              <w:left w:val="single" w:sz="4" w:space="0" w:color="AAAAAA"/>
+              <w:bottom w:val="single" w:sz="4" w:space="0" w:color="AAAAAA"/>
+              <w:right w:val="single" w:sz="4" w:space="0" w:color="AAAAAA"/>
+            </w:tcBorders>
+            <w:tcMar>
+              <w:top w:w="80" w:type="dxa"/>
+              <w:left w:w="120" w:type="dxa"/>
+              <w:bottom w:w="80" w:type="dxa"/>
+              <w:right w:w="120" w:type="dxa"/>
+            </w:tcMar>
+          </w:tcPr>
+          <w:p>
+            <w:pPr>
+              <w:spacing w:line="240" w:lineRule="auto"/>
+            </w:pPr>
           </w:p>
         </w:tc>
         <w:tc>
           <w:tcPr>
+            <w:tcW w:w="0" w:type="auto"/>
             <w:tcBorders>
               <w:top w:val="single" w:sz="4" w:space="0" w:color="AAAAAA"/>
               <w:left w:val="single" w:sz="4" w:space="0" w:color="AAAAAA"/>
@@ -1591,14 +2515,13 @@
                 <w:sz w:val="20"/>
                 <w:szCs w:val="20"/>
               </w:rPr>
-              <w:t xml:space="preserve">За рутиране, управление на състоянието и кеширане на данни.</w:t>
+              <w:t>Tailwind CSS, shadcn/ui</w:t>
             </w:r>
           </w:p>
         </w:tc>
-      </w:tr>
-      <w:tr>
         <w:tc>
           <w:tcPr>
+            <w:tcW w:w="0" w:type="auto"/>
             <w:tcBorders>
               <w:top w:val="single" w:sz="4" w:space="0" w:color="AAAAAA"/>
               <w:left w:val="single" w:sz="4" w:space="0" w:color="AAAAAA"/>
@@ -1622,12 +2545,37 @@
                 <w:sz w:val="20"/>
                 <w:szCs w:val="20"/>
               </w:rPr>
-              <w:t xml:space="preserve"/>
+              <w:t>За бързо и отзивчиво (responsive) стилизиране и UI компоненти.</w:t>
             </w:r>
+          </w:p>
+        </w:tc>
+      </w:tr>
+      <w:tr>
+        <w:tc>
+          <w:tcPr>
+            <w:tcW w:w="0" w:type="auto"/>
+            <w:tcBorders>
+              <w:top w:val="single" w:sz="4" w:space="0" w:color="AAAAAA"/>
+              <w:left w:val="single" w:sz="4" w:space="0" w:color="AAAAAA"/>
+              <w:bottom w:val="single" w:sz="4" w:space="0" w:color="AAAAAA"/>
+              <w:right w:val="single" w:sz="4" w:space="0" w:color="AAAAAA"/>
+            </w:tcBorders>
+            <w:tcMar>
+              <w:top w:w="80" w:type="dxa"/>
+              <w:left w:w="120" w:type="dxa"/>
+              <w:bottom w:w="80" w:type="dxa"/>
+              <w:right w:w="120" w:type="dxa"/>
+            </w:tcMar>
+          </w:tcPr>
+          <w:p>
+            <w:pPr>
+              <w:spacing w:line="240" w:lineRule="auto"/>
+            </w:pPr>
           </w:p>
         </w:tc>
         <w:tc>
           <w:tcPr>
+            <w:tcW w:w="0" w:type="auto"/>
             <w:tcBorders>
               <w:top w:val="single" w:sz="4" w:space="0" w:color="AAAAAA"/>
               <w:left w:val="single" w:sz="4" w:space="0" w:color="AAAAAA"/>
@@ -1651,12 +2599,13 @@
                 <w:sz w:val="20"/>
                 <w:szCs w:val="20"/>
               </w:rPr>
-              <w:t xml:space="preserve">Tailwind CSS, shadcn/ui</w:t>
+              <w:t>Clerk</w:t>
             </w:r>
           </w:p>
         </w:tc>
         <w:tc>
           <w:tcPr>
+            <w:tcW w:w="0" w:type="auto"/>
             <w:tcBorders>
               <w:top w:val="single" w:sz="4" w:space="0" w:color="AAAAAA"/>
               <w:left w:val="single" w:sz="4" w:space="0" w:color="AAAAAA"/>
@@ -1680,7 +2629,7 @@
                 <w:sz w:val="20"/>
                 <w:szCs w:val="20"/>
               </w:rPr>
-              <w:t xml:space="preserve">За бързо и отзивчиво (responsive) стилизиране и UI компоненти.</w:t>
+              <w:t>За управление на потребители, организации и аутентикация.</w:t>
             </w:r>
           </w:p>
         </w:tc>
@@ -1688,6 +2637,7 @@
       <w:tr>
         <w:tc>
           <w:tcPr>
+            <w:tcW w:w="0" w:type="auto"/>
             <w:tcBorders>
               <w:top w:val="single" w:sz="4" w:space="0" w:color="AAAAAA"/>
               <w:left w:val="single" w:sz="4" w:space="0" w:color="AAAAAA"/>
@@ -1711,12 +2661,13 @@
                 <w:sz w:val="20"/>
                 <w:szCs w:val="20"/>
               </w:rPr>
-              <w:t xml:space="preserve"/>
+              <w:t>Бекенд</w:t>
             </w:r>
           </w:p>
         </w:tc>
         <w:tc>
           <w:tcPr>
+            <w:tcW w:w="0" w:type="auto"/>
             <w:tcBorders>
               <w:top w:val="single" w:sz="4" w:space="0" w:color="AAAAAA"/>
               <w:left w:val="single" w:sz="4" w:space="0" w:color="AAAAAA"/>
@@ -1740,12 +2691,13 @@
                 <w:sz w:val="20"/>
                 <w:szCs w:val="20"/>
               </w:rPr>
-              <w:t xml:space="preserve">Clerk</w:t>
+              <w:t>Firebase Cloud Functions (TypeScript)</w:t>
             </w:r>
           </w:p>
         </w:tc>
         <w:tc>
           <w:tcPr>
+            <w:tcW w:w="0" w:type="auto"/>
             <w:tcBorders>
               <w:top w:val="single" w:sz="4" w:space="0" w:color="AAAAAA"/>
               <w:left w:val="single" w:sz="4" w:space="0" w:color="AAAAAA"/>
@@ -1769,7 +2721,7 @@
                 <w:sz w:val="20"/>
                 <w:szCs w:val="20"/>
               </w:rPr>
-              <w:t xml:space="preserve">За управление на потребители, организации и аутентикация.</w:t>
+              <w:t>Изпълнение на бекенд логика: генериране на фактури, widgets, workflows, AI операции.</w:t>
             </w:r>
           </w:p>
         </w:tc>
@@ -1777,6 +2729,29 @@
       <w:tr>
         <w:tc>
           <w:tcPr>
+            <w:tcW w:w="0" w:type="auto"/>
+            <w:tcBorders>
+              <w:top w:val="single" w:sz="4" w:space="0" w:color="AAAAAA"/>
+              <w:left w:val="single" w:sz="4" w:space="0" w:color="AAAAAA"/>
+              <w:bottom w:val="single" w:sz="4" w:space="0" w:color="AAAAAA"/>
+              <w:right w:val="single" w:sz="4" w:space="0" w:color="AAAAAA"/>
+            </w:tcBorders>
+            <w:tcMar>
+              <w:top w:w="80" w:type="dxa"/>
+              <w:left w:w="120" w:type="dxa"/>
+              <w:bottom w:w="80" w:type="dxa"/>
+              <w:right w:w="120" w:type="dxa"/>
+            </w:tcMar>
+          </w:tcPr>
+          <w:p>
+            <w:pPr>
+              <w:spacing w:line="240" w:lineRule="auto"/>
+            </w:pPr>
+          </w:p>
+        </w:tc>
+        <w:tc>
+          <w:tcPr>
+            <w:tcW w:w="0" w:type="auto"/>
             <w:tcBorders>
               <w:top w:val="single" w:sz="4" w:space="0" w:color="AAAAAA"/>
               <w:left w:val="single" w:sz="4" w:space="0" w:color="AAAAAA"/>
@@ -1800,12 +2775,13 @@
                 <w:sz w:val="20"/>
                 <w:szCs w:val="20"/>
               </w:rPr>
-              <w:t xml:space="preserve">Бекенд</w:t>
+              <w:t>Firestore, Realtime DB, Storage</w:t>
             </w:r>
           </w:p>
         </w:tc>
         <w:tc>
           <w:tcPr>
+            <w:tcW w:w="0" w:type="auto"/>
             <w:tcBorders>
               <w:top w:val="single" w:sz="4" w:space="0" w:color="AAAAAA"/>
               <w:left w:val="single" w:sz="4" w:space="0" w:color="AAAAAA"/>
@@ -1829,12 +2805,37 @@
                 <w:sz w:val="20"/>
                 <w:szCs w:val="20"/>
               </w:rPr>
-              <w:t xml:space="preserve">Firebase Cloud Functions (TypeScript)</w:t>
+              <w:t>Различни бази данни и хранилища за данни и анализи.</w:t>
             </w:r>
+          </w:p>
+        </w:tc>
+      </w:tr>
+      <w:tr>
+        <w:tc>
+          <w:tcPr>
+            <w:tcW w:w="0" w:type="auto"/>
+            <w:tcBorders>
+              <w:top w:val="single" w:sz="4" w:space="0" w:color="AAAAAA"/>
+              <w:left w:val="single" w:sz="4" w:space="0" w:color="AAAAAA"/>
+              <w:bottom w:val="single" w:sz="4" w:space="0" w:color="AAAAAA"/>
+              <w:right w:val="single" w:sz="4" w:space="0" w:color="AAAAAA"/>
+            </w:tcBorders>
+            <w:tcMar>
+              <w:top w:w="80" w:type="dxa"/>
+              <w:left w:w="120" w:type="dxa"/>
+              <w:bottom w:w="80" w:type="dxa"/>
+              <w:right w:w="120" w:type="dxa"/>
+            </w:tcMar>
+          </w:tcPr>
+          <w:p>
+            <w:pPr>
+              <w:spacing w:line="240" w:lineRule="auto"/>
+            </w:pPr>
           </w:p>
         </w:tc>
         <w:tc>
           <w:tcPr>
+            <w:tcW w:w="0" w:type="auto"/>
             <w:tcBorders>
               <w:top w:val="single" w:sz="4" w:space="0" w:color="AAAAAA"/>
               <w:left w:val="single" w:sz="4" w:space="0" w:color="AAAAAA"/>
@@ -1858,14 +2859,13 @@
                 <w:sz w:val="20"/>
                 <w:szCs w:val="20"/>
               </w:rPr>
-              <w:t xml:space="preserve">Изпълнение на бекенд логика: генериране на фактури, widgets, workflows, AI операции.</w:t>
+              <w:t>Gemini/LLM</w:t>
             </w:r>
           </w:p>
         </w:tc>
-      </w:tr>
-      <w:tr>
         <w:tc>
           <w:tcPr>
+            <w:tcW w:w="0" w:type="auto"/>
             <w:tcBorders>
               <w:top w:val="single" w:sz="4" w:space="0" w:color="AAAAAA"/>
               <w:left w:val="single" w:sz="4" w:space="0" w:color="AAAAAA"/>
@@ -1889,12 +2889,37 @@
                 <w:sz w:val="20"/>
                 <w:szCs w:val="20"/>
               </w:rPr>
-              <w:t xml:space="preserve"/>
+              <w:t>Използван за AI функционалности (генериране на предложения, AI сайтове, подобряване на текст).</w:t>
             </w:r>
+          </w:p>
+        </w:tc>
+      </w:tr>
+      <w:tr>
+        <w:tc>
+          <w:tcPr>
+            <w:tcW w:w="0" w:type="auto"/>
+            <w:tcBorders>
+              <w:top w:val="single" w:sz="4" w:space="0" w:color="AAAAAA"/>
+              <w:left w:val="single" w:sz="4" w:space="0" w:color="AAAAAA"/>
+              <w:bottom w:val="single" w:sz="4" w:space="0" w:color="AAAAAA"/>
+              <w:right w:val="single" w:sz="4" w:space="0" w:color="AAAAAA"/>
+            </w:tcBorders>
+            <w:tcMar>
+              <w:top w:w="80" w:type="dxa"/>
+              <w:left w:w="120" w:type="dxa"/>
+              <w:bottom w:w="80" w:type="dxa"/>
+              <w:right w:w="120" w:type="dxa"/>
+            </w:tcMar>
+          </w:tcPr>
+          <w:p>
+            <w:pPr>
+              <w:spacing w:line="240" w:lineRule="auto"/>
+            </w:pPr>
           </w:p>
         </w:tc>
         <w:tc>
           <w:tcPr>
+            <w:tcW w:w="0" w:type="auto"/>
             <w:tcBorders>
               <w:top w:val="single" w:sz="4" w:space="0" w:color="AAAAAA"/>
               <w:left w:val="single" w:sz="4" w:space="0" w:color="AAAAAA"/>
@@ -1918,12 +2943,13 @@
                 <w:sz w:val="20"/>
                 <w:szCs w:val="20"/>
               </w:rPr>
-              <w:t xml:space="preserve">Firestore, Realtime DB, Storage</w:t>
+              <w:t>Zod</w:t>
             </w:r>
           </w:p>
         </w:tc>
         <w:tc>
           <w:tcPr>
+            <w:tcW w:w="0" w:type="auto"/>
             <w:tcBorders>
               <w:top w:val="single" w:sz="4" w:space="0" w:color="AAAAAA"/>
               <w:left w:val="single" w:sz="4" w:space="0" w:color="AAAAAA"/>
@@ -1947,7 +2973,7 @@
                 <w:sz w:val="20"/>
                 <w:szCs w:val="20"/>
               </w:rPr>
-              <w:t xml:space="preserve">Различни бази данни и хранилища за данни и анализи.</w:t>
+              <w:t>За валидиране на данни и схеми.</w:t>
             </w:r>
           </w:p>
         </w:tc>
@@ -1955,6 +2981,29 @@
       <w:tr>
         <w:tc>
           <w:tcPr>
+            <w:tcW w:w="0" w:type="auto"/>
+            <w:tcBorders>
+              <w:top w:val="single" w:sz="4" w:space="0" w:color="AAAAAA"/>
+              <w:left w:val="single" w:sz="4" w:space="0" w:color="AAAAAA"/>
+              <w:bottom w:val="single" w:sz="4" w:space="0" w:color="AAAAAA"/>
+              <w:right w:val="single" w:sz="4" w:space="0" w:color="AAAAAA"/>
+            </w:tcBorders>
+            <w:tcMar>
+              <w:top w:w="80" w:type="dxa"/>
+              <w:left w:w="120" w:type="dxa"/>
+              <w:bottom w:w="80" w:type="dxa"/>
+              <w:right w:w="120" w:type="dxa"/>
+            </w:tcMar>
+          </w:tcPr>
+          <w:p>
+            <w:pPr>
+              <w:spacing w:line="240" w:lineRule="auto"/>
+            </w:pPr>
+          </w:p>
+        </w:tc>
+        <w:tc>
+          <w:tcPr>
+            <w:tcW w:w="0" w:type="auto"/>
             <w:tcBorders>
               <w:top w:val="single" w:sz="4" w:space="0" w:color="AAAAAA"/>
               <w:left w:val="single" w:sz="4" w:space="0" w:color="AAAAAA"/>
@@ -1978,12 +3027,13 @@
                 <w:sz w:val="20"/>
                 <w:szCs w:val="20"/>
               </w:rPr>
-              <w:t xml:space="preserve"/>
+              <w:t>Resend (e-mail)</w:t>
             </w:r>
           </w:p>
         </w:tc>
         <w:tc>
           <w:tcPr>
+            <w:tcW w:w="0" w:type="auto"/>
             <w:tcBorders>
               <w:top w:val="single" w:sz="4" w:space="0" w:color="AAAAAA"/>
               <w:left w:val="single" w:sz="4" w:space="0" w:color="AAAAAA"/>
@@ -2007,214 +3057,7 @@
                 <w:sz w:val="20"/>
                 <w:szCs w:val="20"/>
               </w:rPr>
-              <w:t xml:space="preserve">Gemini/LLM</w:t>
-            </w:r>
-          </w:p>
-        </w:tc>
-        <w:tc>
-          <w:tcPr>
-            <w:tcBorders>
-              <w:top w:val="single" w:sz="4" w:space="0" w:color="AAAAAA"/>
-              <w:left w:val="single" w:sz="4" w:space="0" w:color="AAAAAA"/>
-              <w:bottom w:val="single" w:sz="4" w:space="0" w:color="AAAAAA"/>
-              <w:right w:val="single" w:sz="4" w:space="0" w:color="AAAAAA"/>
-            </w:tcBorders>
-            <w:tcMar>
-              <w:top w:w="80" w:type="dxa"/>
-              <w:left w:w="120" w:type="dxa"/>
-              <w:bottom w:w="80" w:type="dxa"/>
-              <w:right w:w="120" w:type="dxa"/>
-            </w:tcMar>
-          </w:tcPr>
-          <w:p>
-            <w:pPr>
-              <w:spacing w:line="240" w:lineRule="auto"/>
-            </w:pPr>
-            <w:r>
-              <w:rPr>
-                <w:rFonts w:ascii="Times New Roman" w:hAnsi="Times New Roman" w:cs="Times New Roman"/>
-                <w:sz w:val="20"/>
-                <w:szCs w:val="20"/>
-              </w:rPr>
-              <w:t xml:space="preserve">Използван за AI функционалности (генериране на предложения, AI сайтове, подобряване на текст).</w:t>
-            </w:r>
-          </w:p>
-        </w:tc>
-      </w:tr>
-      <w:tr>
-        <w:tc>
-          <w:tcPr>
-            <w:tcBorders>
-              <w:top w:val="single" w:sz="4" w:space="0" w:color="AAAAAA"/>
-              <w:left w:val="single" w:sz="4" w:space="0" w:color="AAAAAA"/>
-              <w:bottom w:val="single" w:sz="4" w:space="0" w:color="AAAAAA"/>
-              <w:right w:val="single" w:sz="4" w:space="0" w:color="AAAAAA"/>
-            </w:tcBorders>
-            <w:tcMar>
-              <w:top w:w="80" w:type="dxa"/>
-              <w:left w:w="120" w:type="dxa"/>
-              <w:bottom w:w="80" w:type="dxa"/>
-              <w:right w:w="120" w:type="dxa"/>
-            </w:tcMar>
-          </w:tcPr>
-          <w:p>
-            <w:pPr>
-              <w:spacing w:line="240" w:lineRule="auto"/>
-            </w:pPr>
-            <w:r>
-              <w:rPr>
-                <w:rFonts w:ascii="Times New Roman" w:hAnsi="Times New Roman" w:cs="Times New Roman"/>
-                <w:sz w:val="20"/>
-                <w:szCs w:val="20"/>
-              </w:rPr>
-              <w:t xml:space="preserve"/>
-            </w:r>
-          </w:p>
-        </w:tc>
-        <w:tc>
-          <w:tcPr>
-            <w:tcBorders>
-              <w:top w:val="single" w:sz="4" w:space="0" w:color="AAAAAA"/>
-              <w:left w:val="single" w:sz="4" w:space="0" w:color="AAAAAA"/>
-              <w:bottom w:val="single" w:sz="4" w:space="0" w:color="AAAAAA"/>
-              <w:right w:val="single" w:sz="4" w:space="0" w:color="AAAAAA"/>
-            </w:tcBorders>
-            <w:tcMar>
-              <w:top w:w="80" w:type="dxa"/>
-              <w:left w:w="120" w:type="dxa"/>
-              <w:bottom w:w="80" w:type="dxa"/>
-              <w:right w:w="120" w:type="dxa"/>
-            </w:tcMar>
-          </w:tcPr>
-          <w:p>
-            <w:pPr>
-              <w:spacing w:line="240" w:lineRule="auto"/>
-            </w:pPr>
-            <w:r>
-              <w:rPr>
-                <w:rFonts w:ascii="Times New Roman" w:hAnsi="Times New Roman" w:cs="Times New Roman"/>
-                <w:sz w:val="20"/>
-                <w:szCs w:val="20"/>
-              </w:rPr>
-              <w:t xml:space="preserve">Zod</w:t>
-            </w:r>
-          </w:p>
-        </w:tc>
-        <w:tc>
-          <w:tcPr>
-            <w:tcBorders>
-              <w:top w:val="single" w:sz="4" w:space="0" w:color="AAAAAA"/>
-              <w:left w:val="single" w:sz="4" w:space="0" w:color="AAAAAA"/>
-              <w:bottom w:val="single" w:sz="4" w:space="0" w:color="AAAAAA"/>
-              <w:right w:val="single" w:sz="4" w:space="0" w:color="AAAAAA"/>
-            </w:tcBorders>
-            <w:tcMar>
-              <w:top w:w="80" w:type="dxa"/>
-              <w:left w:w="120" w:type="dxa"/>
-              <w:bottom w:w="80" w:type="dxa"/>
-              <w:right w:w="120" w:type="dxa"/>
-            </w:tcMar>
-          </w:tcPr>
-          <w:p>
-            <w:pPr>
-              <w:spacing w:line="240" w:lineRule="auto"/>
-            </w:pPr>
-            <w:r>
-              <w:rPr>
-                <w:rFonts w:ascii="Times New Roman" w:hAnsi="Times New Roman" w:cs="Times New Roman"/>
-                <w:sz w:val="20"/>
-                <w:szCs w:val="20"/>
-              </w:rPr>
-              <w:t xml:space="preserve">За валидиране на данни и схеми.</w:t>
-            </w:r>
-          </w:p>
-        </w:tc>
-      </w:tr>
-      <w:tr>
-        <w:tc>
-          <w:tcPr>
-            <w:tcBorders>
-              <w:top w:val="single" w:sz="4" w:space="0" w:color="AAAAAA"/>
-              <w:left w:val="single" w:sz="4" w:space="0" w:color="AAAAAA"/>
-              <w:bottom w:val="single" w:sz="4" w:space="0" w:color="AAAAAA"/>
-              <w:right w:val="single" w:sz="4" w:space="0" w:color="AAAAAA"/>
-            </w:tcBorders>
-            <w:tcMar>
-              <w:top w:w="80" w:type="dxa"/>
-              <w:left w:w="120" w:type="dxa"/>
-              <w:bottom w:w="80" w:type="dxa"/>
-              <w:right w:w="120" w:type="dxa"/>
-            </w:tcMar>
-          </w:tcPr>
-          <w:p>
-            <w:pPr>
-              <w:spacing w:line="240" w:lineRule="auto"/>
-            </w:pPr>
-            <w:r>
-              <w:rPr>
-                <w:rFonts w:ascii="Times New Roman" w:hAnsi="Times New Roman" w:cs="Times New Roman"/>
-                <w:sz w:val="20"/>
-                <w:szCs w:val="20"/>
-              </w:rPr>
-              <w:t xml:space="preserve"/>
-            </w:r>
-          </w:p>
-        </w:tc>
-        <w:tc>
-          <w:tcPr>
-            <w:tcBorders>
-              <w:top w:val="single" w:sz="4" w:space="0" w:color="AAAAAA"/>
-              <w:left w:val="single" w:sz="4" w:space="0" w:color="AAAAAA"/>
-              <w:bottom w:val="single" w:sz="4" w:space="0" w:color="AAAAAA"/>
-              <w:right w:val="single" w:sz="4" w:space="0" w:color="AAAAAA"/>
-            </w:tcBorders>
-            <w:tcMar>
-              <w:top w:w="80" w:type="dxa"/>
-              <w:left w:w="120" w:type="dxa"/>
-              <w:bottom w:w="80" w:type="dxa"/>
-              <w:right w:w="120" w:type="dxa"/>
-            </w:tcMar>
-          </w:tcPr>
-          <w:p>
-            <w:pPr>
-              <w:spacing w:line="240" w:lineRule="auto"/>
-            </w:pPr>
-            <w:r>
-              <w:rPr>
-                <w:rFonts w:ascii="Times New Roman" w:hAnsi="Times New Roman" w:cs="Times New Roman"/>
-                <w:sz w:val="20"/>
-                <w:szCs w:val="20"/>
-              </w:rPr>
-              <w:t xml:space="preserve">Resend (e-mail)</w:t>
-            </w:r>
-          </w:p>
-        </w:tc>
-        <w:tc>
-          <w:tcPr>
-            <w:tcBorders>
-              <w:top w:val="single" w:sz="4" w:space="0" w:color="AAAAAA"/>
-              <w:left w:val="single" w:sz="4" w:space="0" w:color="AAAAAA"/>
-              <w:bottom w:val="single" w:sz="4" w:space="0" w:color="AAAAAA"/>
-              <w:right w:val="single" w:sz="4" w:space="0" w:color="AAAAAA"/>
-            </w:tcBorders>
-            <w:tcMar>
-              <w:top w:w="80" w:type="dxa"/>
-              <w:left w:w="120" w:type="dxa"/>
-              <w:bottom w:w="80" w:type="dxa"/>
-              <w:right w:w="120" w:type="dxa"/>
-            </w:tcMar>
-          </w:tcPr>
-          <w:p>
-            <w:pPr>
-              <w:spacing w:line="240" w:lineRule="auto"/>
-            </w:pPr>
-            <w:r>
-              <w:rPr>
-                <w:rFonts w:ascii="Times New Roman" w:hAnsi="Times New Roman" w:cs="Times New Roman"/>
-                <w:sz w:val="20"/>
-                <w:szCs w:val="20"/>
-              </w:rPr>
-              <w:t xml:space="preserve">За изпращане на имейли.</w:t>
+              <w:t>За изпращане на имейли.</w:t>
             </w:r>
           </w:p>
         </w:tc>
@@ -2234,80 +3077,68 @@
           <w:rFonts w:ascii="Times New Roman" w:hAnsi="Times New Roman" w:cs="Times New Roman"/>
           <w:b/>
           <w:bCs/>
-          <w:sz w:val="24"/>
-          <w:szCs w:val="24"/>
-        </w:rPr>
-        <w:t xml:space="preserve">Принципи на реализация:</w:t>
-      </w:r>
-    </w:p>
-    <w:p>
-      <w:pPr>
-        <w:spacing w:line="240" w:lineRule="auto"/>
-        <w:ind w:right="96"/>
-      </w:pPr>
-      <w:r>
-        <w:rPr>
-          <w:rFonts w:ascii="Times New Roman" w:hAnsi="Times New Roman" w:cs="Times New Roman"/>
-          <w:sz w:val="24"/>
-          <w:szCs w:val="24"/>
-        </w:rPr>
-        <w:t xml:space="preserve">• силна типизация (чрез TypeScript и Zod)</w:t>
-      </w:r>
-    </w:p>
-    <w:p>
-      <w:pPr>
-        <w:spacing w:line="240" w:lineRule="auto"/>
-        <w:ind w:right="96"/>
-      </w:pPr>
-      <w:r>
-        <w:rPr>
-          <w:rFonts w:ascii="Times New Roman" w:hAnsi="Times New Roman" w:cs="Times New Roman"/>
-          <w:sz w:val="24"/>
-          <w:szCs w:val="24"/>
-        </w:rPr>
-        <w:t xml:space="preserve">• разделение на слоеве</w:t>
-      </w:r>
-    </w:p>
-    <w:p>
-      <w:pPr>
-        <w:spacing w:line="240" w:lineRule="auto"/>
-        <w:ind w:right="96"/>
-      </w:pPr>
-      <w:r>
-        <w:rPr>
-          <w:rFonts w:ascii="Times New Roman" w:hAnsi="Times New Roman" w:cs="Times New Roman"/>
-          <w:sz w:val="24"/>
-          <w:szCs w:val="24"/>
-        </w:rPr>
-        <w:t xml:space="preserve">• security-by-design (проверка на orgId и роли, защита на секрети, Firestore rules)</w:t>
-      </w:r>
-    </w:p>
-    <w:p>
-      <w:pPr>
-        <w:spacing w:line="240" w:lineRule="auto"/>
-        <w:ind w:right="96"/>
-      </w:pPr>
-      <w:r>
-        <w:rPr>
-          <w:rFonts w:ascii="Times New Roman" w:hAnsi="Times New Roman" w:cs="Times New Roman"/>
-          <w:sz w:val="24"/>
-          <w:szCs w:val="24"/>
-        </w:rPr>
-        <w:t xml:space="preserve">• оптимизация и кеширане</w:t>
-      </w:r>
-    </w:p>
-    <w:p>
-      <w:pPr>
-        <w:spacing w:line="240" w:lineRule="auto"/>
-        <w:ind w:right="96"/>
-      </w:pPr>
-      <w:r>
-        <w:rPr>
-          <w:rFonts w:ascii="Times New Roman" w:hAnsi="Times New Roman" w:cs="Times New Roman"/>
-          <w:sz w:val="24"/>
-          <w:szCs w:val="24"/>
-        </w:rPr>
-        <w:t xml:space="preserve">• reusability на компоненти и функции</w:t>
+        </w:rPr>
+        <w:t>Принципи на реализация:</w:t>
+      </w:r>
+    </w:p>
+    <w:p>
+      <w:pPr>
+        <w:spacing w:line="240" w:lineRule="auto"/>
+        <w:ind w:right="96"/>
+      </w:pPr>
+      <w:r>
+        <w:rPr>
+          <w:rFonts w:ascii="Times New Roman" w:hAnsi="Times New Roman" w:cs="Times New Roman"/>
+        </w:rPr>
+        <w:t>• силна типизация (чрез TypeScript и Zod)</w:t>
+      </w:r>
+    </w:p>
+    <w:p>
+      <w:pPr>
+        <w:spacing w:line="240" w:lineRule="auto"/>
+        <w:ind w:right="96"/>
+      </w:pPr>
+      <w:r>
+        <w:rPr>
+          <w:rFonts w:ascii="Times New Roman" w:hAnsi="Times New Roman" w:cs="Times New Roman"/>
+        </w:rPr>
+        <w:t>• разделение на слоеве</w:t>
+      </w:r>
+    </w:p>
+    <w:p>
+      <w:pPr>
+        <w:spacing w:line="240" w:lineRule="auto"/>
+        <w:ind w:right="96"/>
+      </w:pPr>
+      <w:r>
+        <w:rPr>
+          <w:rFonts w:ascii="Times New Roman" w:hAnsi="Times New Roman" w:cs="Times New Roman"/>
+        </w:rPr>
+        <w:t>• security-by-design (проверка на orgId и роли, защита на секрети, Firestore rules)</w:t>
+      </w:r>
+    </w:p>
+    <w:p>
+      <w:pPr>
+        <w:spacing w:line="240" w:lineRule="auto"/>
+        <w:ind w:right="96"/>
+      </w:pPr>
+      <w:r>
+        <w:rPr>
+          <w:rFonts w:ascii="Times New Roman" w:hAnsi="Times New Roman" w:cs="Times New Roman"/>
+        </w:rPr>
+        <w:t>• оптимизация и кеширане</w:t>
+      </w:r>
+    </w:p>
+    <w:p>
+      <w:pPr>
+        <w:spacing w:line="240" w:lineRule="auto"/>
+        <w:ind w:right="96"/>
+      </w:pPr>
+      <w:r>
+        <w:rPr>
+          <w:rFonts w:ascii="Times New Roman" w:hAnsi="Times New Roman" w:cs="Times New Roman"/>
+        </w:rPr>
+        <w:t>• reusability на компоненти и функции</w:t>
       </w:r>
     </w:p>
     <w:p>
@@ -2327,7 +3158,7 @@
           <w:sz w:val="26"/>
           <w:szCs w:val="26"/>
         </w:rPr>
-        <w:t xml:space="preserve">4.6. Описание на приложението (стартиране, използване, поддръжка)</w:t>
+        <w:t>4.6. Описание на приложението (стартиране, използване, поддръжка)</w:t>
       </w:r>
     </w:p>
     <w:p>
@@ -2344,10 +3175,9 @@
           <w:rFonts w:ascii="Times New Roman" w:hAnsi="Times New Roman" w:cs="Times New Roman"/>
           <w:b/>
           <w:bCs/>
-          <w:sz w:val="24"/>
-          <w:szCs w:val="24"/>
-        </w:rPr>
-        <w:t xml:space="preserve">Стартиране (локална среда)</w:t>
+        </w:rPr>
+        <w:lastRenderedPageBreak/>
+        <w:t>Стартиране (локална среда)</w:t>
       </w:r>
     </w:p>
     <w:p>
@@ -2357,10 +3187,8 @@
       <w:r>
         <w:rPr>
           <w:rFonts w:ascii="Times New Roman" w:hAnsi="Times New Roman" w:cs="Times New Roman"/>
-          <w:sz w:val="24"/>
-          <w:szCs w:val="24"/>
-        </w:rPr>
-        <w:t xml:space="preserve">Frontend: В директория app/ се изпълняват npm install и npm run dev, със задаване на VITE_CLERK_PUBLISHABLE_KEY. (VITE_CLERK_PUBLISHABLE_KEY=pk_test_Z3JhbmQtY3Jvdy00NC5jbGVyay5hY2NvdW50cy5kZXYk)</w:t>
+        </w:rPr>
+        <w:t>Frontend: В директория app/ се изпълняват npm install и npm run dev, със задаване на VITE_CLERK_PUBLISHABLE_KEY. (VITE_CLERK_PUBLISHABLE_KEY=pk_test_Z3JhbmQtY3Jvdy00NC5jbGVyay5hY2NvdW50cy5kZXYk)</w:t>
       </w:r>
     </w:p>
     <w:p>
@@ -2370,10 +3198,22 @@
       <w:r>
         <w:rPr>
           <w:rFonts w:ascii="Times New Roman" w:hAnsi="Times New Roman" w:cs="Times New Roman"/>
-          <w:sz w:val="24"/>
-          <w:szCs w:val="24"/>
-        </w:rPr>
-        <w:t xml:space="preserve">Backend (Cloud Functions): Функциите се стартират със npm run build и firebase emulators:start в директория functions/.</w:t>
+        </w:rPr>
+        <w:t xml:space="preserve">Backend (Cloud Functions): Функциите се стартират със npm run build и firebase </w:t>
+      </w:r>
+      <w:proofErr w:type="gramStart"/>
+      <w:r>
+        <w:rPr>
+          <w:rFonts w:ascii="Times New Roman" w:hAnsi="Times New Roman" w:cs="Times New Roman"/>
+        </w:rPr>
+        <w:t>emulators:start</w:t>
+      </w:r>
+      <w:proofErr w:type="gramEnd"/>
+      <w:r>
+        <w:rPr>
+          <w:rFonts w:ascii="Times New Roman" w:hAnsi="Times New Roman" w:cs="Times New Roman"/>
+        </w:rPr>
+        <w:t xml:space="preserve"> в директория functions/.</w:t>
       </w:r>
     </w:p>
     <w:p>
@@ -2390,136 +3230,116 @@
           <w:rFonts w:ascii="Times New Roman" w:hAnsi="Times New Roman" w:cs="Times New Roman"/>
           <w:b/>
           <w:bCs/>
-          <w:sz w:val="24"/>
-          <w:szCs w:val="24"/>
-        </w:rPr>
-        <w:t xml:space="preserve">Типичен работен поток</w:t>
-      </w:r>
-    </w:p>
-    <w:p>
-      <w:pPr>
-        <w:spacing w:line="240" w:lineRule="auto"/>
-        <w:ind w:right="96"/>
-      </w:pPr>
-      <w:r>
-        <w:rPr>
-          <w:rFonts w:ascii="Times New Roman" w:hAnsi="Times New Roman" w:cs="Times New Roman"/>
-          <w:sz w:val="24"/>
-          <w:szCs w:val="24"/>
-        </w:rPr>
-        <w:t xml:space="preserve">• Потребителят се регистрира и създава организация.</w:t>
-      </w:r>
-    </w:p>
-    <w:p>
-      <w:pPr>
-        <w:spacing w:line="240" w:lineRule="auto"/>
-        <w:ind w:right="96"/>
-      </w:pPr>
-      <w:r>
-        <w:rPr>
-          <w:rFonts w:ascii="Times New Roman" w:hAnsi="Times New Roman" w:cs="Times New Roman"/>
-          <w:sz w:val="24"/>
-          <w:szCs w:val="24"/>
-        </w:rPr>
-        <w:t xml:space="preserve">• Настройва се брандингът (лого, цветове, данни на фирмата) и се добавят продукти и клиенти.</w:t>
-      </w:r>
-    </w:p>
-    <w:p>
-      <w:pPr>
-        <w:spacing w:line="240" w:lineRule="auto"/>
-        <w:ind w:right="96"/>
-      </w:pPr>
-      <w:r>
-        <w:rPr>
-          <w:rFonts w:ascii="Times New Roman" w:hAnsi="Times New Roman" w:cs="Times New Roman"/>
-          <w:sz w:val="24"/>
-          <w:szCs w:val="24"/>
-        </w:rPr>
-        <w:t xml:space="preserve">• Чрез Widget Builder се изграждат форми, публикуват се и се вграждат в сайтове.</w:t>
-      </w:r>
-    </w:p>
-    <w:p>
-      <w:pPr>
-        <w:spacing w:line="240" w:lineRule="auto"/>
-        <w:ind w:right="96"/>
-      </w:pPr>
-      <w:r>
-        <w:rPr>
-          <w:rFonts w:ascii="Times New Roman" w:hAnsi="Times New Roman" w:cs="Times New Roman"/>
-          <w:sz w:val="24"/>
-          <w:szCs w:val="24"/>
-        </w:rPr>
-        <w:t xml:space="preserve">• Вградените форми събират leads, системата ги квалифицира по бюджет и ги показва в Leads модула.</w:t>
-      </w:r>
-    </w:p>
-    <w:p>
-      <w:pPr>
-        <w:spacing w:line="240" w:lineRule="auto"/>
-        <w:ind w:right="96"/>
-      </w:pPr>
-      <w:r>
-        <w:rPr>
-          <w:rFonts w:ascii="Times New Roman" w:hAnsi="Times New Roman" w:cs="Times New Roman"/>
-          <w:sz w:val="24"/>
-          <w:szCs w:val="24"/>
-        </w:rPr>
-        <w:t xml:space="preserve">• Клиентите могат да се обогатят с персонализирани полета (metafields) и произволни съдържания (metaobjects).</w:t>
-      </w:r>
-    </w:p>
-    <w:p>
-      <w:pPr>
-        <w:spacing w:line="240" w:lineRule="auto"/>
-        <w:ind w:right="96"/>
-      </w:pPr>
-      <w:r>
-        <w:rPr>
-          <w:rFonts w:ascii="Times New Roman" w:hAnsi="Times New Roman" w:cs="Times New Roman"/>
-          <w:sz w:val="24"/>
-          <w:szCs w:val="24"/>
-        </w:rPr>
-        <w:t xml:space="preserve">• Създават се предложения с помощта на AI на базата на данните за клиента и продуктите.</w:t>
-      </w:r>
-    </w:p>
-    <w:p>
-      <w:pPr>
-        <w:spacing w:line="240" w:lineRule="auto"/>
-        <w:ind w:right="96"/>
-      </w:pPr>
-      <w:r>
-        <w:rPr>
-          <w:rFonts w:ascii="Times New Roman" w:hAnsi="Times New Roman" w:cs="Times New Roman"/>
-          <w:sz w:val="24"/>
-          <w:szCs w:val="24"/>
-        </w:rPr>
-        <w:t xml:space="preserve">• Генерират се и изпращат фактури с PDF и имейл доставка.</w:t>
-      </w:r>
-    </w:p>
-    <w:p>
-      <w:pPr>
-        <w:spacing w:line="240" w:lineRule="auto"/>
-        <w:ind w:right="96"/>
-      </w:pPr>
-      <w:r>
-        <w:rPr>
-          <w:rFonts w:ascii="Times New Roman" w:hAnsi="Times New Roman" w:cs="Times New Roman"/>
-          <w:sz w:val="24"/>
-          <w:szCs w:val="24"/>
-        </w:rPr>
-        <w:t xml:space="preserve">• Стартират се workflows (автоматизации) по задействащи събития (нов lead, ново предложение и др.).</w:t>
-      </w:r>
-    </w:p>
-    <w:p>
-      <w:pPr>
-        <w:spacing w:line="240" w:lineRule="auto"/>
-        <w:ind w:right="96"/>
-      </w:pPr>
-      <w:r>
-        <w:rPr>
-          <w:rFonts w:ascii="Times New Roman" w:hAnsi="Times New Roman" w:cs="Times New Roman"/>
-          <w:sz w:val="24"/>
-          <w:szCs w:val="24"/>
-        </w:rPr>
-        <w:t xml:space="preserve">• Чрез Site Builder може да се изгради и публикува брандиран уеб сайт.</w:t>
+        </w:rPr>
+        <w:t>Типичен работен поток</w:t>
+      </w:r>
+    </w:p>
+    <w:p>
+      <w:pPr>
+        <w:spacing w:line="240" w:lineRule="auto"/>
+        <w:ind w:right="96"/>
+      </w:pPr>
+      <w:r>
+        <w:rPr>
+          <w:rFonts w:ascii="Times New Roman" w:hAnsi="Times New Roman" w:cs="Times New Roman"/>
+        </w:rPr>
+        <w:t>• Потребителят се регистрира и създава организация.</w:t>
+      </w:r>
+    </w:p>
+    <w:p>
+      <w:pPr>
+        <w:spacing w:line="240" w:lineRule="auto"/>
+        <w:ind w:right="96"/>
+      </w:pPr>
+      <w:r>
+        <w:rPr>
+          <w:rFonts w:ascii="Times New Roman" w:hAnsi="Times New Roman" w:cs="Times New Roman"/>
+        </w:rPr>
+        <w:t>• Настройва се брандингът (лого, цветове, данни на фирмата) и се добавят продукти и клиенти.</w:t>
+      </w:r>
+    </w:p>
+    <w:p>
+      <w:pPr>
+        <w:spacing w:line="240" w:lineRule="auto"/>
+        <w:ind w:right="96"/>
+      </w:pPr>
+      <w:r>
+        <w:rPr>
+          <w:rFonts w:ascii="Times New Roman" w:hAnsi="Times New Roman" w:cs="Times New Roman"/>
+        </w:rPr>
+        <w:t>• Чрез Widget Builder се изграждат форми, публикуват се и се вграждат в сайтове.</w:t>
+      </w:r>
+    </w:p>
+    <w:p>
+      <w:pPr>
+        <w:spacing w:line="240" w:lineRule="auto"/>
+        <w:ind w:right="96"/>
+      </w:pPr>
+      <w:r>
+        <w:rPr>
+          <w:rFonts w:ascii="Times New Roman" w:hAnsi="Times New Roman" w:cs="Times New Roman"/>
+        </w:rPr>
+        <w:t>• Вградените форми събират leads, системата ги квалифицира по бюджет и ги показва в Leads модула.</w:t>
+      </w:r>
+    </w:p>
+    <w:p>
+      <w:pPr>
+        <w:spacing w:line="240" w:lineRule="auto"/>
+        <w:ind w:right="96"/>
+      </w:pPr>
+      <w:r>
+        <w:rPr>
+          <w:rFonts w:ascii="Times New Roman" w:hAnsi="Times New Roman" w:cs="Times New Roman"/>
+        </w:rPr>
+        <w:t>• Клиентите могат да се обогатят с персонализирани полета (metafields) и произволни съдържания (metaobjects).</w:t>
+      </w:r>
+    </w:p>
+    <w:p>
+      <w:pPr>
+        <w:spacing w:line="240" w:lineRule="auto"/>
+        <w:ind w:right="96"/>
+      </w:pPr>
+      <w:r>
+        <w:rPr>
+          <w:rFonts w:ascii="Times New Roman" w:hAnsi="Times New Roman" w:cs="Times New Roman"/>
+        </w:rPr>
+        <w:t>• Създават се предложения с помощта на AI на базата на данните за клиента и продуктите.</w:t>
+      </w:r>
+    </w:p>
+    <w:p>
+      <w:pPr>
+        <w:spacing w:line="240" w:lineRule="auto"/>
+        <w:ind w:right="96"/>
+      </w:pPr>
+      <w:r>
+        <w:rPr>
+          <w:rFonts w:ascii="Times New Roman" w:hAnsi="Times New Roman" w:cs="Times New Roman"/>
+        </w:rPr>
+        <w:t>• Генерират се и изпращат фактури с PDF и имейл доставка.</w:t>
+      </w:r>
+    </w:p>
+    <w:p>
+      <w:pPr>
+        <w:spacing w:line="240" w:lineRule="auto"/>
+        <w:ind w:right="96"/>
+      </w:pPr>
+      <w:r>
+        <w:rPr>
+          <w:rFonts w:ascii="Times New Roman" w:hAnsi="Times New Roman" w:cs="Times New Roman"/>
+        </w:rPr>
+        <w:t>• Стартират се workflows (автоматизации) по задействащи събития (нов lead, ново предложение и др.).</w:t>
+      </w:r>
+    </w:p>
+    <w:p>
+      <w:pPr>
+        <w:spacing w:line="240" w:lineRule="auto"/>
+        <w:ind w:right="96"/>
+      </w:pPr>
+      <w:r>
+        <w:rPr>
+          <w:rFonts w:ascii="Times New Roman" w:hAnsi="Times New Roman" w:cs="Times New Roman"/>
+        </w:rPr>
+        <w:t>• Чрез Site Builder може да се изгради и публикува брандиран уеб сайт.</w:t>
       </w:r>
     </w:p>
     <w:p>
@@ -2536,66 +3356,56 @@
           <w:rFonts w:ascii="Times New Roman" w:hAnsi="Times New Roman" w:cs="Times New Roman"/>
           <w:b/>
           <w:bCs/>
-          <w:sz w:val="24"/>
-          <w:szCs w:val="24"/>
-        </w:rPr>
-        <w:t xml:space="preserve">Поддръжка</w:t>
-      </w:r>
-    </w:p>
-    <w:p>
-      <w:pPr>
-        <w:spacing w:line="240" w:lineRule="auto"/>
-        <w:ind w:right="96"/>
-      </w:pPr>
-      <w:r>
-        <w:rPr>
-          <w:rFonts w:ascii="Times New Roman" w:hAnsi="Times New Roman" w:cs="Times New Roman"/>
-          <w:sz w:val="24"/>
-          <w:szCs w:val="24"/>
-        </w:rPr>
-        <w:t xml:space="preserve">• обновяване на зависимости</w:t>
-      </w:r>
-    </w:p>
-    <w:p>
-      <w:pPr>
-        <w:spacing w:line="240" w:lineRule="auto"/>
-        <w:ind w:right="96"/>
-      </w:pPr>
-      <w:r>
-        <w:rPr>
-          <w:rFonts w:ascii="Times New Roman" w:hAnsi="Times New Roman" w:cs="Times New Roman"/>
-          <w:sz w:val="24"/>
-          <w:szCs w:val="24"/>
-        </w:rPr>
-        <w:t xml:space="preserve">• следене на Firebase логове</w:t>
-      </w:r>
-    </w:p>
-    <w:p>
-      <w:pPr>
-        <w:spacing w:line="240" w:lineRule="auto"/>
-        <w:ind w:right="96"/>
-      </w:pPr>
-      <w:r>
-        <w:rPr>
-          <w:rFonts w:ascii="Times New Roman" w:hAnsi="Times New Roman" w:cs="Times New Roman"/>
-          <w:sz w:val="24"/>
-          <w:szCs w:val="24"/>
-        </w:rPr>
-        <w:t xml:space="preserve">• настройка на workflows</w:t>
-      </w:r>
-    </w:p>
-    <w:p>
-      <w:pPr>
-        <w:spacing w:line="240" w:lineRule="auto"/>
-        <w:ind w:right="96"/>
-      </w:pPr>
-      <w:r>
-        <w:rPr>
-          <w:rFonts w:ascii="Times New Roman" w:hAnsi="Times New Roman" w:cs="Times New Roman"/>
-          <w:sz w:val="24"/>
-          <w:szCs w:val="24"/>
-        </w:rPr>
-        <w:t xml:space="preserve">• управление на AI модели и шаблони</w:t>
+        </w:rPr>
+        <w:t>Поддръжка</w:t>
+      </w:r>
+    </w:p>
+    <w:p>
+      <w:pPr>
+        <w:spacing w:line="240" w:lineRule="auto"/>
+        <w:ind w:right="96"/>
+      </w:pPr>
+      <w:r>
+        <w:rPr>
+          <w:rFonts w:ascii="Times New Roman" w:hAnsi="Times New Roman" w:cs="Times New Roman"/>
+        </w:rPr>
+        <w:t>• обновяване на зависимости</w:t>
+      </w:r>
+    </w:p>
+    <w:p>
+      <w:pPr>
+        <w:spacing w:line="240" w:lineRule="auto"/>
+        <w:ind w:right="96"/>
+      </w:pPr>
+      <w:r>
+        <w:rPr>
+          <w:rFonts w:ascii="Times New Roman" w:hAnsi="Times New Roman" w:cs="Times New Roman"/>
+        </w:rPr>
+        <w:t>• следене на Firebase логове</w:t>
+      </w:r>
+    </w:p>
+    <w:p>
+      <w:pPr>
+        <w:spacing w:line="240" w:lineRule="auto"/>
+        <w:ind w:right="96"/>
+      </w:pPr>
+      <w:r>
+        <w:rPr>
+          <w:rFonts w:ascii="Times New Roman" w:hAnsi="Times New Roman" w:cs="Times New Roman"/>
+        </w:rPr>
+        <w:t>• настройка на workflows</w:t>
+      </w:r>
+    </w:p>
+    <w:p>
+      <w:pPr>
+        <w:spacing w:line="240" w:lineRule="auto"/>
+        <w:ind w:right="96"/>
+      </w:pPr>
+      <w:r>
+        <w:rPr>
+          <w:rFonts w:ascii="Times New Roman" w:hAnsi="Times New Roman" w:cs="Times New Roman"/>
+        </w:rPr>
+        <w:t>• управление на AI модели и шаблони</w:t>
       </w:r>
     </w:p>
     <w:p>
@@ -2615,7 +3425,7 @@
           <w:sz w:val="26"/>
           <w:szCs w:val="26"/>
         </w:rPr>
-        <w:t xml:space="preserve">4.7. Widget Builder – блоков конструктор на форми</w:t>
+        <w:t>4.7. Widget Builder – блоков конструктор на форми</w:t>
       </w:r>
     </w:p>
     <w:p>
@@ -2625,10 +3435,9 @@
       <w:r>
         <w:rPr>
           <w:rFonts w:ascii="Times New Roman" w:hAnsi="Times New Roman" w:cs="Times New Roman"/>
-          <w:sz w:val="24"/>
-          <w:szCs w:val="24"/>
-        </w:rPr>
-        <w:t xml:space="preserve">Widget Builder е визуален блоков редактор за създаване на многостепенни форми, вграждани в трети сайтове. Основни характеристики:</w:t>
+        </w:rPr>
+        <w:lastRenderedPageBreak/>
+        <w:t>Widget Builder е визуален блоков редактор за създаване на многостепенни форми, вграждани в трети сайтове. Основни характеристики:</w:t>
       </w:r>
     </w:p>
     <w:p>
@@ -2645,66 +3454,56 @@
           <w:rFonts w:ascii="Times New Roman" w:hAnsi="Times New Roman" w:cs="Times New Roman"/>
           <w:b/>
           <w:bCs/>
-          <w:sz w:val="24"/>
-          <w:szCs w:val="24"/>
-        </w:rPr>
-        <w:t xml:space="preserve">Поддържани блокове:</w:t>
-      </w:r>
-    </w:p>
-    <w:p>
-      <w:pPr>
-        <w:spacing w:line="240" w:lineRule="auto"/>
-        <w:ind w:right="96"/>
-      </w:pPr>
-      <w:r>
-        <w:rPr>
-          <w:rFonts w:ascii="Times New Roman" w:hAnsi="Times New Roman" w:cs="Times New Roman"/>
-          <w:sz w:val="24"/>
-          <w:szCs w:val="24"/>
-        </w:rPr>
-        <w:t xml:space="preserve">• Layout: container, card, section header, columns, divider, spacer</w:t>
-      </w:r>
-    </w:p>
-    <w:p>
-      <w:pPr>
-        <w:spacing w:line="240" w:lineRule="auto"/>
-        <w:ind w:right="96"/>
-      </w:pPr>
-      <w:r>
-        <w:rPr>
-          <w:rFonts w:ascii="Times New Roman" w:hAnsi="Times New Roman" w:cs="Times New Roman"/>
-          <w:sz w:val="24"/>
-          <w:szCs w:val="24"/>
-        </w:rPr>
-        <w:t xml:space="preserve">• Content: paragraph</w:t>
-      </w:r>
-    </w:p>
-    <w:p>
-      <w:pPr>
-        <w:spacing w:line="240" w:lineRule="auto"/>
-        <w:ind w:right="96"/>
-      </w:pPr>
-      <w:r>
-        <w:rPr>
-          <w:rFonts w:ascii="Times New Roman" w:hAnsi="Times New Roman" w:cs="Times New Roman"/>
-          <w:sz w:val="24"/>
-          <w:szCs w:val="24"/>
-        </w:rPr>
-        <w:t xml:space="preserve">• Input: text, email, phone, textarea, select, checkbox, date, file</w:t>
-      </w:r>
-    </w:p>
-    <w:p>
-      <w:pPr>
-        <w:spacing w:line="240" w:lineRule="auto"/>
-        <w:ind w:right="96"/>
-      </w:pPr>
-      <w:r>
-        <w:rPr>
-          <w:rFonts w:ascii="Times New Roman" w:hAnsi="Times New Roman" w:cs="Times New Roman"/>
-          <w:sz w:val="24"/>
-          <w:szCs w:val="24"/>
-        </w:rPr>
-        <w:t xml:space="preserve">• Actions: submit button, success block</w:t>
+        </w:rPr>
+        <w:t>Поддържани блокове:</w:t>
+      </w:r>
+    </w:p>
+    <w:p>
+      <w:pPr>
+        <w:spacing w:line="240" w:lineRule="auto"/>
+        <w:ind w:right="96"/>
+      </w:pPr>
+      <w:r>
+        <w:rPr>
+          <w:rFonts w:ascii="Times New Roman" w:hAnsi="Times New Roman" w:cs="Times New Roman"/>
+        </w:rPr>
+        <w:t>• Layout: container, card, section header, columns, divider, spacer</w:t>
+      </w:r>
+    </w:p>
+    <w:p>
+      <w:pPr>
+        <w:spacing w:line="240" w:lineRule="auto"/>
+        <w:ind w:right="96"/>
+      </w:pPr>
+      <w:r>
+        <w:rPr>
+          <w:rFonts w:ascii="Times New Roman" w:hAnsi="Times New Roman" w:cs="Times New Roman"/>
+        </w:rPr>
+        <w:t>• Content: paragraph</w:t>
+      </w:r>
+    </w:p>
+    <w:p>
+      <w:pPr>
+        <w:spacing w:line="240" w:lineRule="auto"/>
+        <w:ind w:right="96"/>
+      </w:pPr>
+      <w:r>
+        <w:rPr>
+          <w:rFonts w:ascii="Times New Roman" w:hAnsi="Times New Roman" w:cs="Times New Roman"/>
+        </w:rPr>
+        <w:t>• Input: text, email, phone, textarea, select, checkbox, date, file</w:t>
+      </w:r>
+    </w:p>
+    <w:p>
+      <w:pPr>
+        <w:spacing w:line="240" w:lineRule="auto"/>
+        <w:ind w:right="96"/>
+      </w:pPr>
+      <w:r>
+        <w:rPr>
+          <w:rFonts w:ascii="Times New Roman" w:hAnsi="Times New Roman" w:cs="Times New Roman"/>
+        </w:rPr>
+        <w:t>• Actions: submit button, success block</w:t>
       </w:r>
     </w:p>
     <w:p>
@@ -2721,108 +3520,106 @@
           <w:rFonts w:ascii="Times New Roman" w:hAnsi="Times New Roman" w:cs="Times New Roman"/>
           <w:b/>
           <w:bCs/>
-          <w:sz w:val="24"/>
-          <w:szCs w:val="24"/>
-        </w:rPr>
-        <w:t xml:space="preserve">Функционалности:</w:t>
-      </w:r>
-    </w:p>
-    <w:p>
-      <w:pPr>
-        <w:spacing w:line="240" w:lineRule="auto"/>
-        <w:ind w:right="96"/>
-      </w:pPr>
-      <w:r>
-        <w:rPr>
-          <w:rFonts w:ascii="Times New Roman" w:hAnsi="Times New Roman" w:cs="Times New Roman"/>
-          <w:sz w:val="24"/>
-          <w:szCs w:val="24"/>
-        </w:rPr>
-        <w:t xml:space="preserve">• Многостепенни форми (Multi-step) с навигация между страници и прогрес лента</w:t>
-      </w:r>
-    </w:p>
-    <w:p>
-      <w:pPr>
-        <w:spacing w:line="240" w:lineRule="auto"/>
-        <w:ind w:right="96"/>
-      </w:pPr>
-      <w:r>
-        <w:rPr>
-          <w:rFonts w:ascii="Times New Roman" w:hAnsi="Times New Roman" w:cs="Times New Roman"/>
-          <w:sz w:val="24"/>
-          <w:szCs w:val="24"/>
-        </w:rPr>
-        <w:t xml:space="preserve">• Версиониране – запазване на чернови, публикуване на версия, възстановяване на стара версия</w:t>
-      </w:r>
-    </w:p>
-    <w:p>
-      <w:pPr>
-        <w:spacing w:line="240" w:lineRule="auto"/>
-        <w:ind w:right="96"/>
-      </w:pPr>
-      <w:r>
-        <w:rPr>
-          <w:rFonts w:ascii="Times New Roman" w:hAnsi="Times New Roman" w:cs="Times New Roman"/>
-          <w:sz w:val="24"/>
-          <w:szCs w:val="24"/>
-        </w:rPr>
-        <w:t xml:space="preserve">• Конфигуриране на стил (цветове, шрифтове, отстъпи, закръгляне)</w:t>
-      </w:r>
-    </w:p>
-    <w:p>
-      <w:pPr>
-        <w:spacing w:line="240" w:lineRule="auto"/>
-        <w:ind w:right="96"/>
-      </w:pPr>
-      <w:r>
-        <w:rPr>
-          <w:rFonts w:ascii="Times New Roman" w:hAnsi="Times New Roman" w:cs="Times New Roman"/>
-          <w:sz w:val="24"/>
-          <w:szCs w:val="24"/>
-        </w:rPr>
-        <w:t xml:space="preserve">• Вграждане чрез iframe или JavaScript snippet</w:t>
-      </w:r>
-    </w:p>
-    <w:p>
-      <w:pPr>
-        <w:spacing w:line="240" w:lineRule="auto"/>
-        <w:ind w:right="96"/>
-      </w:pPr>
-      <w:r>
-        <w:rPr>
-          <w:rFonts w:ascii="Times New Roman" w:hAnsi="Times New Roman" w:cs="Times New Roman"/>
-          <w:sz w:val="24"/>
-          <w:szCs w:val="24"/>
-        </w:rPr>
-        <w:t xml:space="preserve">• Валидация в реално време с доклад за грешки</w:t>
-      </w:r>
-    </w:p>
-    <w:p>
-      <w:pPr>
-        <w:spacing w:line="240" w:lineRule="auto"/>
-        <w:ind w:right="96"/>
-      </w:pPr>
-      <w:r>
-        <w:rPr>
-          <w:rFonts w:ascii="Times New Roman" w:hAnsi="Times New Roman" w:cs="Times New Roman"/>
-          <w:sz w:val="24"/>
-          <w:szCs w:val="24"/>
-        </w:rPr>
-        <w:t xml:space="preserve">• Обработка на подаването и събиране на данни в Leads модула</w:t>
-      </w:r>
-    </w:p>
-    <w:p>
-      <w:pPr>
-        <w:spacing w:line="240" w:lineRule="auto"/>
-        <w:ind w:right="96"/>
-      </w:pPr>
-      <w:r>
-        <w:rPr>
-          <w:rFonts w:ascii="Times New Roman" w:hAnsi="Times New Roman" w:cs="Times New Roman"/>
-          <w:sz w:val="24"/>
-          <w:szCs w:val="24"/>
-        </w:rPr>
-        <w:t xml:space="preserve">• Поле за бюджет с интелигентен парсер (точна сума, диапазон, естествен език: „под 1000", „100k – 1m")</w:t>
+        </w:rPr>
+        <w:t>Функционалности:</w:t>
+      </w:r>
+    </w:p>
+    <w:p>
+      <w:pPr>
+        <w:spacing w:line="240" w:lineRule="auto"/>
+        <w:ind w:right="96"/>
+      </w:pPr>
+      <w:r>
+        <w:rPr>
+          <w:rFonts w:ascii="Times New Roman" w:hAnsi="Times New Roman" w:cs="Times New Roman"/>
+        </w:rPr>
+        <w:t>• Многостепенни форми (</w:t>
+      </w:r>
+      <w:proofErr w:type="gramStart"/>
+      <w:r>
+        <w:rPr>
+          <w:rFonts w:ascii="Times New Roman" w:hAnsi="Times New Roman" w:cs="Times New Roman"/>
+        </w:rPr>
+        <w:t>Multi-step</w:t>
+      </w:r>
+      <w:proofErr w:type="gramEnd"/>
+      <w:r>
+        <w:rPr>
+          <w:rFonts w:ascii="Times New Roman" w:hAnsi="Times New Roman" w:cs="Times New Roman"/>
+        </w:rPr>
+        <w:t>) с навигация между страници и прогрес лента</w:t>
+      </w:r>
+    </w:p>
+    <w:p>
+      <w:pPr>
+        <w:spacing w:line="240" w:lineRule="auto"/>
+        <w:ind w:right="96"/>
+      </w:pPr>
+      <w:r>
+        <w:rPr>
+          <w:rFonts w:ascii="Times New Roman" w:hAnsi="Times New Roman" w:cs="Times New Roman"/>
+        </w:rPr>
+        <w:t>• Версиониране – запазване на чернови, публикуване на версия, възстановяване на стара версия</w:t>
+      </w:r>
+    </w:p>
+    <w:p>
+      <w:pPr>
+        <w:spacing w:line="240" w:lineRule="auto"/>
+        <w:ind w:right="96"/>
+      </w:pPr>
+      <w:r>
+        <w:rPr>
+          <w:rFonts w:ascii="Times New Roman" w:hAnsi="Times New Roman" w:cs="Times New Roman"/>
+        </w:rPr>
+        <w:t>• Конфигуриране на стил (цветове, шрифтове, отстъпи, закръгляне)</w:t>
+      </w:r>
+    </w:p>
+    <w:p>
+      <w:pPr>
+        <w:spacing w:line="240" w:lineRule="auto"/>
+        <w:ind w:right="96"/>
+      </w:pPr>
+      <w:r>
+        <w:rPr>
+          <w:rFonts w:ascii="Times New Roman" w:hAnsi="Times New Roman" w:cs="Times New Roman"/>
+        </w:rPr>
+        <w:t>• Вграждане чрез iframe или JavaScript snippet</w:t>
+      </w:r>
+    </w:p>
+    <w:p>
+      <w:pPr>
+        <w:spacing w:line="240" w:lineRule="auto"/>
+        <w:ind w:right="96"/>
+      </w:pPr>
+      <w:r>
+        <w:rPr>
+          <w:rFonts w:ascii="Times New Roman" w:hAnsi="Times New Roman" w:cs="Times New Roman"/>
+        </w:rPr>
+        <w:t>• Валидация в реално време с доклад за грешки</w:t>
+      </w:r>
+    </w:p>
+    <w:p>
+      <w:pPr>
+        <w:spacing w:line="240" w:lineRule="auto"/>
+        <w:ind w:right="96"/>
+      </w:pPr>
+      <w:r>
+        <w:rPr>
+          <w:rFonts w:ascii="Times New Roman" w:hAnsi="Times New Roman" w:cs="Times New Roman"/>
+        </w:rPr>
+        <w:t>• Обработка на подаването и събиране на данни в Leads модула</w:t>
+      </w:r>
+    </w:p>
+    <w:p>
+      <w:pPr>
+        <w:spacing w:line="240" w:lineRule="auto"/>
+        <w:ind w:right="96"/>
+      </w:pPr>
+      <w:r>
+        <w:rPr>
+          <w:rFonts w:ascii="Times New Roman" w:hAnsi="Times New Roman" w:cs="Times New Roman"/>
+        </w:rPr>
+        <w:t>• Поле за бюджет с интелигентен парсер (точна сума, диапазон, естествен език: „под 1000", „100k – 1m")</w:t>
       </w:r>
     </w:p>
     <w:p>
@@ -2842,7 +3639,7 @@
           <w:sz w:val="26"/>
           <w:szCs w:val="26"/>
         </w:rPr>
-        <w:t xml:space="preserve">4.8. Система от метаполета и metaobjects</w:t>
+        <w:t>4.8. Система от метаполета и metaobjects</w:t>
       </w:r>
     </w:p>
     <w:p>
@@ -2852,10 +3649,8 @@
       <w:r>
         <w:rPr>
           <w:rFonts w:ascii="Times New Roman" w:hAnsi="Times New Roman" w:cs="Times New Roman"/>
-          <w:sz w:val="24"/>
-          <w:szCs w:val="24"/>
-        </w:rPr>
-        <w:t xml:space="preserve">Системата позволява разширяване на основните обекти (контакти, продукти) с произволни допълнителни полета, както и дефиниране на изцяло нови типове обекти (metaobjects).</w:t>
+        </w:rPr>
+        <w:t>Системата позволява разширяване на основните обекти (контакти, продукти) с произволни допълнителни полета, както и дефиниране на изцяло нови типове обекти (metaobjects).</w:t>
       </w:r>
     </w:p>
     <w:p>
@@ -2872,122 +3667,119 @@
           <w:rFonts w:ascii="Times New Roman" w:hAnsi="Times New Roman" w:cs="Times New Roman"/>
           <w:b/>
           <w:bCs/>
-          <w:sz w:val="24"/>
-          <w:szCs w:val="24"/>
-        </w:rPr>
-        <w:t xml:space="preserve">Поддържани типове полета (55+):</w:t>
-      </w:r>
-    </w:p>
-    <w:p>
-      <w:pPr>
-        <w:spacing w:line="240" w:lineRule="auto"/>
-        <w:ind w:right="96"/>
-      </w:pPr>
-      <w:r>
-        <w:rPr>
-          <w:rFonts w:ascii="Times New Roman" w:hAnsi="Times New Roman" w:cs="Times New Roman"/>
-          <w:sz w:val="24"/>
-          <w:szCs w:val="24"/>
-        </w:rPr>
-        <w:t xml:space="preserve">• Текст: single_line, multi_line, rich_text, email, choice_list</w:t>
-      </w:r>
-    </w:p>
-    <w:p>
-      <w:pPr>
-        <w:spacing w:line="240" w:lineRule="auto"/>
-        <w:ind w:right="96"/>
-      </w:pPr>
-      <w:r>
-        <w:rPr>
-          <w:rFonts w:ascii="Times New Roman" w:hAnsi="Times New Roman" w:cs="Times New Roman"/>
-          <w:sz w:val="24"/>
-          <w:szCs w:val="24"/>
-        </w:rPr>
-        <w:t xml:space="preserve">• Числа: integer, decimal, money, id, rating, weight, volume, dimension</w:t>
-      </w:r>
-    </w:p>
-    <w:p>
-      <w:pPr>
-        <w:spacing w:line="240" w:lineRule="auto"/>
-        <w:ind w:right="96"/>
-      </w:pPr>
-      <w:r>
-        <w:rPr>
-          <w:rFonts w:ascii="Times New Roman" w:hAnsi="Times New Roman" w:cs="Times New Roman"/>
-          <w:sz w:val="24"/>
-          <w:szCs w:val="24"/>
-        </w:rPr>
-        <w:t xml:space="preserve">• Медия: file_reference, image, video</w:t>
-      </w:r>
-    </w:p>
-    <w:p>
-      <w:pPr>
-        <w:spacing w:line="240" w:lineRule="auto"/>
-        <w:ind w:right="96"/>
-      </w:pPr>
-      <w:r>
-        <w:rPr>
-          <w:rFonts w:ascii="Times New Roman" w:hAnsi="Times New Roman" w:cs="Times New Roman"/>
-          <w:sz w:val="24"/>
-          <w:szCs w:val="24"/>
-        </w:rPr>
-        <w:t xml:space="preserve">• Референции: article, collection, company, customer, metaobject, order, page, product, variant, mixed</w:t>
-      </w:r>
-    </w:p>
-    <w:p>
-      <w:pPr>
-        <w:spacing w:line="240" w:lineRule="auto"/>
-        <w:ind w:right="96"/>
-      </w:pPr>
-      <w:r>
-        <w:rPr>
-          <w:rFonts w:ascii="Times New Roman" w:hAnsi="Times New Roman" w:cs="Times New Roman"/>
-          <w:sz w:val="24"/>
-          <w:szCs w:val="24"/>
-        </w:rPr>
-        <w:t xml:space="preserve">• Връзки: url, link</w:t>
-      </w:r>
-    </w:p>
-    <w:p>
-      <w:pPr>
-        <w:spacing w:line="240" w:lineRule="auto"/>
-        <w:ind w:right="96"/>
-      </w:pPr>
-      <w:r>
-        <w:rPr>
-          <w:rFonts w:ascii="Times New Roman" w:hAnsi="Times New Roman" w:cs="Times New Roman"/>
-          <w:sz w:val="24"/>
-          <w:szCs w:val="24"/>
-        </w:rPr>
-        <w:t xml:space="preserve">• Дата/Час: date, date_time</w:t>
-      </w:r>
-    </w:p>
-    <w:p>
-      <w:pPr>
-        <w:spacing w:line="240" w:lineRule="auto"/>
-        <w:ind w:right="96"/>
-      </w:pPr>
-      <w:r>
-        <w:rPr>
-          <w:rFonts w:ascii="Times New Roman" w:hAnsi="Times New Roman" w:cs="Times New Roman"/>
-          <w:sz w:val="24"/>
-          <w:szCs w:val="24"/>
-        </w:rPr>
-        <w:t xml:space="preserve">• Други: boolean, color, json</w:t>
-      </w:r>
-    </w:p>
-    <w:p>
-      <w:pPr>
-        <w:spacing w:line="240" w:lineRule="auto"/>
-        <w:ind w:right="96"/>
-      </w:pPr>
-      <w:r>
-        <w:rPr>
-          <w:rFonts w:ascii="Times New Roman" w:hAnsi="Times New Roman" w:cs="Times New Roman"/>
-          <w:sz w:val="24"/>
-          <w:szCs w:val="24"/>
-        </w:rPr>
-        <w:t xml:space="preserve">• Списъчни варианти: list.* за масивни типове</w:t>
+        </w:rPr>
+        <w:t>Поддържани типове полета (55+):</w:t>
+      </w:r>
+    </w:p>
+    <w:p>
+      <w:pPr>
+        <w:spacing w:line="240" w:lineRule="auto"/>
+        <w:ind w:right="96"/>
+      </w:pPr>
+      <w:r>
+        <w:rPr>
+          <w:rFonts w:ascii="Times New Roman" w:hAnsi="Times New Roman" w:cs="Times New Roman"/>
+        </w:rPr>
+        <w:t>• Текст: single_line, multi_line, rich_text, email, choice_list</w:t>
+      </w:r>
+    </w:p>
+    <w:p>
+      <w:pPr>
+        <w:spacing w:line="240" w:lineRule="auto"/>
+        <w:ind w:right="96"/>
+      </w:pPr>
+      <w:r>
+        <w:rPr>
+          <w:rFonts w:ascii="Times New Roman" w:hAnsi="Times New Roman" w:cs="Times New Roman"/>
+        </w:rPr>
+        <w:t>• Числа: integer, decimal, money, id, rating, weight, volume, dimension</w:t>
+      </w:r>
+    </w:p>
+    <w:p>
+      <w:pPr>
+        <w:spacing w:line="240" w:lineRule="auto"/>
+        <w:ind w:right="96"/>
+      </w:pPr>
+      <w:r>
+        <w:rPr>
+          <w:rFonts w:ascii="Times New Roman" w:hAnsi="Times New Roman" w:cs="Times New Roman"/>
+        </w:rPr>
+        <w:t>• Медия: file_reference, image, video</w:t>
+      </w:r>
+    </w:p>
+    <w:p>
+      <w:pPr>
+        <w:spacing w:line="240" w:lineRule="auto"/>
+        <w:ind w:right="96"/>
+      </w:pPr>
+      <w:r>
+        <w:rPr>
+          <w:rFonts w:ascii="Times New Roman" w:hAnsi="Times New Roman" w:cs="Times New Roman"/>
+        </w:rPr>
+        <w:lastRenderedPageBreak/>
+        <w:t>• Референции: article, collection, company, customer, metaobject, order, page, product, variant, mixed</w:t>
+      </w:r>
+    </w:p>
+    <w:p>
+      <w:pPr>
+        <w:spacing w:line="240" w:lineRule="auto"/>
+        <w:ind w:right="96"/>
+      </w:pPr>
+      <w:r>
+        <w:rPr>
+          <w:rFonts w:ascii="Times New Roman" w:hAnsi="Times New Roman" w:cs="Times New Roman"/>
+        </w:rPr>
+        <w:t>• Връзки: url, link</w:t>
+      </w:r>
+    </w:p>
+    <w:p>
+      <w:pPr>
+        <w:spacing w:line="240" w:lineRule="auto"/>
+        <w:ind w:right="96"/>
+      </w:pPr>
+      <w:r>
+        <w:rPr>
+          <w:rFonts w:ascii="Times New Roman" w:hAnsi="Times New Roman" w:cs="Times New Roman"/>
+        </w:rPr>
+        <w:t>• Дата/Час: date, date_time</w:t>
+      </w:r>
+    </w:p>
+    <w:p>
+      <w:pPr>
+        <w:spacing w:line="240" w:lineRule="auto"/>
+        <w:ind w:right="96"/>
+      </w:pPr>
+      <w:r>
+        <w:rPr>
+          <w:rFonts w:ascii="Times New Roman" w:hAnsi="Times New Roman" w:cs="Times New Roman"/>
+        </w:rPr>
+        <w:t>• Други: boolean, color, json</w:t>
+      </w:r>
+    </w:p>
+    <w:p>
+      <w:pPr>
+        <w:spacing w:line="240" w:lineRule="auto"/>
+        <w:ind w:right="96"/>
+      </w:pPr>
+      <w:r>
+        <w:rPr>
+          <w:rFonts w:ascii="Times New Roman" w:hAnsi="Times New Roman" w:cs="Times New Roman"/>
+        </w:rPr>
+        <w:t xml:space="preserve">• Списъчни варианти: </w:t>
+      </w:r>
+      <w:proofErr w:type="gramStart"/>
+      <w:r>
+        <w:rPr>
+          <w:rFonts w:ascii="Times New Roman" w:hAnsi="Times New Roman" w:cs="Times New Roman"/>
+        </w:rPr>
+        <w:t>list.*</w:t>
+      </w:r>
+      <w:proofErr w:type="gramEnd"/>
+      <w:r>
+        <w:rPr>
+          <w:rFonts w:ascii="Times New Roman" w:hAnsi="Times New Roman" w:cs="Times New Roman"/>
+        </w:rPr>
+        <w:t xml:space="preserve"> за масивни типове</w:t>
       </w:r>
     </w:p>
     <w:p>
@@ -3002,10 +3794,8 @@
       <w:r>
         <w:rPr>
           <w:rFonts w:ascii="Times New Roman" w:hAnsi="Times New Roman" w:cs="Times New Roman"/>
-          <w:sz w:val="24"/>
-          <w:szCs w:val="24"/>
-        </w:rPr>
-        <w:t xml:space="preserve">Metaobjects позволяват дефиниране на произволни обектни схеми с вложена поддръжка на metafields и отношения между тях.</w:t>
+        </w:rPr>
+        <w:t>Metaobjects позволяват дефиниране на произволни обектни схеми с вложена поддръжка на metafields и отношения между тях.</w:t>
       </w:r>
     </w:p>
     <w:p>
@@ -3025,7 +3815,7 @@
           <w:sz w:val="26"/>
           <w:szCs w:val="26"/>
         </w:rPr>
-        <w:t xml:space="preserve">4.9. CRM – Contacts и Leads с бюджетно квалифициране</w:t>
+        <w:t>4.9. CRM – Contacts и Leads с бюджетно квалифициране</w:t>
       </w:r>
     </w:p>
     <w:p>
@@ -3035,10 +3825,8 @@
       <w:r>
         <w:rPr>
           <w:rFonts w:ascii="Times New Roman" w:hAnsi="Times New Roman" w:cs="Times New Roman"/>
-          <w:sz w:val="24"/>
-          <w:szCs w:val="24"/>
-        </w:rPr>
-        <w:t xml:space="preserve">Модулите за контакти (Contacts) и потенциални клиенти (Leads) са разширени с функционалност за проследяване на бюджет:</w:t>
+        </w:rPr>
+        <w:t>Модулите за контакти (Contacts) и потенциални клиенти (Leads) са разширени с функционалност за проследяване на бюджет:</w:t>
       </w:r>
     </w:p>
     <w:p>
@@ -3055,38 +3843,32 @@
           <w:rFonts w:ascii="Times New Roman" w:hAnsi="Times New Roman" w:cs="Times New Roman"/>
           <w:b/>
           <w:bCs/>
-          <w:sz w:val="24"/>
-          <w:szCs w:val="24"/>
-        </w:rPr>
-        <w:t xml:space="preserve">Типове бюджетни стойности:</w:t>
-      </w:r>
-    </w:p>
-    <w:p>
-      <w:pPr>
-        <w:spacing w:line="240" w:lineRule="auto"/>
-        <w:ind w:right="96"/>
-      </w:pPr>
-      <w:r>
-        <w:rPr>
-          <w:rFonts w:ascii="Times New Roman" w:hAnsi="Times New Roman" w:cs="Times New Roman"/>
-          <w:sz w:val="24"/>
-          <w:szCs w:val="24"/>
-        </w:rPr>
-        <w:t xml:space="preserve">• Exact – точна сума с валута (напр. 5000 BGN)</w:t>
-      </w:r>
-    </w:p>
-    <w:p>
-      <w:pPr>
-        <w:spacing w:line="240" w:lineRule="auto"/>
-        <w:ind w:right="96"/>
-      </w:pPr>
-      <w:r>
-        <w:rPr>
-          <w:rFonts w:ascii="Times New Roman" w:hAnsi="Times New Roman" w:cs="Times New Roman"/>
-          <w:sz w:val="24"/>
-          <w:szCs w:val="24"/>
-        </w:rPr>
-        <w:t xml:space="preserve">• Range – диапазон min/max с валута (напр. 1000–5000 EUR)</w:t>
+        </w:rPr>
+        <w:t>Типове бюджетни стойности:</w:t>
+      </w:r>
+    </w:p>
+    <w:p>
+      <w:pPr>
+        <w:spacing w:line="240" w:lineRule="auto"/>
+        <w:ind w:right="96"/>
+      </w:pPr>
+      <w:r>
+        <w:rPr>
+          <w:rFonts w:ascii="Times New Roman" w:hAnsi="Times New Roman" w:cs="Times New Roman"/>
+        </w:rPr>
+        <w:t>• Exact – точна сума с валута (напр. 5000 BGN)</w:t>
+      </w:r>
+    </w:p>
+    <w:p>
+      <w:pPr>
+        <w:spacing w:line="240" w:lineRule="auto"/>
+        <w:ind w:right="96"/>
+      </w:pPr>
+      <w:r>
+        <w:rPr>
+          <w:rFonts w:ascii="Times New Roman" w:hAnsi="Times New Roman" w:cs="Times New Roman"/>
+        </w:rPr>
+        <w:t>• Range – диапазон min/max с валута (напр. 1000–5000 EUR)</w:t>
       </w:r>
     </w:p>
     <w:p>
@@ -3103,52 +3885,44 @@
           <w:rFonts w:ascii="Times New Roman" w:hAnsi="Times New Roman" w:cs="Times New Roman"/>
           <w:b/>
           <w:bCs/>
-          <w:sz w:val="24"/>
-          <w:szCs w:val="24"/>
-        </w:rPr>
-        <w:t xml:space="preserve">Интелигентен парсер на бюджет:</w:t>
-      </w:r>
-    </w:p>
-    <w:p>
-      <w:pPr>
-        <w:spacing w:line="240" w:lineRule="auto"/>
-        <w:ind w:right="96"/>
-      </w:pPr>
-      <w:r>
-        <w:rPr>
-          <w:rFonts w:ascii="Times New Roman" w:hAnsi="Times New Roman" w:cs="Times New Roman"/>
-          <w:sz w:val="24"/>
-          <w:szCs w:val="24"/>
-        </w:rPr>
-        <w:t xml:space="preserve">• Директни числа: 1000, 1,000, 1.5M, 50K, 2B</w:t>
-      </w:r>
-    </w:p>
-    <w:p>
-      <w:pPr>
-        <w:spacing w:line="240" w:lineRule="auto"/>
-        <w:ind w:right="96"/>
-      </w:pPr>
-      <w:r>
-        <w:rPr>
-          <w:rFonts w:ascii="Times New Roman" w:hAnsi="Times New Roman" w:cs="Times New Roman"/>
-          <w:sz w:val="24"/>
-          <w:szCs w:val="24"/>
-        </w:rPr>
-        <w:t xml:space="preserve">• Диапазони: „100 до 500", „100-500", „100k – 1m"</w:t>
-      </w:r>
-    </w:p>
-    <w:p>
-      <w:pPr>
-        <w:spacing w:line="240" w:lineRule="auto"/>
-        <w:ind w:right="96"/>
-      </w:pPr>
-      <w:r>
-        <w:rPr>
-          <w:rFonts w:ascii="Times New Roman" w:hAnsi="Times New Roman" w:cs="Times New Roman"/>
-          <w:sz w:val="24"/>
-          <w:szCs w:val="24"/>
-        </w:rPr>
-        <w:t xml:space="preserve">• Относителни стойности: „под 1000", „над 5000", „1000+"</w:t>
+        </w:rPr>
+        <w:t>Интелигентен парсер на бюджет:</w:t>
+      </w:r>
+    </w:p>
+    <w:p>
+      <w:pPr>
+        <w:spacing w:line="240" w:lineRule="auto"/>
+        <w:ind w:right="96"/>
+      </w:pPr>
+      <w:r>
+        <w:rPr>
+          <w:rFonts w:ascii="Times New Roman" w:hAnsi="Times New Roman" w:cs="Times New Roman"/>
+        </w:rPr>
+        <w:t>• Директни числа: 1000, 1,000, 1.5M, 50K, 2B</w:t>
+      </w:r>
+    </w:p>
+    <w:p>
+      <w:pPr>
+        <w:spacing w:line="240" w:lineRule="auto"/>
+        <w:ind w:right="96"/>
+      </w:pPr>
+      <w:r>
+        <w:rPr>
+          <w:rFonts w:ascii="Times New Roman" w:hAnsi="Times New Roman" w:cs="Times New Roman"/>
+        </w:rPr>
+        <w:t>• Диапазони: „100 до 500", „100-500", „100k – 1m"</w:t>
+      </w:r>
+    </w:p>
+    <w:p>
+      <w:pPr>
+        <w:spacing w:line="240" w:lineRule="auto"/>
+        <w:ind w:right="96"/>
+      </w:pPr>
+      <w:r>
+        <w:rPr>
+          <w:rFonts w:ascii="Times New Roman" w:hAnsi="Times New Roman" w:cs="Times New Roman"/>
+        </w:rPr>
+        <w:t>• Относителни стойности: „под 1000", „над 5000", „1000+"</w:t>
       </w:r>
     </w:p>
     <w:p>
@@ -3163,10 +3937,8 @@
       <w:r>
         <w:rPr>
           <w:rFonts w:ascii="Times New Roman" w:hAnsi="Times New Roman" w:cs="Times New Roman"/>
-          <w:sz w:val="24"/>
-          <w:szCs w:val="24"/>
-        </w:rPr>
-        <w:t xml:space="preserve">Бюджетните данни се попълват автоматично от widget форми или ръчно и служат за квалификация на потенциалните клиенти.</w:t>
+        </w:rPr>
+        <w:t>Бюджетните данни се попълват автоматично от widget форми или ръчно и служат за квалификация на потенциалните клиенти.</w:t>
       </w:r>
     </w:p>
     <w:p>
@@ -3186,7 +3958,7 @@
           <w:sz w:val="26"/>
           <w:szCs w:val="26"/>
         </w:rPr>
-        <w:t xml:space="preserve">4.10. Заключение</w:t>
+        <w:t>4.10. Заключение</w:t>
       </w:r>
     </w:p>
     <w:p>
@@ -3196,85 +3968,106 @@
       <w:r>
         <w:rPr>
           <w:rFonts w:ascii="Times New Roman" w:hAnsi="Times New Roman" w:cs="Times New Roman"/>
-          <w:sz w:val="24"/>
-          <w:szCs w:val="24"/>
-        </w:rPr>
-        <w:t xml:space="preserve">Financely предоставя цялостна система за автоматизация на финансовите процеси – от първоначален интерес (lead) до финално фактуриране и анализиране. Чрез използването на съвременни технологии, AI генерация, визуални редактори и cloud инфраструктура платформата предлага:</w:t>
-      </w:r>
-    </w:p>
-    <w:p>
-      <w:pPr>
-        <w:spacing w:line="240" w:lineRule="auto"/>
-      </w:pPr>
-    </w:p>
-    <w:p>
-      <w:pPr>
-        <w:spacing w:line="240" w:lineRule="auto"/>
-        <w:ind w:right="96"/>
-      </w:pPr>
-      <w:r>
-        <w:rPr>
-          <w:rFonts w:ascii="Times New Roman" w:hAnsi="Times New Roman" w:cs="Times New Roman"/>
-          <w:sz w:val="24"/>
-          <w:szCs w:val="24"/>
-        </w:rPr>
-        <w:t xml:space="preserve">• ускоряване на работните процеси;</w:t>
-      </w:r>
-    </w:p>
-    <w:p>
-      <w:pPr>
-        <w:spacing w:line="240" w:lineRule="auto"/>
-        <w:ind w:right="96"/>
-      </w:pPr>
-      <w:r>
-        <w:rPr>
-          <w:rFonts w:ascii="Times New Roman" w:hAnsi="Times New Roman" w:cs="Times New Roman"/>
-          <w:sz w:val="24"/>
-          <w:szCs w:val="24"/>
-        </w:rPr>
-        <w:t xml:space="preserve">• намаляване на човешките грешки;</w:t>
-      </w:r>
-    </w:p>
-    <w:p>
-      <w:pPr>
-        <w:spacing w:line="240" w:lineRule="auto"/>
-        <w:ind w:right="96"/>
-      </w:pPr>
-      <w:r>
-        <w:rPr>
-          <w:rFonts w:ascii="Times New Roman" w:hAnsi="Times New Roman" w:cs="Times New Roman"/>
-          <w:sz w:val="24"/>
-          <w:szCs w:val="24"/>
-        </w:rPr>
-        <w:t xml:space="preserve">• централизация на данните;</w:t>
-      </w:r>
-    </w:p>
-    <w:p>
-      <w:pPr>
-        <w:spacing w:line="240" w:lineRule="auto"/>
-        <w:ind w:right="96"/>
-      </w:pPr>
-      <w:r>
-        <w:rPr>
-          <w:rFonts w:ascii="Times New Roman" w:hAnsi="Times New Roman" w:cs="Times New Roman"/>
-          <w:sz w:val="24"/>
-          <w:szCs w:val="24"/>
-        </w:rPr>
-        <w:t xml:space="preserve">• подобрена ефективност на малките и средни бизнеси;</w:t>
-      </w:r>
-    </w:p>
-    <w:p>
-      <w:pPr>
-        <w:spacing w:line="240" w:lineRule="auto"/>
-        <w:ind w:right="96"/>
-      </w:pPr>
-      <w:r>
-        <w:rPr>
-          <w:rFonts w:ascii="Times New Roman" w:hAnsi="Times New Roman" w:cs="Times New Roman"/>
-          <w:sz w:val="24"/>
-          <w:szCs w:val="24"/>
-        </w:rPr>
-        <w:t xml:space="preserve">• съответствие с регулаторни изисквания.</w:t>
+        </w:rPr>
+        <w:lastRenderedPageBreak/>
+        <w:t>Financely предоставя цялостна система за автоматизация на финансовите процеси – от първоначален интерес (lead) до финално фактуриране и анализиране. Чрез използването на съвременни технологии, AI генерация, визуални редактори и cloud инфраструктура платформата предлага:</w:t>
+      </w:r>
+    </w:p>
+    <w:p>
+      <w:pPr>
+        <w:spacing w:line="240" w:lineRule="auto"/>
+      </w:pPr>
+    </w:p>
+    <w:p>
+      <w:pPr>
+        <w:spacing w:line="240" w:lineRule="auto"/>
+        <w:ind w:right="96"/>
+      </w:pPr>
+      <w:r>
+        <w:rPr>
+          <w:rFonts w:ascii="Times New Roman" w:hAnsi="Times New Roman" w:cs="Times New Roman"/>
+        </w:rPr>
+        <w:t xml:space="preserve">• ускоряване на работните </w:t>
+      </w:r>
+      <w:proofErr w:type="gramStart"/>
+      <w:r>
+        <w:rPr>
+          <w:rFonts w:ascii="Times New Roman" w:hAnsi="Times New Roman" w:cs="Times New Roman"/>
+        </w:rPr>
+        <w:t>процеси;</w:t>
+      </w:r>
+      <w:proofErr w:type="gramEnd"/>
+    </w:p>
+    <w:p>
+      <w:pPr>
+        <w:spacing w:line="240" w:lineRule="auto"/>
+        <w:ind w:right="96"/>
+      </w:pPr>
+      <w:r>
+        <w:rPr>
+          <w:rFonts w:ascii="Times New Roman" w:hAnsi="Times New Roman" w:cs="Times New Roman"/>
+        </w:rPr>
+        <w:t xml:space="preserve">• намаляване на човешките </w:t>
+      </w:r>
+      <w:proofErr w:type="gramStart"/>
+      <w:r>
+        <w:rPr>
+          <w:rFonts w:ascii="Times New Roman" w:hAnsi="Times New Roman" w:cs="Times New Roman"/>
+        </w:rPr>
+        <w:t>грешки;</w:t>
+      </w:r>
+      <w:proofErr w:type="gramEnd"/>
+    </w:p>
+    <w:p>
+      <w:pPr>
+        <w:spacing w:line="240" w:lineRule="auto"/>
+        <w:ind w:right="96"/>
+      </w:pPr>
+      <w:r>
+        <w:rPr>
+          <w:rFonts w:ascii="Times New Roman" w:hAnsi="Times New Roman" w:cs="Times New Roman"/>
+        </w:rPr>
+        <w:t xml:space="preserve">• централизация на </w:t>
+      </w:r>
+      <w:proofErr w:type="gramStart"/>
+      <w:r>
+        <w:rPr>
+          <w:rFonts w:ascii="Times New Roman" w:hAnsi="Times New Roman" w:cs="Times New Roman"/>
+        </w:rPr>
+        <w:t>данните;</w:t>
+      </w:r>
+      <w:proofErr w:type="gramEnd"/>
+    </w:p>
+    <w:p>
+      <w:pPr>
+        <w:spacing w:line="240" w:lineRule="auto"/>
+        <w:ind w:right="96"/>
+      </w:pPr>
+      <w:r>
+        <w:rPr>
+          <w:rFonts w:ascii="Times New Roman" w:hAnsi="Times New Roman" w:cs="Times New Roman"/>
+        </w:rPr>
+        <w:t xml:space="preserve">• подобрена ефективност на малките и средни </w:t>
+      </w:r>
+      <w:proofErr w:type="gramStart"/>
+      <w:r>
+        <w:rPr>
+          <w:rFonts w:ascii="Times New Roman" w:hAnsi="Times New Roman" w:cs="Times New Roman"/>
+        </w:rPr>
+        <w:t>бизнеси;</w:t>
+      </w:r>
+      <w:proofErr w:type="gramEnd"/>
+    </w:p>
+    <w:p>
+      <w:pPr>
+        <w:spacing w:line="240" w:lineRule="auto"/>
+        <w:ind w:right="96"/>
+      </w:pPr>
+      <w:r>
+        <w:rPr>
+          <w:rFonts w:ascii="Times New Roman" w:hAnsi="Times New Roman" w:cs="Times New Roman"/>
+        </w:rPr>
+        <w:t>• съответствие с регулаторни изисквания.</w:t>
       </w:r>
     </w:p>
     <w:p>
@@ -3291,85 +4084,106 @@
           <w:rFonts w:ascii="Times New Roman" w:hAnsi="Times New Roman" w:cs="Times New Roman"/>
           <w:b/>
           <w:bCs/>
-          <w:sz w:val="24"/>
-          <w:szCs w:val="24"/>
-        </w:rPr>
-        <w:t xml:space="preserve">Възможности за развитие:</w:t>
-      </w:r>
-    </w:p>
-    <w:p>
-      <w:pPr>
-        <w:spacing w:line="240" w:lineRule="auto"/>
-        <w:ind w:right="96"/>
-      </w:pPr>
-      <w:r>
-        <w:rPr>
-          <w:rFonts w:ascii="Times New Roman" w:hAnsi="Times New Roman" w:cs="Times New Roman"/>
-          <w:sz w:val="24"/>
-          <w:szCs w:val="24"/>
-        </w:rPr>
-        <w:t xml:space="preserve">• интеграция с платежни системи (Stripe, PayPal);</w:t>
-      </w:r>
-    </w:p>
-    <w:p>
-      <w:pPr>
-        <w:spacing w:line="240" w:lineRule="auto"/>
-        <w:ind w:right="96"/>
-      </w:pPr>
-      <w:r>
-        <w:rPr>
-          <w:rFonts w:ascii="Times New Roman" w:hAnsi="Times New Roman" w:cs="Times New Roman"/>
-          <w:sz w:val="24"/>
-          <w:szCs w:val="24"/>
-        </w:rPr>
-        <w:t xml:space="preserve">• разширени ERP модули;</w:t>
-      </w:r>
-    </w:p>
-    <w:p>
-      <w:pPr>
-        <w:spacing w:line="240" w:lineRule="auto"/>
-        <w:ind w:right="96"/>
-      </w:pPr>
-      <w:r>
-        <w:rPr>
-          <w:rFonts w:ascii="Times New Roman" w:hAnsi="Times New Roman" w:cs="Times New Roman"/>
-          <w:sz w:val="24"/>
-          <w:szCs w:val="24"/>
-        </w:rPr>
-        <w:t xml:space="preserve">• мобилно приложение;</w:t>
-      </w:r>
-    </w:p>
-    <w:p>
-      <w:pPr>
-        <w:spacing w:line="240" w:lineRule="auto"/>
-        <w:ind w:right="96"/>
-      </w:pPr>
-      <w:r>
-        <w:rPr>
-          <w:rFonts w:ascii="Times New Roman" w:hAnsi="Times New Roman" w:cs="Times New Roman"/>
-          <w:sz w:val="24"/>
-          <w:szCs w:val="24"/>
-        </w:rPr>
-        <w:t xml:space="preserve">• нови AI модели и шаблони;</w:t>
-      </w:r>
-    </w:p>
-    <w:p>
-      <w:pPr>
-        <w:spacing w:line="240" w:lineRule="auto"/>
-        <w:ind w:right="96"/>
-      </w:pPr>
-      <w:r>
-        <w:rPr>
-          <w:rFonts w:ascii="Times New Roman" w:hAnsi="Times New Roman" w:cs="Times New Roman"/>
-          <w:sz w:val="24"/>
-          <w:szCs w:val="24"/>
-        </w:rPr>
-        <w:t xml:space="preserve">• разширени анализи, прогнози и автоматични препоръки.</w:t>
+        </w:rPr>
+        <w:t>Възможности за развитие:</w:t>
+      </w:r>
+    </w:p>
+    <w:p>
+      <w:pPr>
+        <w:spacing w:line="240" w:lineRule="auto"/>
+        <w:ind w:right="96"/>
+      </w:pPr>
+      <w:r>
+        <w:rPr>
+          <w:rFonts w:ascii="Times New Roman" w:hAnsi="Times New Roman" w:cs="Times New Roman"/>
+        </w:rPr>
+        <w:t>• интеграция с платежни системи (Stripe, PayPal</w:t>
+      </w:r>
+      <w:proofErr w:type="gramStart"/>
+      <w:r>
+        <w:rPr>
+          <w:rFonts w:ascii="Times New Roman" w:hAnsi="Times New Roman" w:cs="Times New Roman"/>
+        </w:rPr>
+        <w:t>);</w:t>
+      </w:r>
+      <w:proofErr w:type="gramEnd"/>
+    </w:p>
+    <w:p>
+      <w:pPr>
+        <w:spacing w:line="240" w:lineRule="auto"/>
+        <w:ind w:right="96"/>
+      </w:pPr>
+      <w:r>
+        <w:rPr>
+          <w:rFonts w:ascii="Times New Roman" w:hAnsi="Times New Roman" w:cs="Times New Roman"/>
+        </w:rPr>
+        <w:t xml:space="preserve">• разширени ERP </w:t>
+      </w:r>
+      <w:proofErr w:type="gramStart"/>
+      <w:r>
+        <w:rPr>
+          <w:rFonts w:ascii="Times New Roman" w:hAnsi="Times New Roman" w:cs="Times New Roman"/>
+        </w:rPr>
+        <w:t>модули;</w:t>
+      </w:r>
+      <w:proofErr w:type="gramEnd"/>
+    </w:p>
+    <w:p>
+      <w:pPr>
+        <w:spacing w:line="240" w:lineRule="auto"/>
+        <w:ind w:right="96"/>
+      </w:pPr>
+      <w:r>
+        <w:rPr>
+          <w:rFonts w:ascii="Times New Roman" w:hAnsi="Times New Roman" w:cs="Times New Roman"/>
+        </w:rPr>
+        <w:t xml:space="preserve">• мобилно </w:t>
+      </w:r>
+      <w:proofErr w:type="gramStart"/>
+      <w:r>
+        <w:rPr>
+          <w:rFonts w:ascii="Times New Roman" w:hAnsi="Times New Roman" w:cs="Times New Roman"/>
+        </w:rPr>
+        <w:t>приложение;</w:t>
+      </w:r>
+      <w:proofErr w:type="gramEnd"/>
+    </w:p>
+    <w:p>
+      <w:pPr>
+        <w:spacing w:line="240" w:lineRule="auto"/>
+        <w:ind w:right="96"/>
+      </w:pPr>
+      <w:r>
+        <w:rPr>
+          <w:rFonts w:ascii="Times New Roman" w:hAnsi="Times New Roman" w:cs="Times New Roman"/>
+        </w:rPr>
+        <w:t xml:space="preserve">• нови AI модели и </w:t>
+      </w:r>
+      <w:proofErr w:type="gramStart"/>
+      <w:r>
+        <w:rPr>
+          <w:rFonts w:ascii="Times New Roman" w:hAnsi="Times New Roman" w:cs="Times New Roman"/>
+        </w:rPr>
+        <w:t>шаблони;</w:t>
+      </w:r>
+      <w:proofErr w:type="gramEnd"/>
+    </w:p>
+    <w:p>
+      <w:pPr>
+        <w:spacing w:line="240" w:lineRule="auto"/>
+        <w:ind w:right="96"/>
+      </w:pPr>
+      <w:r>
+        <w:rPr>
+          <w:rFonts w:ascii="Times New Roman" w:hAnsi="Times New Roman" w:cs="Times New Roman"/>
+        </w:rPr>
+        <w:t>• разширени анализи, прогнози и автоматични препоръки.</w:t>
       </w:r>
     </w:p>
     <w:sectPr>
       <w:pgSz w:w="12240" w:h="15840"/>
       <w:pgMar w:top="1440" w:right="1440" w:bottom="1440" w:left="1440" w:header="720" w:footer="720" w:gutter="0"/>
+      <w:cols w:space="720"/>
     </w:sectPr>
   </w:body>
 </w:document>
@@ -6139,17 +6953,17 @@
     <w:lsdException w:name="Unresolved Mention" w:semiHidden="1" w:unhideWhenUsed="1"/>
     <w:lsdException w:name="Smart Link" w:semiHidden="1" w:unhideWhenUsed="1"/>
   </w:latentStyles>
-  <w:style w:type="paragraph" w:default="1" w:styleId="a">
+  <w:style w:type="paragraph" w:default="1" w:styleId="Normal">
     <w:name w:val="Normal"/>
     <w:qFormat/>
   </w:style>
-  <w:style w:type="character" w:default="1" w:styleId="a0">
+  <w:style w:type="character" w:default="1" w:styleId="DefaultParagraphFont">
     <w:name w:val="Default Paragraph Font"/>
     <w:uiPriority w:val="1"/>
     <w:semiHidden/>
     <w:unhideWhenUsed/>
   </w:style>
-  <w:style w:type="table" w:default="1" w:styleId="a1">
+  <w:style w:type="table" w:default="1" w:styleId="TableNormal">
     <w:name w:val="Normal Table"/>
     <w:uiPriority w:val="99"/>
     <w:semiHidden/>
@@ -6164,15 +6978,15 @@
       </w:tblCellMar>
     </w:tblPr>
   </w:style>
-  <w:style w:type="numbering" w:default="1" w:styleId="a2">
+  <w:style w:type="numbering" w:default="1" w:styleId="NoList">
     <w:name w:val="No List"/>
     <w:uiPriority w:val="99"/>
     <w:semiHidden/>
     <w:unhideWhenUsed/>
   </w:style>
-  <w:style w:type="paragraph" w:styleId="a3">
+  <w:style w:type="paragraph" w:styleId="NormalWeb">
     <w:name w:val="Normal (Web)"/>
-    <w:basedOn w:val="a"/>
+    <w:basedOn w:val="Normal"/>
     <w:uiPriority w:val="99"/>
     <w:rsid w:val="00FE0D30"/>
     <w:pPr>
@@ -6184,9 +6998,9 @@
       <w:lang w:val="bg-BG" w:eastAsia="bg-BG"/>
     </w:rPr>
   </w:style>
-  <w:style w:type="character" w:styleId="a4">
+  <w:style w:type="character" w:styleId="Hyperlink">
     <w:name w:val="Hyperlink"/>
-    <w:basedOn w:val="a0"/>
+    <w:basedOn w:val="DefaultParagraphFont"/>
     <w:uiPriority w:val="99"/>
     <w:unhideWhenUsed/>
     <w:rsid w:val="00FE0D30"/>
@@ -6195,9 +7009,9 @@
       <w:u w:val="single"/>
     </w:rPr>
   </w:style>
-  <w:style w:type="character" w:styleId="a5">
+  <w:style w:type="character" w:styleId="UnresolvedMention">
     <w:name w:val="Unresolved Mention"/>
-    <w:basedOn w:val="a0"/>
+    <w:basedOn w:val="DefaultParagraphFont"/>
     <w:uiPriority w:val="99"/>
     <w:semiHidden/>
     <w:unhideWhenUsed/>
@@ -6207,9 +7021,9 @@
       <w:shd w:val="clear" w:color="auto" w:fill="E1DFDD"/>
     </w:rPr>
   </w:style>
-  <w:style w:type="paragraph" w:styleId="a6">
+  <w:style w:type="paragraph" w:styleId="ListParagraph">
     <w:name w:val="List Paragraph"/>
-    <w:basedOn w:val="a"/>
+    <w:basedOn w:val="Normal"/>
     <w:uiPriority w:val="34"/>
     <w:qFormat/>
     <w:rsid w:val="00720715"/>
@@ -6218,9 +7032,9 @@
       <w:contextualSpacing/>
     </w:pPr>
   </w:style>
-  <w:style w:type="character" w:styleId="a7">
+  <w:style w:type="character" w:styleId="FollowedHyperlink">
     <w:name w:val="FollowedHyperlink"/>
-    <w:basedOn w:val="a0"/>
+    <w:basedOn w:val="DefaultParagraphFont"/>
     <w:uiPriority w:val="99"/>
     <w:semiHidden/>
     <w:unhideWhenUsed/>
